--- a/doc/Read_me2.docx
+++ b/doc/Read_me2.docx
@@ -1,6 +1,6 @@
 
 <file path=word/document.xml><?xml version="1.0" encoding="utf-8"?>
-<w:document xmlns:o="urn:schemas-microsoft-com:office:office" xmlns:r="http://schemas.openxmlformats.org/officeDocument/2006/relationships" xmlns:v="urn:schemas-microsoft-com:vml" xmlns:w="http://schemas.openxmlformats.org/wordprocessingml/2006/main" xmlns:w10="urn:schemas-microsoft-com:office:word" xmlns:wp="http://schemas.openxmlformats.org/drawingml/2006/wordprocessingDrawing" xmlns:wps="http://schemas.microsoft.com/office/word/2010/wordprocessingShape" xmlns:wpg="http://schemas.microsoft.com/office/word/2010/wordprocessingGroup" xmlns:mc="http://schemas.openxmlformats.org/markup-compatibility/2006" xmlns:wp14="http://schemas.microsoft.com/office/word/2010/wordprocessingDrawing" xmlns:w14="http://schemas.microsoft.com/office/word/2010/wordml" xmlns:w15="http://schemas.microsoft.com/office/word/2012/wordml" mc:Ignorable="w14 wp14 w15">
+<w:document xmlns:o="urn:schemas-microsoft-com:office:office" xmlns:r="http://schemas.openxmlformats.org/officeDocument/2006/relationships" xmlns:v="urn:schemas-microsoft-com:vml" xmlns:w="http://schemas.openxmlformats.org/wordprocessingml/2006/main" xmlns:w10="urn:schemas-microsoft-com:office:word" xmlns:wp="http://schemas.openxmlformats.org/drawingml/2006/wordprocessingDrawing" xmlns:pic="http://schemas.openxmlformats.org/drawingml/2006/picture" xmlns:wps="http://schemas.microsoft.com/office/word/2010/wordprocessingShape" xmlns:wpg="http://schemas.microsoft.com/office/word/2010/wordprocessingGroup" xmlns:mc="http://schemas.openxmlformats.org/markup-compatibility/2006" xmlns:wp14="http://schemas.microsoft.com/office/word/2010/wordprocessingDrawing" xmlns:w14="http://schemas.microsoft.com/office/word/2010/wordml" xmlns:w15="http://schemas.microsoft.com/office/word/2012/wordml" mc:Ignorable="w14 wp14 w15">
   <w:body>
     <w:p>
       <w:pPr>
@@ -23,11 +23,7 @@
       </w:pPr>
       <w:r>
         <w:rPr/>
-        <w:t>К</w:t>
-      </w:r>
-      <w:r>
-        <w:rPr/>
-        <w:t>ак это сделать? в Chrome</w:t>
+        <w:t>Как это сделать? в Chrome</w:t>
       </w:r>
     </w:p>
     <w:p>
@@ -2372,6 +2368,1843 @@
       <w:r>
         <w:rPr/>
         <w:t>Начни с встроенного FPS-счётчика — это даст тебе объективные цифры для сравнения! 📊</w:t>
+      </w:r>
+    </w:p>
+    <w:p>
+      <w:pPr>
+        <w:pStyle w:val="Normal"/>
+        <w:bidi w:val="0"/>
+        <w:jc w:val="start"/>
+        <w:rPr/>
+      </w:pPr>
+      <w:r>
+        <w:rPr/>
+      </w:r>
+    </w:p>
+    <w:p>
+      <w:pPr>
+        <w:pStyle w:val="Normal"/>
+        <w:bidi w:val="0"/>
+        <w:jc w:val="start"/>
+        <w:rPr/>
+      </w:pPr>
+      <w:r>
+        <w:rPr/>
+      </w:r>
+    </w:p>
+    <w:p>
+      <w:pPr>
+        <w:pStyle w:val="Normal"/>
+        <w:bidi w:val="0"/>
+        <w:jc w:val="start"/>
+        <w:rPr/>
+      </w:pPr>
+      <w:r>
+        <w:rPr/>
+      </w:r>
+    </w:p>
+    <w:p>
+      <w:pPr>
+        <w:pStyle w:val="Normal"/>
+        <w:bidi w:val="0"/>
+        <w:jc w:val="start"/>
+        <w:rPr/>
+      </w:pPr>
+      <w:r>
+        <w:rPr/>
+      </w:r>
+    </w:p>
+    <w:p>
+      <w:pPr>
+        <w:pStyle w:val="Normal"/>
+        <w:bidi w:val="0"/>
+        <w:jc w:val="start"/>
+        <w:rPr/>
+      </w:pPr>
+      <w:r>
+        <w:rPr/>
+      </w:r>
+    </w:p>
+    <w:p>
+      <w:pPr>
+        <w:pStyle w:val="Normal"/>
+        <w:bidi w:val="0"/>
+        <w:jc w:val="start"/>
+        <w:rPr/>
+      </w:pPr>
+      <w:r>
+        <w:rPr/>
+      </w:r>
+    </w:p>
+    <w:p>
+      <w:pPr>
+        <w:pStyle w:val="Normal"/>
+        <w:bidi w:val="0"/>
+        <w:jc w:val="start"/>
+        <w:rPr/>
+      </w:pPr>
+      <w:r>
+        <w:rPr/>
+      </w:r>
+    </w:p>
+    <w:p>
+      <w:pPr>
+        <w:pStyle w:val="Normal"/>
+        <w:bidi w:val="0"/>
+        <w:jc w:val="start"/>
+        <w:rPr/>
+      </w:pPr>
+      <w:r>
+        <w:rPr/>
+      </w:r>
+    </w:p>
+    <w:p>
+      <w:pPr>
+        <w:pStyle w:val="Normal"/>
+        <w:bidi w:val="0"/>
+        <w:spacing w:before="0" w:after="283"/>
+        <w:jc w:val="start"/>
+        <w:rPr/>
+      </w:pPr>
+      <w:r>
+        <w:rPr/>
+      </w:r>
+    </w:p>
+    <w:p>
+      <w:pPr>
+        <w:pStyle w:val="BodyText"/>
+        <w:rPr/>
+      </w:pPr>
+      <w:r>
+        <w:rPr/>
+        <w:t>Отличная идея! Давай разберём и "причешем" алгоритм. В целом ты мыслишь в правильном направлении, но есть несколько нюансов, которые стоит уточнить.</w:t>
+      </w:r>
+    </w:p>
+    <w:p>
+      <w:pPr>
+        <w:pStyle w:val="Style16"/>
+        <w:rPr/>
+      </w:pPr>
+      <w:r>
+        <w:rPr/>
+      </w:r>
+    </w:p>
+    <w:p>
+      <w:pPr>
+        <w:pStyle w:val="Heading2"/>
+        <w:ind w:hanging="0" w:start="0"/>
+        <w:rPr/>
+      </w:pPr>
+      <w:r>
+        <w:rPr/>
+        <w:t xml:space="preserve">📐 </w:t>
+      </w:r>
+      <w:r>
+        <w:rPr/>
+        <w:t>Терминология (предлагаемые уточнения)</w:t>
+      </w:r>
+    </w:p>
+    <w:tbl>
+      <w:tblPr>
+        <w:tblW w:w="5000" w:type="pct"/>
+        <w:jc w:val="start"/>
+        <w:tblInd w:w="-5" w:type="dxa"/>
+        <w:tblLayout w:type="fixed"/>
+        <w:tblCellMar>
+          <w:top w:w="55" w:type="dxa"/>
+          <w:start w:w="55" w:type="dxa"/>
+          <w:bottom w:w="55" w:type="dxa"/>
+          <w:end w:w="55" w:type="dxa"/>
+        </w:tblCellMar>
+      </w:tblPr>
+      <w:tblGrid>
+        <w:gridCol w:w="3212"/>
+        <w:gridCol w:w="3213"/>
+        <w:gridCol w:w="3213"/>
+      </w:tblGrid>
+      <w:tr>
+        <w:trPr>
+          <w:tblHeader w:val="true"/>
+        </w:trPr>
+        <w:tc>
+          <w:tcPr>
+            <w:tcW w:w="3212" w:type="dxa"/>
+            <w:tcBorders>
+              <w:top w:val="single" w:sz="4" w:space="0" w:color="000000"/>
+              <w:start w:val="single" w:sz="4" w:space="0" w:color="000000"/>
+              <w:bottom w:val="single" w:sz="4" w:space="0" w:color="000000"/>
+            </w:tcBorders>
+          </w:tcPr>
+          <w:p>
+            <w:pPr>
+              <w:pStyle w:val="Style18"/>
+              <w:jc w:val="start"/>
+              <w:rPr/>
+            </w:pPr>
+            <w:r>
+              <w:rPr/>
+              <w:t>Твой термин</w:t>
+            </w:r>
+          </w:p>
+        </w:tc>
+        <w:tc>
+          <w:tcPr>
+            <w:tcW w:w="3213" w:type="dxa"/>
+            <w:tcBorders>
+              <w:top w:val="single" w:sz="4" w:space="0" w:color="000000"/>
+              <w:start w:val="single" w:sz="4" w:space="0" w:color="000000"/>
+              <w:bottom w:val="single" w:sz="4" w:space="0" w:color="000000"/>
+            </w:tcBorders>
+          </w:tcPr>
+          <w:p>
+            <w:pPr>
+              <w:pStyle w:val="Style18"/>
+              <w:jc w:val="start"/>
+              <w:rPr/>
+            </w:pPr>
+            <w:r>
+              <w:rPr/>
+              <w:t>Предлагаемый термин</w:t>
+            </w:r>
+          </w:p>
+        </w:tc>
+        <w:tc>
+          <w:tcPr>
+            <w:tcW w:w="3213" w:type="dxa"/>
+            <w:tcBorders>
+              <w:top w:val="single" w:sz="4" w:space="0" w:color="000000"/>
+              <w:start w:val="single" w:sz="4" w:space="0" w:color="000000"/>
+              <w:bottom w:val="single" w:sz="4" w:space="0" w:color="000000"/>
+              <w:end w:val="single" w:sz="4" w:space="0" w:color="000000"/>
+            </w:tcBorders>
+          </w:tcPr>
+          <w:p>
+            <w:pPr>
+              <w:pStyle w:val="Style18"/>
+              <w:jc w:val="start"/>
+              <w:rPr/>
+            </w:pPr>
+            <w:r>
+              <w:rPr/>
+              <w:t>Почему</w:t>
+            </w:r>
+          </w:p>
+        </w:tc>
+      </w:tr>
+      <w:tr>
+        <w:trPr/>
+        <w:tc>
+          <w:tcPr>
+            <w:tcW w:w="3212" w:type="dxa"/>
+            <w:tcBorders>
+              <w:start w:val="single" w:sz="4" w:space="0" w:color="000000"/>
+              <w:bottom w:val="single" w:sz="4" w:space="0" w:color="000000"/>
+            </w:tcBorders>
+          </w:tcPr>
+          <w:p>
+            <w:pPr>
+              <w:pStyle w:val="Style17"/>
+              <w:jc w:val="start"/>
+              <w:rPr/>
+            </w:pPr>
+            <w:r>
+              <w:rPr/>
+              <w:t>"Створ"</w:t>
+            </w:r>
+          </w:p>
+        </w:tc>
+        <w:tc>
+          <w:tcPr>
+            <w:tcW w:w="3213" w:type="dxa"/>
+            <w:tcBorders>
+              <w:start w:val="single" w:sz="4" w:space="0" w:color="000000"/>
+              <w:bottom w:val="single" w:sz="4" w:space="0" w:color="000000"/>
+            </w:tcBorders>
+          </w:tcPr>
+          <w:p>
+            <w:pPr>
+              <w:pStyle w:val="Style17"/>
+              <w:rPr/>
+            </w:pPr>
+            <w:r>
+              <w:rPr>
+                <w:b/>
+              </w:rPr>
+              <w:t>"Гейт" (gate)</w:t>
+            </w:r>
+            <w:r>
+              <w:rPr/>
+              <w:t xml:space="preserve"> или </w:t>
+            </w:r>
+            <w:r>
+              <w:rPr>
+                <w:b/>
+              </w:rPr>
+              <w:t>"ворота"</w:t>
+            </w:r>
+          </w:p>
+        </w:tc>
+        <w:tc>
+          <w:tcPr>
+            <w:tcW w:w="3213" w:type="dxa"/>
+            <w:tcBorders>
+              <w:start w:val="single" w:sz="4" w:space="0" w:color="000000"/>
+              <w:bottom w:val="single" w:sz="4" w:space="0" w:color="000000"/>
+              <w:end w:val="single" w:sz="4" w:space="0" w:color="000000"/>
+            </w:tcBorders>
+          </w:tcPr>
+          <w:p>
+            <w:pPr>
+              <w:pStyle w:val="Style17"/>
+              <w:jc w:val="start"/>
+              <w:rPr/>
+            </w:pPr>
+            <w:r>
+              <w:rPr/>
+              <w:t>В бильярдной терминологии "створ" — это щель между шарами, через которую можно пройти. "Гейт" — более универсально.</w:t>
+            </w:r>
+          </w:p>
+        </w:tc>
+      </w:tr>
+      <w:tr>
+        <w:trPr/>
+        <w:tc>
+          <w:tcPr>
+            <w:tcW w:w="3212" w:type="dxa"/>
+            <w:tcBorders>
+              <w:start w:val="single" w:sz="4" w:space="0" w:color="000000"/>
+              <w:bottom w:val="single" w:sz="4" w:space="0" w:color="000000"/>
+            </w:tcBorders>
+          </w:tcPr>
+          <w:p>
+            <w:pPr>
+              <w:pStyle w:val="Style17"/>
+              <w:jc w:val="start"/>
+              <w:rPr/>
+            </w:pPr>
+            <w:r>
+              <w:rPr/>
+              <w:t>"Трасса"</w:t>
+            </w:r>
+          </w:p>
+        </w:tc>
+        <w:tc>
+          <w:tcPr>
+            <w:tcW w:w="3213" w:type="dxa"/>
+            <w:tcBorders>
+              <w:start w:val="single" w:sz="4" w:space="0" w:color="000000"/>
+              <w:bottom w:val="single" w:sz="4" w:space="0" w:color="000000"/>
+            </w:tcBorders>
+          </w:tcPr>
+          <w:p>
+            <w:pPr>
+              <w:pStyle w:val="Style17"/>
+              <w:rPr/>
+            </w:pPr>
+            <w:r>
+              <w:rPr>
+                <w:b/>
+              </w:rPr>
+              <w:t>"Траектория"</w:t>
+            </w:r>
+            <w:r>
+              <w:rPr/>
+              <w:t xml:space="preserve"> или </w:t>
+            </w:r>
+            <w:r>
+              <w:rPr>
+                <w:b/>
+              </w:rPr>
+              <w:t>"линия удара"</w:t>
+            </w:r>
+          </w:p>
+        </w:tc>
+        <w:tc>
+          <w:tcPr>
+            <w:tcW w:w="3213" w:type="dxa"/>
+            <w:tcBorders>
+              <w:start w:val="single" w:sz="4" w:space="0" w:color="000000"/>
+              <w:bottom w:val="single" w:sz="4" w:space="0" w:color="000000"/>
+              <w:end w:val="single" w:sz="4" w:space="0" w:color="000000"/>
+            </w:tcBorders>
+          </w:tcPr>
+          <w:p>
+            <w:pPr>
+              <w:pStyle w:val="Style17"/>
+              <w:jc w:val="start"/>
+              <w:rPr/>
+            </w:pPr>
+            <w:r>
+              <w:rPr/>
+              <w:t>"Трасса" — это путь, а нам нужна именно геометрическая линия.</w:t>
+            </w:r>
+          </w:p>
+        </w:tc>
+      </w:tr>
+      <w:tr>
+        <w:trPr/>
+        <w:tc>
+          <w:tcPr>
+            <w:tcW w:w="3212" w:type="dxa"/>
+            <w:tcBorders>
+              <w:start w:val="single" w:sz="4" w:space="0" w:color="000000"/>
+              <w:bottom w:val="single" w:sz="4" w:space="0" w:color="000000"/>
+            </w:tcBorders>
+          </w:tcPr>
+          <w:p>
+            <w:pPr>
+              <w:pStyle w:val="Style17"/>
+              <w:jc w:val="start"/>
+              <w:rPr/>
+            </w:pPr>
+            <w:r>
+              <w:rPr/>
+              <w:t>"Окружности безопасности"</w:t>
+            </w:r>
+          </w:p>
+        </w:tc>
+        <w:tc>
+          <w:tcPr>
+            <w:tcW w:w="3213" w:type="dxa"/>
+            <w:tcBorders>
+              <w:start w:val="single" w:sz="4" w:space="0" w:color="000000"/>
+              <w:bottom w:val="single" w:sz="4" w:space="0" w:color="000000"/>
+            </w:tcBorders>
+          </w:tcPr>
+          <w:p>
+            <w:pPr>
+              <w:pStyle w:val="Style17"/>
+              <w:rPr/>
+            </w:pPr>
+            <w:r>
+              <w:rPr>
+                <w:b/>
+              </w:rPr>
+              <w:t>"Буферные зоны"</w:t>
+            </w:r>
+            <w:r>
+              <w:rPr/>
+              <w:t xml:space="preserve"> или </w:t>
+            </w:r>
+            <w:r>
+              <w:rPr>
+                <w:b/>
+              </w:rPr>
+              <w:t>"зоны отталкивания"</w:t>
+            </w:r>
+          </w:p>
+        </w:tc>
+        <w:tc>
+          <w:tcPr>
+            <w:tcW w:w="3213" w:type="dxa"/>
+            <w:tcBorders>
+              <w:start w:val="single" w:sz="4" w:space="0" w:color="000000"/>
+              <w:bottom w:val="single" w:sz="4" w:space="0" w:color="000000"/>
+              <w:end w:val="single" w:sz="4" w:space="0" w:color="000000"/>
+            </w:tcBorders>
+          </w:tcPr>
+          <w:p>
+            <w:pPr>
+              <w:pStyle w:val="Style17"/>
+              <w:jc w:val="start"/>
+              <w:rPr/>
+            </w:pPr>
+            <w:r>
+              <w:rPr/>
+              <w:t>Это области, в которые центр битка заходить не должен.</w:t>
+            </w:r>
+          </w:p>
+        </w:tc>
+      </w:tr>
+      <w:tr>
+        <w:trPr/>
+        <w:tc>
+          <w:tcPr>
+            <w:tcW w:w="3212" w:type="dxa"/>
+            <w:tcBorders>
+              <w:start w:val="single" w:sz="4" w:space="0" w:color="000000"/>
+              <w:bottom w:val="single" w:sz="4" w:space="0" w:color="000000"/>
+            </w:tcBorders>
+          </w:tcPr>
+          <w:p>
+            <w:pPr>
+              <w:pStyle w:val="Style17"/>
+              <w:jc w:val="start"/>
+              <w:rPr/>
+            </w:pPr>
+            <w:r>
+              <w:rPr/>
+              <w:t>"Чистый проход"</w:t>
+            </w:r>
+          </w:p>
+        </w:tc>
+        <w:tc>
+          <w:tcPr>
+            <w:tcW w:w="3213" w:type="dxa"/>
+            <w:tcBorders>
+              <w:start w:val="single" w:sz="4" w:space="0" w:color="000000"/>
+              <w:bottom w:val="single" w:sz="4" w:space="0" w:color="000000"/>
+            </w:tcBorders>
+          </w:tcPr>
+          <w:p>
+            <w:pPr>
+              <w:pStyle w:val="Style17"/>
+              <w:rPr/>
+            </w:pPr>
+            <w:r>
+              <w:rPr>
+                <w:b/>
+              </w:rPr>
+              <w:t>"Свободный коридор"</w:t>
+            </w:r>
+          </w:p>
+        </w:tc>
+        <w:tc>
+          <w:tcPr>
+            <w:tcW w:w="3213" w:type="dxa"/>
+            <w:tcBorders>
+              <w:start w:val="single" w:sz="4" w:space="0" w:color="000000"/>
+              <w:bottom w:val="single" w:sz="4" w:space="0" w:color="000000"/>
+              <w:end w:val="single" w:sz="4" w:space="0" w:color="000000"/>
+            </w:tcBorders>
+          </w:tcPr>
+          <w:p>
+            <w:pPr>
+              <w:pStyle w:val="Style17"/>
+              <w:jc w:val="start"/>
+              <w:rPr/>
+            </w:pPr>
+            <w:r>
+              <w:rPr/>
+              <w:t>Подчёркивает, что это не точка, а диапазон траекторий.</w:t>
+            </w:r>
+          </w:p>
+        </w:tc>
+      </w:tr>
+    </w:tbl>
+    <w:p>
+      <w:pPr>
+        <w:pStyle w:val="BodyText"/>
+        <w:rPr/>
+      </w:pPr>
+      <w:r>
+        <w:rPr/>
+      </w:r>
+    </w:p>
+    <w:p>
+      <w:pPr>
+        <w:pStyle w:val="BodyText"/>
+        <w:bidi w:val="1"/>
+        <w:jc w:val="start"/>
+        <w:rPr/>
+      </w:pPr>
+      <w:r>
+        <w:rPr>
+          <w:color w:val="D81B60"/>
+          <w:rtl w:val="true"/>
+          <w:lang w:val="en-US"/>
+        </w:rPr>
+        <w:t>“</w:t>
+      </w:r>
+    </w:p>
+    <w:p>
+      <w:pPr>
+        <w:pStyle w:val="BodyText"/>
+        <w:bidi w:val="1"/>
+        <w:jc w:val="start"/>
+        <w:rPr>
+          <w:color w:val="D81B60"/>
+          <w:lang w:val="en-US"/>
+        </w:rPr>
+      </w:pPr>
+      <w:r>
+        <w:rPr>
+          <w:color w:val="D81B60"/>
+          <w:rtl w:val="true"/>
+          <w:lang w:val="en-US"/>
+        </w:rPr>
+      </w:r>
+    </w:p>
+    <w:p>
+      <w:pPr>
+        <w:pStyle w:val="BodyText"/>
+        <w:rPr>
+          <w:color w:val="D81B60"/>
+        </w:rPr>
+      </w:pPr>
+      <w:r>
+        <w:rPr>
+          <w:color w:val="D81B60"/>
+        </w:rPr>
+        <w:t xml:space="preserve">«лтния удара» не совсем удачный термин (у линии через точку два напрвления), </w:t>
+      </w:r>
+      <w:r>
+        <w:rPr>
+          <w:color w:val="D81B60"/>
+        </w:rPr>
+        <w:t xml:space="preserve">думаю, </w:t>
+      </w:r>
+      <w:r>
+        <w:rPr>
+          <w:color w:val="D81B60"/>
+        </w:rPr>
+        <w:t xml:space="preserve">точнее будет «луч удара» </w:t>
+      </w:r>
+      <w:r>
+        <w:rPr>
+          <w:color w:val="D81B60"/>
+        </w:rPr>
+        <w:t>(одно направление от центра битка), и ещё добавить термин «вектор удара» - направление и расстояние до точки прицеливания.</w:t>
+      </w:r>
+    </w:p>
+    <w:p>
+      <w:pPr>
+        <w:pStyle w:val="BodyText"/>
+        <w:rPr/>
+      </w:pPr>
+      <w:r>
+        <w:rPr/>
+      </w:r>
+    </w:p>
+    <w:p>
+      <w:pPr>
+        <w:pStyle w:val="Heading2"/>
+        <w:ind w:hanging="0" w:start="0"/>
+        <w:rPr/>
+      </w:pPr>
+      <w:r>
+        <w:rPr/>
+        <w:t xml:space="preserve">🎯 </w:t>
+      </w:r>
+      <w:r>
+        <w:rPr/>
+        <w:t>Уточнённый алгоритм выбора диапазона углов</w:t>
+      </w:r>
+    </w:p>
+    <w:p>
+      <w:pPr>
+        <w:pStyle w:val="Heading3"/>
+        <w:ind w:hanging="0" w:start="0"/>
+        <w:rPr/>
+      </w:pPr>
+      <w:r>
+        <w:rPr/>
+        <w:t>Шаг 1. Выбор битка</w:t>
+      </w:r>
+    </w:p>
+    <w:p>
+      <w:pPr>
+        <w:pStyle w:val="BodyText"/>
+        <w:numPr>
+          <w:ilvl w:val="0"/>
+          <w:numId w:val="2"/>
+        </w:numPr>
+        <w:tabs>
+          <w:tab w:val="clear" w:pos="709"/>
+          <w:tab w:val="left" w:pos="0" w:leader="none"/>
+        </w:tabs>
+        <w:ind w:hanging="283" w:start="709"/>
+        <w:rPr/>
+      </w:pPr>
+      <w:r>
+        <w:rPr/>
+        <w:t xml:space="preserve">Если </w:t>
+      </w:r>
+      <w:r>
+        <w:rPr>
+          <w:b/>
+        </w:rPr>
+        <w:t>чередование выключено</w:t>
+      </w:r>
+      <w:r>
+        <w:rPr/>
+        <w:t xml:space="preserve"> → перебираем все 3 камня.</w:t>
+      </w:r>
+    </w:p>
+    <w:p>
+      <w:pPr>
+        <w:pStyle w:val="BodyText"/>
+        <w:numPr>
+          <w:ilvl w:val="0"/>
+          <w:numId w:val="2"/>
+        </w:numPr>
+        <w:tabs>
+          <w:tab w:val="clear" w:pos="709"/>
+          <w:tab w:val="left" w:pos="0" w:leader="none"/>
+        </w:tabs>
+        <w:ind w:hanging="283" w:start="709"/>
+        <w:rPr/>
+      </w:pPr>
+      <w:r>
+        <w:rPr/>
+        <w:t xml:space="preserve">Если </w:t>
+      </w:r>
+      <w:r>
+        <w:rPr>
+          <w:b/>
+        </w:rPr>
+        <w:t>чередование включено</w:t>
+      </w:r>
+      <w:r>
+        <w:rPr/>
+        <w:t xml:space="preserve"> → исключаем камень, которым били в прошлом ударе. Остаётся 2 кандидата.</w:t>
+      </w:r>
+    </w:p>
+    <w:p>
+      <w:pPr>
+        <w:pStyle w:val="Heading3"/>
+        <w:numPr>
+          <w:ilvl w:val="0"/>
+          <w:numId w:val="0"/>
+        </w:numPr>
+        <w:ind w:hanging="0" w:start="0"/>
+        <w:rPr/>
+      </w:pPr>
+      <w:r>
+        <w:rPr/>
+        <w:t>Шаг 2. Формирование гейта</w:t>
+      </w:r>
+    </w:p>
+    <w:p>
+      <w:pPr>
+        <w:pStyle w:val="BodyText"/>
+        <w:rPr/>
+      </w:pPr>
+      <w:r>
+        <w:rPr/>
+        <w:t xml:space="preserve">Для выбранного битка два оставшихся камня образуют </w:t>
+      </w:r>
+      <w:r>
+        <w:rPr>
+          <w:b/>
+        </w:rPr>
+        <w:t>гейт</w:t>
+      </w:r>
+      <w:r>
+        <w:rPr/>
+        <w:t xml:space="preserve"> (A и B).</w:t>
+      </w:r>
+    </w:p>
+    <w:p>
+      <w:pPr>
+        <w:pStyle w:val="Heading3"/>
+        <w:ind w:hanging="0" w:start="0"/>
+        <w:rPr/>
+      </w:pPr>
+      <w:r>
+        <w:rPr/>
+        <w:t>Шаг 3. Центральный угол</w:t>
+      </w:r>
+    </w:p>
+    <w:p>
+      <w:pPr>
+        <w:pStyle w:val="BodyText"/>
+        <w:numPr>
+          <w:ilvl w:val="0"/>
+          <w:numId w:val="3"/>
+        </w:numPr>
+        <w:tabs>
+          <w:tab w:val="clear" w:pos="709"/>
+          <w:tab w:val="left" w:pos="0" w:leader="none"/>
+        </w:tabs>
+        <w:ind w:hanging="283" w:start="709"/>
+        <w:rPr/>
+      </w:pPr>
+      <w:r>
+        <w:rPr/>
+        <w:t xml:space="preserve">Находим </w:t>
+      </w:r>
+      <w:r>
+        <w:rPr>
+          <w:b/>
+        </w:rPr>
+        <w:t>центроид гейта</w:t>
+      </w:r>
+      <w:r>
+        <w:rPr/>
+        <w:t xml:space="preserve">: </w:t>
+      </w:r>
+      <w:r>
+        <w:rPr>
+          <w:rFonts w:ascii="Liberation Mono" w:hAnsi="Liberation Mono"/>
+        </w:rPr>
+        <w:t>G = (A + B) / 2</w:t>
+      </w:r>
+    </w:p>
+    <w:p>
+      <w:pPr>
+        <w:pStyle w:val="BodyText"/>
+        <w:numPr>
+          <w:ilvl w:val="0"/>
+          <w:numId w:val="3"/>
+        </w:numPr>
+        <w:tabs>
+          <w:tab w:val="clear" w:pos="709"/>
+          <w:tab w:val="left" w:pos="0" w:leader="none"/>
+        </w:tabs>
+        <w:ind w:hanging="283" w:start="709"/>
+        <w:rPr/>
+      </w:pPr>
+      <w:r>
+        <w:rPr/>
+        <w:t xml:space="preserve">Вычисляем </w:t>
+      </w:r>
+      <w:r>
+        <w:rPr>
+          <w:b/>
+        </w:rPr>
+        <w:t>центральный угол</w:t>
+      </w:r>
+      <w:r>
+        <w:rPr/>
+        <w:t xml:space="preserve"> </w:t>
+      </w:r>
+      <w:r>
+        <w:rPr>
+          <w:rFonts w:ascii="Liberation Mono" w:hAnsi="Liberation Mono"/>
+        </w:rPr>
+        <w:t>α₀</w:t>
+      </w:r>
+      <w:r>
+        <w:rPr/>
+        <w:t xml:space="preserve"> — направление от битка к G.</w:t>
+      </w:r>
+    </w:p>
+    <w:p>
+      <w:pPr>
+        <w:pStyle w:val="Heading3"/>
+        <w:numPr>
+          <w:ilvl w:val="0"/>
+          <w:numId w:val="0"/>
+        </w:numPr>
+        <w:ind w:hanging="0" w:start="0"/>
+        <w:rPr/>
+      </w:pPr>
+      <w:r>
+        <w:rPr/>
+        <w:t>Шаг 4. Проверка "свободного коридора" по центральной траектории</w:t>
+      </w:r>
+    </w:p>
+    <w:p>
+      <w:pPr>
+        <w:pStyle w:val="BodyText"/>
+        <w:numPr>
+          <w:ilvl w:val="0"/>
+          <w:numId w:val="4"/>
+        </w:numPr>
+        <w:tabs>
+          <w:tab w:val="clear" w:pos="709"/>
+          <w:tab w:val="left" w:pos="0" w:leader="none"/>
+        </w:tabs>
+        <w:ind w:hanging="283" w:start="709"/>
+        <w:rPr/>
+      </w:pPr>
+      <w:r>
+        <w:rPr/>
+        <w:t xml:space="preserve">Радиус всех камней = </w:t>
+      </w:r>
+      <w:r>
+        <w:rPr>
+          <w:rFonts w:ascii="Liberation Mono" w:hAnsi="Liberation Mono"/>
+        </w:rPr>
+        <w:t>R</w:t>
+      </w:r>
+      <w:r>
+        <w:rPr/>
+        <w:t>.</w:t>
+      </w:r>
+    </w:p>
+    <w:p>
+      <w:pPr>
+        <w:pStyle w:val="BodyText"/>
+        <w:numPr>
+          <w:ilvl w:val="0"/>
+          <w:numId w:val="4"/>
+        </w:numPr>
+        <w:tabs>
+          <w:tab w:val="clear" w:pos="709"/>
+          <w:tab w:val="left" w:pos="0" w:leader="none"/>
+        </w:tabs>
+        <w:ind w:hanging="283" w:start="709"/>
+        <w:rPr/>
+      </w:pPr>
+      <w:r>
+        <w:rPr/>
+        <w:t xml:space="preserve">Чтобы биток не столкнулся с камнем гейта, расстояние между их центрами должно быть </w:t>
+      </w:r>
+      <w:r>
+        <w:rPr>
+          <w:rFonts w:ascii="Liberation Mono" w:hAnsi="Liberation Mono"/>
+        </w:rPr>
+        <w:t>&gt; 2R</w:t>
+      </w:r>
+      <w:r>
+        <w:rPr/>
+        <w:t xml:space="preserve"> (диаметр).</w:t>
+      </w:r>
+    </w:p>
+    <w:p>
+      <w:pPr>
+        <w:pStyle w:val="BodyText"/>
+        <w:numPr>
+          <w:ilvl w:val="0"/>
+          <w:numId w:val="4"/>
+        </w:numPr>
+        <w:tabs>
+          <w:tab w:val="clear" w:pos="709"/>
+          <w:tab w:val="left" w:pos="0" w:leader="none"/>
+        </w:tabs>
+        <w:ind w:hanging="283" w:start="709"/>
+        <w:rPr/>
+      </w:pPr>
+      <w:r>
+        <w:rPr/>
+        <w:t xml:space="preserve">Значит, вокруг каждого камня гейта строим </w:t>
+      </w:r>
+      <w:r>
+        <w:rPr>
+          <w:b/>
+        </w:rPr>
+        <w:t>буферную зону</w:t>
+      </w:r>
+      <w:r>
+        <w:rPr/>
+        <w:t xml:space="preserve"> радиусом </w:t>
+      </w:r>
+      <w:r>
+        <w:rPr>
+          <w:rFonts w:ascii="Liberation Mono" w:hAnsi="Liberation Mono"/>
+        </w:rPr>
+        <w:t>2R</w:t>
+      </w:r>
+      <w:r>
+        <w:rPr/>
+        <w:t>.</w:t>
+      </w:r>
+    </w:p>
+    <w:p>
+      <w:pPr>
+        <w:pStyle w:val="BodyText"/>
+        <w:numPr>
+          <w:ilvl w:val="0"/>
+          <w:numId w:val="4"/>
+        </w:numPr>
+        <w:tabs>
+          <w:tab w:val="clear" w:pos="709"/>
+          <w:tab w:val="left" w:pos="0" w:leader="none"/>
+        </w:tabs>
+        <w:ind w:hanging="283" w:start="709"/>
+        <w:rPr/>
+      </w:pPr>
+      <w:r>
+        <w:rPr/>
+        <w:t xml:space="preserve">Проверяем: расстояние от центральной траектории (линии "биток → G") до центров A и B должно быть </w:t>
+      </w:r>
+      <w:r>
+        <w:rPr>
+          <w:rFonts w:ascii="Liberation Mono" w:hAnsi="Liberation Mono"/>
+        </w:rPr>
+        <w:t>&gt; 2R</w:t>
+      </w:r>
+      <w:r>
+        <w:rPr/>
+        <w:t>.</w:t>
+      </w:r>
+    </w:p>
+    <w:p>
+      <w:pPr>
+        <w:pStyle w:val="BodyText"/>
+        <w:numPr>
+          <w:ilvl w:val="0"/>
+          <w:numId w:val="4"/>
+        </w:numPr>
+        <w:tabs>
+          <w:tab w:val="clear" w:pos="709"/>
+          <w:tab w:val="left" w:pos="0" w:leader="none"/>
+        </w:tabs>
+        <w:ind w:hanging="283" w:start="709"/>
+        <w:rPr/>
+      </w:pPr>
+      <w:r>
+        <w:rPr/>
+        <w:t xml:space="preserve">Если хотя бы для одного камня это не выполняется → </w:t>
+      </w:r>
+      <w:r>
+        <w:rPr>
+          <w:b/>
+        </w:rPr>
+        <w:t>биток не подходит</w:t>
+      </w:r>
+      <w:r>
+        <w:rPr/>
+        <w:t>, переходим к следующему.</w:t>
+      </w:r>
+    </w:p>
+    <w:p>
+      <w:pPr>
+        <w:pStyle w:val="Heading3"/>
+        <w:numPr>
+          <w:ilvl w:val="0"/>
+          <w:numId w:val="0"/>
+        </w:numPr>
+        <w:ind w:hanging="0" w:start="0"/>
+        <w:rPr/>
+      </w:pPr>
+      <w:r>
+        <w:rPr/>
+        <w:t>Шаг 5. Вычисление границ свободного коридора</w:t>
+      </w:r>
+    </w:p>
+    <w:p>
+      <w:pPr>
+        <w:pStyle w:val="BodyText"/>
+        <w:rPr/>
+      </w:pPr>
+      <w:r>
+        <w:rPr/>
+        <w:t xml:space="preserve">Из битка проводим </w:t>
+      </w:r>
+      <w:r>
+        <w:rPr>
+          <w:b/>
+        </w:rPr>
+        <w:t>касательные к буферным зонам</w:t>
+      </w:r>
+      <w:r>
+        <w:rPr/>
+        <w:t xml:space="preserve"> камней A и B.</w:t>
+      </w:r>
+    </w:p>
+    <w:p>
+      <w:pPr>
+        <w:pStyle w:val="BodyText"/>
+        <w:rPr/>
+      </w:pPr>
+      <w:r>
+        <w:rPr>
+          <w:b/>
+        </w:rPr>
+        <w:t>Математика касательной:</w:t>
+      </w:r>
+    </w:p>
+    <w:p>
+      <w:pPr>
+        <w:pStyle w:val="BodyText"/>
+        <w:numPr>
+          <w:ilvl w:val="0"/>
+          <w:numId w:val="5"/>
+        </w:numPr>
+        <w:tabs>
+          <w:tab w:val="clear" w:pos="709"/>
+          <w:tab w:val="left" w:pos="0" w:leader="none"/>
+        </w:tabs>
+        <w:ind w:hanging="283" w:start="709"/>
+        <w:rPr/>
+      </w:pPr>
+      <w:r>
+        <w:rPr/>
+        <w:t xml:space="preserve">Для точки P (биток) и окружности с центром C и радиусом </w:t>
+      </w:r>
+      <w:r>
+        <w:rPr>
+          <w:rFonts w:ascii="Liberation Mono" w:hAnsi="Liberation Mono"/>
+        </w:rPr>
+        <w:t>r = 2R</w:t>
+      </w:r>
+      <w:r>
+        <w:rPr/>
+        <w:t>:</w:t>
+      </w:r>
+    </w:p>
+    <w:p>
+      <w:pPr>
+        <w:pStyle w:val="BodyText"/>
+        <w:numPr>
+          <w:ilvl w:val="0"/>
+          <w:numId w:val="5"/>
+        </w:numPr>
+        <w:tabs>
+          <w:tab w:val="clear" w:pos="709"/>
+          <w:tab w:val="left" w:pos="0" w:leader="none"/>
+        </w:tabs>
+        <w:ind w:hanging="283" w:start="709"/>
+        <w:rPr/>
+      </w:pPr>
+      <w:r>
+        <w:rPr/>
+        <w:t xml:space="preserve">Угол между линией PC и касательной: </w:t>
+      </w:r>
+      <w:r>
+        <w:rPr>
+          <w:rFonts w:ascii="Liberation Mono" w:hAnsi="Liberation Mono"/>
+        </w:rPr>
+        <w:t>β = arcsin(r / |PC|)</w:t>
+      </w:r>
+    </w:p>
+    <w:p>
+      <w:pPr>
+        <w:pStyle w:val="BodyText"/>
+        <w:numPr>
+          <w:ilvl w:val="0"/>
+          <w:numId w:val="5"/>
+        </w:numPr>
+        <w:tabs>
+          <w:tab w:val="clear" w:pos="709"/>
+          <w:tab w:val="left" w:pos="0" w:leader="none"/>
+        </w:tabs>
+        <w:ind w:hanging="283" w:start="709"/>
+        <w:rPr/>
+      </w:pPr>
+      <w:r>
+        <w:rPr/>
+        <w:t xml:space="preserve">Две касательные дают два угла: </w:t>
+      </w:r>
+      <w:r>
+        <w:rPr>
+          <w:rFonts w:ascii="Liberation Mono" w:hAnsi="Liberation Mono"/>
+        </w:rPr>
+        <w:t>α_C - β</w:t>
+      </w:r>
+      <w:r>
+        <w:rPr/>
+        <w:t xml:space="preserve"> и </w:t>
+      </w:r>
+      <w:r>
+        <w:rPr>
+          <w:rFonts w:ascii="Liberation Mono" w:hAnsi="Liberation Mono"/>
+        </w:rPr>
+        <w:t>α_C + β</w:t>
+      </w:r>
+      <w:r>
+        <w:rPr/>
+        <w:t xml:space="preserve">, где </w:t>
+      </w:r>
+      <w:r>
+        <w:rPr>
+          <w:rFonts w:ascii="Liberation Mono" w:hAnsi="Liberation Mono"/>
+        </w:rPr>
+        <w:t>α_C</w:t>
+      </w:r>
+      <w:r>
+        <w:rPr/>
+        <w:t xml:space="preserve"> — направление от P к C.</w:t>
+      </w:r>
+    </w:p>
+    <w:p>
+      <w:pPr>
+        <w:pStyle w:val="BodyText"/>
+        <w:rPr/>
+      </w:pPr>
+      <w:r>
+        <w:rPr/>
+        <w:t xml:space="preserve">Для двух камней A и B получаем </w:t>
+      </w:r>
+      <w:r>
+        <w:rPr>
+          <w:b/>
+        </w:rPr>
+        <w:t>4 касательные</w:t>
+      </w:r>
+      <w:r>
+        <w:rPr/>
+        <w:t xml:space="preserve">. Из них выбираем </w:t>
+      </w:r>
+      <w:r>
+        <w:rPr>
+          <w:b/>
+        </w:rPr>
+        <w:t>две "внутренние"</w:t>
+      </w:r>
+      <w:r>
+        <w:rPr/>
+        <w:t xml:space="preserve"> — те, что проходят </w:t>
+      </w:r>
+      <w:r>
+        <w:rPr>
+          <w:b/>
+        </w:rPr>
+        <w:t>между</w:t>
+      </w:r>
+      <w:r>
+        <w:rPr/>
+        <w:t xml:space="preserve"> камнями (пересекают отрезок AB).</w:t>
+      </w:r>
+    </w:p>
+    <w:p>
+      <w:pPr>
+        <w:pStyle w:val="BodyText"/>
+        <w:rPr/>
+      </w:pPr>
+      <w:r>
+        <w:rPr/>
+        <w:t xml:space="preserve">Эти две касательные и дают границы допустимого диапазона: </w:t>
+      </w:r>
+      <w:r>
+        <w:rPr>
+          <w:rFonts w:ascii="Liberation Mono" w:hAnsi="Liberation Mono"/>
+        </w:rPr>
+        <w:t>[α_min, α_max]</w:t>
+      </w:r>
+      <w:r>
+        <w:rPr/>
+        <w:t>.</w:t>
+      </w:r>
+    </w:p>
+    <w:p>
+      <w:pPr>
+        <w:pStyle w:val="Heading3"/>
+        <w:ind w:hanging="0" w:start="0"/>
+        <w:rPr/>
+      </w:pPr>
+      <w:r>
+        <w:rPr/>
+        <w:t>Шаг 6. Нормализация диапазона (тут есть нюанс!)</w:t>
+      </w:r>
+    </w:p>
+    <w:p>
+      <w:pPr>
+        <w:pStyle w:val="BodyText"/>
+        <w:rPr/>
+      </w:pPr>
+      <w:r>
+        <w:rPr>
+          <w:b/>
+        </w:rPr>
+        <w:t>Проблема:</w:t>
+      </w:r>
+      <w:r>
+        <w:rPr/>
+        <w:t xml:space="preserve"> Центральный угол </w:t>
+      </w:r>
+      <w:r>
+        <w:rPr>
+          <w:rFonts w:ascii="Liberation Mono" w:hAnsi="Liberation Mono"/>
+        </w:rPr>
+        <w:t>α₀</w:t>
+      </w:r>
+      <w:r>
+        <w:rPr/>
+        <w:t xml:space="preserve"> (к центроиду) </w:t>
+      </w:r>
+      <w:r>
+        <w:rPr>
+          <w:b/>
+        </w:rPr>
+        <w:t>не обязан</w:t>
+      </w:r>
+      <w:r>
+        <w:rPr/>
+        <w:t xml:space="preserve"> быть ровно посередине между </w:t>
+      </w:r>
+      <w:r>
+        <w:rPr>
+          <w:rFonts w:ascii="Liberation Mono" w:hAnsi="Liberation Mono"/>
+        </w:rPr>
+        <w:t>α_min</w:t>
+      </w:r>
+      <w:r>
+        <w:rPr/>
+        <w:t xml:space="preserve"> и </w:t>
+      </w:r>
+      <w:r>
+        <w:rPr>
+          <w:rFonts w:ascii="Liberation Mono" w:hAnsi="Liberation Mono"/>
+        </w:rPr>
+        <w:t>α_max</w:t>
+      </w:r>
+      <w:r>
+        <w:rPr/>
+        <w:t>. Это зависит от геометрии — если камни разного размера или расположены асимметрично, реальный коридор "перекошен".</w:t>
+      </w:r>
+    </w:p>
+    <w:p>
+      <w:pPr>
+        <w:pStyle w:val="BodyText"/>
+        <w:rPr/>
+      </w:pPr>
+      <w:r>
+        <w:rPr>
+          <w:b/>
+        </w:rPr>
+        <w:t>Варианты решения:</w:t>
+      </w:r>
+    </w:p>
+    <w:p>
+      <w:pPr>
+        <w:pStyle w:val="BodyText"/>
+        <w:rPr/>
+      </w:pPr>
+      <w:r>
+        <w:rPr/>
+        <w:t xml:space="preserve">🔹 </w:t>
+      </w:r>
+      <w:r>
+        <w:rPr>
+          <w:b/>
+        </w:rPr>
+        <w:t>Вариант A (простой):</w:t>
+      </w:r>
+      <w:r>
+        <w:rPr/>
+        <w:t xml:space="preserve"> Использовать реальный диапазон </w:t>
+      </w:r>
+      <w:r>
+        <w:rPr>
+          <w:rFonts w:ascii="Liberation Mono" w:hAnsi="Liberation Mono"/>
+        </w:rPr>
+        <w:t>[α_min, α_max]</w:t>
+      </w:r>
+      <w:r>
+        <w:rPr/>
+        <w:t xml:space="preserve"> без нормализации. Бот будет целиться в центр коридора, даже если он не совпадает с направлением на центроид.</w:t>
+      </w:r>
+    </w:p>
+    <w:p>
+      <w:pPr>
+        <w:pStyle w:val="BodyText"/>
+        <w:rPr/>
+      </w:pPr>
+      <w:r>
+        <w:rPr/>
+        <w:t xml:space="preserve">🔹 </w:t>
+      </w:r>
+      <w:r>
+        <w:rPr>
+          <w:b/>
+        </w:rPr>
+        <w:t>Вариант B (твой):</w:t>
+      </w:r>
+      <w:r>
+        <w:rPr/>
+        <w:t xml:space="preserve"> Нормализовать — сделать диапазон симметричным относительно </w:t>
+      </w:r>
+      <w:r>
+        <w:rPr>
+          <w:rFonts w:ascii="Liberation Mono" w:hAnsi="Liberation Mono"/>
+        </w:rPr>
+        <w:t>α₀</w:t>
+      </w:r>
+      <w:r>
+        <w:rPr/>
+        <w:t xml:space="preserve">. Но тогда нужно </w:t>
+      </w:r>
+      <w:r>
+        <w:rPr>
+          <w:b/>
+        </w:rPr>
+        <w:t>обрезать</w:t>
+      </w:r>
+      <w:r>
+        <w:rPr/>
+        <w:t xml:space="preserve"> его по более узкой стороне:</w:t>
+      </w:r>
+    </w:p>
+    <w:p>
+      <w:pPr>
+        <w:pStyle w:val="Style19"/>
+        <w:shd w:fill="E1E1E1" w:val="clear"/>
+        <w:spacing w:before="0" w:after="283"/>
+        <w:rPr/>
+      </w:pPr>
+      <w:r>
+        <w:rPr/>
+        <w:t>δ = min(α₀ - α_min, α_max - α₀)</w:t>
+        <w:br/>
+        <w:t>итоговый диапазон: [α₀ - δ, α₀ + δ]</w:t>
+      </w:r>
+    </w:p>
+    <w:p>
+      <w:pPr>
+        <w:pStyle w:val="BodyText"/>
+        <w:rPr/>
+      </w:pPr>
+      <w:r>
+        <w:rPr/>
+        <w:t>Это гарантирует, что весь диапазон остаётся внутри свободного коридора.</w:t>
+      </w:r>
+    </w:p>
+    <w:p>
+      <w:pPr>
+        <w:pStyle w:val="BodyText"/>
+        <w:rPr/>
+      </w:pPr>
+      <w:r>
+        <w:rPr/>
+        <w:t xml:space="preserve">🔹 </w:t>
+      </w:r>
+      <w:r>
+        <w:rPr>
+          <w:b/>
+        </w:rPr>
+        <w:t>Вариант C (компромисс):</w:t>
+      </w:r>
+      <w:r>
+        <w:rPr/>
+        <w:t xml:space="preserve"> Если </w:t>
+      </w:r>
+      <w:r>
+        <w:rPr>
+          <w:rFonts w:ascii="Liberation Mono" w:hAnsi="Liberation Mono"/>
+        </w:rPr>
+        <w:t>α₀</w:t>
+      </w:r>
+      <w:r>
+        <w:rPr/>
+        <w:t xml:space="preserve"> сильно смещён (например, ближе к одной границе), считать такой биток "неудобным" и добавить штраф к оценке.</w:t>
+      </w:r>
+    </w:p>
+    <w:p>
+      <w:pPr>
+        <w:pStyle w:val="BodyText"/>
+        <w:rPr/>
+      </w:pPr>
+      <w:r>
+        <w:rPr>
+          <w:b/>
+        </w:rPr>
+        <w:t>Моя рекомендация — Вариант B.</w:t>
+      </w:r>
+      <w:r>
+        <w:rPr/>
+        <w:t xml:space="preserve"> Он даёт предсказуемое поведение и гарантирует безопасность.</w:t>
+      </w:r>
+    </w:p>
+    <w:p>
+      <w:pPr>
+        <w:pStyle w:val="Style16"/>
+        <w:rPr/>
+      </w:pPr>
+      <w:r>
+        <w:rPr/>
+      </w:r>
+    </w:p>
+    <w:p>
+      <w:pPr>
+        <w:pStyle w:val="Heading2"/>
+        <w:ind w:hanging="0" w:start="0"/>
+        <w:rPr/>
+      </w:pPr>
+      <w:r>
+        <w:rPr/>
+        <w:t xml:space="preserve">⚠️ </w:t>
+      </w:r>
+      <w:r>
+        <w:rPr/>
+        <w:t>Важные нюансы, которые стоит учесть</w:t>
+      </w:r>
+    </w:p>
+    <w:p>
+      <w:pPr>
+        <w:pStyle w:val="Heading3"/>
+        <w:ind w:hanging="0" w:start="0"/>
+        <w:rPr/>
+      </w:pPr>
+      <w:r>
+        <w:rPr/>
+        <w:t>1. Вырожденные случаи</w:t>
+      </w:r>
+    </w:p>
+    <w:p>
+      <w:pPr>
+        <w:pStyle w:val="BodyText"/>
+        <w:numPr>
+          <w:ilvl w:val="0"/>
+          <w:numId w:val="6"/>
+        </w:numPr>
+        <w:tabs>
+          <w:tab w:val="clear" w:pos="709"/>
+          <w:tab w:val="left" w:pos="0" w:leader="none"/>
+        </w:tabs>
+        <w:ind w:hanging="283" w:start="709"/>
+        <w:rPr/>
+      </w:pPr>
+      <w:r>
+        <w:rPr/>
+        <w:t xml:space="preserve">Если биток лежит </w:t>
+      </w:r>
+      <w:r>
+        <w:rPr>
+          <w:b/>
+        </w:rPr>
+        <w:t>на линии AB</w:t>
+      </w:r>
+      <w:r>
+        <w:rPr/>
+        <w:t xml:space="preserve"> — касательные не определены (делением на ноль). Нужно обработать этот случай.</w:t>
+      </w:r>
+    </w:p>
+    <w:p>
+      <w:pPr>
+        <w:pStyle w:val="BodyText"/>
+        <w:numPr>
+          <w:ilvl w:val="0"/>
+          <w:numId w:val="6"/>
+        </w:numPr>
+        <w:tabs>
+          <w:tab w:val="clear" w:pos="709"/>
+          <w:tab w:val="left" w:pos="0" w:leader="none"/>
+        </w:tabs>
+        <w:ind w:hanging="283" w:start="709"/>
+        <w:rPr/>
+      </w:pPr>
+      <w:r>
+        <w:rPr/>
+        <w:t xml:space="preserve">Если биток </w:t>
+      </w:r>
+      <w:r>
+        <w:rPr>
+          <w:b/>
+        </w:rPr>
+        <w:t>слишком близко</w:t>
+      </w:r>
+      <w:r>
+        <w:rPr/>
+        <w:t xml:space="preserve"> к одному из камней гейта — </w:t>
+      </w:r>
+      <w:r>
+        <w:rPr>
+          <w:rFonts w:ascii="Liberation Mono" w:hAnsi="Liberation Mono"/>
+        </w:rPr>
+        <w:t>|PC| &lt; 2R</w:t>
+      </w:r>
+      <w:r>
+        <w:rPr/>
+        <w:t>, и касательных не существует. Такой биток автоматически не подходит.</w:t>
+      </w:r>
+    </w:p>
+    <w:p>
+      <w:pPr>
+        <w:pStyle w:val="Heading3"/>
+        <w:numPr>
+          <w:ilvl w:val="0"/>
+          <w:numId w:val="0"/>
+        </w:numPr>
+        <w:ind w:hanging="0" w:start="0"/>
+        <w:rPr/>
+      </w:pPr>
+      <w:r>
+        <w:rPr/>
+        <w:t>2. Гейт "смотрит не туда"</w:t>
+      </w:r>
+    </w:p>
+    <w:p>
+      <w:pPr>
+        <w:pStyle w:val="BodyText"/>
+        <w:rPr/>
+      </w:pPr>
+      <w:r>
+        <w:rPr/>
+        <w:t xml:space="preserve">Бывает, что свободный коридор существует, но он </w:t>
+      </w:r>
+      <w:r>
+        <w:rPr>
+          <w:b/>
+        </w:rPr>
+        <w:t>направлен в сторону от ворот противника</w:t>
+      </w:r>
+      <w:r>
+        <w:rPr/>
+        <w:t>. В этом случае даже идеальный проход бесполезен. Нужно проверять, что коридор "пересекается" с направлением на ворота.</w:t>
+      </w:r>
+    </w:p>
+    <w:p>
+      <w:pPr>
+        <w:pStyle w:val="Heading3"/>
+        <w:ind w:hanging="0" w:start="0"/>
+        <w:rPr/>
+      </w:pPr>
+      <w:r>
+        <w:rPr/>
+        <w:t>3. Динамический гейт</w:t>
+      </w:r>
+    </w:p>
+    <w:p>
+      <w:pPr>
+        <w:pStyle w:val="BodyText"/>
+        <w:rPr/>
+      </w:pPr>
+      <w:r>
+        <w:rPr/>
+        <w:t>Сейчас камни неподвижны. Но если в будущем добавить симуляцию "что будет после удара", нужно учитывать, что камни гейта могут сдвинуться от столкновения с другими шарами.</w:t>
+      </w:r>
+    </w:p>
+    <w:p>
+      <w:pPr>
+        <w:pStyle w:val="Style16"/>
+        <w:rPr/>
+      </w:pPr>
+      <w:r>
+        <w:rPr/>
+      </w:r>
+    </w:p>
+    <w:p>
+      <w:pPr>
+        <w:pStyle w:val="Heading2"/>
+        <w:ind w:hanging="0" w:start="0"/>
+        <w:rPr/>
+      </w:pPr>
+      <w:r>
+        <w:rPr/>
+        <w:t xml:space="preserve">🤔 </w:t>
+      </w:r>
+      <w:r>
+        <w:rPr/>
+        <w:t>Вопросы для следующего шага (про силу удара)</w:t>
+      </w:r>
+    </w:p>
+    <w:p>
+      <w:pPr>
+        <w:pStyle w:val="BodyText"/>
+        <w:rPr/>
+      </w:pPr>
+      <w:r>
+        <w:rPr/>
+        <w:t>Когда будешь описывать выбор силы, подумай над этими аспектами:</w:t>
+      </w:r>
+    </w:p>
+    <w:p>
+      <w:pPr>
+        <w:pStyle w:val="BodyText"/>
+        <w:numPr>
+          <w:ilvl w:val="0"/>
+          <w:numId w:val="7"/>
+        </w:numPr>
+        <w:tabs>
+          <w:tab w:val="clear" w:pos="709"/>
+          <w:tab w:val="left" w:pos="0" w:leader="none"/>
+        </w:tabs>
+        <w:ind w:hanging="283" w:start="709"/>
+        <w:rPr/>
+      </w:pPr>
+      <w:r>
+        <w:rPr>
+          <w:b/>
+        </w:rPr>
+        <w:t>Минимальная сила</w:t>
+      </w:r>
+      <w:r>
+        <w:rPr/>
+        <w:t xml:space="preserve"> — должна быть достаточной, чтобы биток </w:t>
+      </w:r>
+      <w:r>
+        <w:rPr>
+          <w:b/>
+        </w:rPr>
+        <w:t>долетел</w:t>
+      </w:r>
+      <w:r>
+        <w:rPr/>
+        <w:t xml:space="preserve"> до гейта (с учётом трения).</w:t>
+      </w:r>
+    </w:p>
+    <w:p>
+      <w:pPr>
+        <w:pStyle w:val="BodyText"/>
+        <w:numPr>
+          <w:ilvl w:val="0"/>
+          <w:numId w:val="7"/>
+        </w:numPr>
+        <w:tabs>
+          <w:tab w:val="clear" w:pos="709"/>
+          <w:tab w:val="left" w:pos="0" w:leader="none"/>
+        </w:tabs>
+        <w:ind w:hanging="283" w:start="709"/>
+        <w:rPr/>
+      </w:pPr>
+      <w:r>
+        <w:rPr>
+          <w:b/>
+        </w:rPr>
+        <w:t>Максимальная сила</w:t>
+      </w:r>
+      <w:r>
+        <w:rPr/>
+        <w:t xml:space="preserve"> — должна быть такой, чтобы биток </w:t>
+      </w:r>
+      <w:r>
+        <w:rPr>
+          <w:b/>
+        </w:rPr>
+        <w:t>не улетел за стол</w:t>
+      </w:r>
+      <w:r>
+        <w:rPr/>
+        <w:t xml:space="preserve"> (или улетел в ворота, если это цель).</w:t>
+      </w:r>
+    </w:p>
+    <w:p>
+      <w:pPr>
+        <w:pStyle w:val="BodyText"/>
+        <w:numPr>
+          <w:ilvl w:val="0"/>
+          <w:numId w:val="7"/>
+        </w:numPr>
+        <w:tabs>
+          <w:tab w:val="clear" w:pos="709"/>
+          <w:tab w:val="left" w:pos="0" w:leader="none"/>
+        </w:tabs>
+        <w:spacing w:before="0" w:after="0"/>
+        <w:ind w:hanging="283" w:start="709"/>
+        <w:rPr/>
+      </w:pPr>
+      <w:r>
+        <w:rPr>
+          <w:b/>
+        </w:rPr>
+        <w:t>Оптимальная сила</w:t>
+      </w:r>
+      <w:r>
+        <w:rPr/>
+        <w:t xml:space="preserve"> — зависит от стратегии:</w:t>
+      </w:r>
+    </w:p>
+    <w:p>
+      <w:pPr>
+        <w:pStyle w:val="BodyText"/>
+        <w:numPr>
+          <w:ilvl w:val="1"/>
+          <w:numId w:val="7"/>
+        </w:numPr>
+        <w:tabs>
+          <w:tab w:val="clear" w:pos="709"/>
+          <w:tab w:val="left" w:pos="0" w:leader="none"/>
+        </w:tabs>
+        <w:ind w:hanging="283" w:start="1418"/>
+        <w:rPr/>
+      </w:pPr>
+      <w:r>
+        <w:rPr/>
+        <w:t>Забить гол → сила должна провести биток через гейт и в ворота.</w:t>
+      </w:r>
+    </w:p>
+    <w:p>
+      <w:pPr>
+        <w:pStyle w:val="BodyText"/>
+        <w:numPr>
+          <w:ilvl w:val="1"/>
+          <w:numId w:val="7"/>
+        </w:numPr>
+        <w:tabs>
+          <w:tab w:val="clear" w:pos="709"/>
+          <w:tab w:val="left" w:pos="0" w:leader="none"/>
+        </w:tabs>
+        <w:ind w:hanging="283" w:start="1418"/>
+        <w:rPr/>
+      </w:pPr>
+      <w:r>
+        <w:rPr/>
+        <w:t>Оставить хорошую позицию → сила должна остановить биток в удобной точке после прохода.</w:t>
+      </w:r>
+    </w:p>
+    <w:p>
+      <w:pPr>
+        <w:pStyle w:val="BodyText"/>
+        <w:numPr>
+          <w:ilvl w:val="0"/>
+          <w:numId w:val="7"/>
+        </w:numPr>
+        <w:tabs>
+          <w:tab w:val="clear" w:pos="709"/>
+          <w:tab w:val="left" w:pos="0" w:leader="none"/>
+        </w:tabs>
+        <w:ind w:hanging="283" w:start="709"/>
+        <w:rPr/>
+      </w:pPr>
+      <w:r>
+        <w:rPr>
+          <w:b/>
+        </w:rPr>
+        <w:t>Запас прочности</w:t>
+      </w:r>
+      <w:r>
+        <w:rPr/>
+        <w:t xml:space="preserve"> — не стоит бить "впритык" к границам диапазона, лучше оставить margin на случай разброса (если точность выключена).</w:t>
+      </w:r>
+    </w:p>
+    <w:p>
+      <w:pPr>
+        <w:pStyle w:val="Style16"/>
+        <w:rPr/>
+      </w:pPr>
+      <w:r>
+        <w:rPr/>
+      </w:r>
+    </w:p>
+    <w:p>
+      <w:pPr>
+        <w:pStyle w:val="Heading2"/>
+        <w:ind w:hanging="0" w:start="0"/>
+        <w:rPr/>
+      </w:pPr>
+      <w:r>
+        <w:rPr/>
+        <w:t xml:space="preserve">📋 </w:t>
+      </w:r>
+      <w:r>
+        <w:rPr/>
+        <w:t>Итоговая структура алгоритма</w:t>
+      </w:r>
+    </w:p>
+    <w:p>
+      <w:pPr>
+        <w:pStyle w:val="Style19"/>
+        <w:shd w:fill="E1E1E1" w:val="clear"/>
+        <w:spacing w:before="0" w:after="283"/>
+        <w:rPr/>
+      </w:pPr>
+      <w:r>
+        <w:rPr/>
+        <w:t>для каждого битка в доступных:</w:t>
+        <w:br/>
+        <w:t xml:space="preserve">    гейт = два других камня</w:t>
+        <w:br/>
+        <w:t xml:space="preserve">    если центральная траектория не свободна → пропустить битка</w:t>
+        <w:br/>
+        <w:t xml:space="preserve">    </w:t>
+        <w:br/>
+        <w:t xml:space="preserve">    вычислить буферные зоны (радиус 2R)</w:t>
+        <w:br/>
+        <w:t xml:space="preserve">    найти 4 касательные из битка к буферным зонам</w:t>
+        <w:br/>
+        <w:t xml:space="preserve">    выбрать 2 внутренние касательные → [α_min, α_max]</w:t>
+        <w:br/>
+        <w:t xml:space="preserve">    </w:t>
+        <w:br/>
+        <w:t xml:space="preserve">    если α₀ (центральный угол) вне диапазона → пропустить битка</w:t>
+        <w:br/>
+        <w:t xml:space="preserve">    </w:t>
+        <w:br/>
+        <w:t xml:space="preserve">    нормализовать: δ = min(α₀ - α_min, α_max - α₀)</w:t>
+        <w:br/>
+        <w:t xml:space="preserve">    итоговый диапазон углов: [α₀ - δ, α₀ + δ]</w:t>
+        <w:br/>
+        <w:t xml:space="preserve">    </w:t>
+        <w:br/>
+        <w:t xml:space="preserve">    для каждого угла в диапазоне:</w:t>
+        <w:br/>
+        <w:t xml:space="preserve">        для каждой силы в диапазоне:</w:t>
+        <w:br/>
+        <w:t xml:space="preserve">            оценить ход</w:t>
+      </w:r>
+    </w:p>
+    <w:p>
+      <w:pPr>
+        <w:pStyle w:val="BodyText"/>
+        <w:rPr/>
+      </w:pPr>
+      <w:r>
+        <w:rPr/>
+        <w:t>Жду твоё описание выбора силы удара — тогда сможем собрать всё воедино! 🎯</w:t>
+      </w:r>
+    </w:p>
+    <w:p>
+      <w:pPr>
+        <w:pStyle w:val="BodyText"/>
+        <w:spacing w:before="0" w:after="140"/>
+        <w:rPr/>
+      </w:pPr>
+      <w:r>
+        <w:rPr/>
       </w:r>
     </w:p>
     <w:sectPr>
@@ -2381,9 +4214,977 @@
       <w:pgNumType w:fmt="decimal"/>
       <w:formProt w:val="false"/>
       <w:textDirection w:val="lrTb"/>
+      <w:docGrid w:type="default" w:linePitch="100" w:charSpace="0"/>
     </w:sectPr>
   </w:body>
 </w:document>
+</file>
+
+<file path=word/numbering.xml><?xml version="1.0" encoding="utf-8"?>
+<w:numbering xmlns:w="http://schemas.openxmlformats.org/wordprocessingml/2006/main" xmlns:o="urn:schemas-microsoft-com:office:office" xmlns:r="http://schemas.openxmlformats.org/officeDocument/2006/relationships" xmlns:v="urn:schemas-microsoft-com:vml" xmlns:mc="http://schemas.openxmlformats.org/markup-compatibility/2006" xmlns:w14="http://schemas.microsoft.com/office/word/2010/wordml" mc:Ignorable="w14">
+  <w:abstractNum w:abstractNumId="1">
+    <w:lvl w:ilvl="0">
+      <w:start w:val="1"/>
+      <w:numFmt w:val="none"/>
+      <w:suff w:val="nothing"/>
+      <w:lvlText w:val=""/>
+      <w:lvlJc w:val="start"/>
+      <w:pPr>
+        <w:tabs>
+          <w:tab w:val="num" w:pos="0"/>
+        </w:tabs>
+        <w:ind w:start="0" w:hanging="0"/>
+      </w:pPr>
+    </w:lvl>
+    <w:lvl w:ilvl="1">
+      <w:start w:val="1"/>
+      <w:numFmt w:val="none"/>
+      <w:pStyle w:val="Heading2"/>
+      <w:suff w:val="nothing"/>
+      <w:lvlText w:val=""/>
+      <w:lvlJc w:val="start"/>
+      <w:pPr>
+        <w:tabs>
+          <w:tab w:val="num" w:pos="0"/>
+        </w:tabs>
+        <w:ind w:start="0" w:hanging="0"/>
+      </w:pPr>
+    </w:lvl>
+    <w:lvl w:ilvl="2">
+      <w:start w:val="1"/>
+      <w:numFmt w:val="none"/>
+      <w:pStyle w:val="Heading3"/>
+      <w:suff w:val="nothing"/>
+      <w:lvlText w:val=""/>
+      <w:lvlJc w:val="start"/>
+      <w:pPr>
+        <w:tabs>
+          <w:tab w:val="num" w:pos="0"/>
+        </w:tabs>
+        <w:ind w:start="0" w:hanging="0"/>
+      </w:pPr>
+    </w:lvl>
+    <w:lvl w:ilvl="3">
+      <w:start w:val="1"/>
+      <w:numFmt w:val="none"/>
+      <w:suff w:val="nothing"/>
+      <w:lvlText w:val=""/>
+      <w:lvlJc w:val="start"/>
+      <w:pPr>
+        <w:tabs>
+          <w:tab w:val="num" w:pos="0"/>
+        </w:tabs>
+        <w:ind w:start="0" w:hanging="0"/>
+      </w:pPr>
+    </w:lvl>
+    <w:lvl w:ilvl="4">
+      <w:start w:val="1"/>
+      <w:numFmt w:val="none"/>
+      <w:suff w:val="nothing"/>
+      <w:lvlText w:val=""/>
+      <w:lvlJc w:val="start"/>
+      <w:pPr>
+        <w:tabs>
+          <w:tab w:val="num" w:pos="0"/>
+        </w:tabs>
+        <w:ind w:start="0" w:hanging="0"/>
+      </w:pPr>
+    </w:lvl>
+    <w:lvl w:ilvl="5">
+      <w:start w:val="1"/>
+      <w:numFmt w:val="none"/>
+      <w:suff w:val="nothing"/>
+      <w:lvlText w:val=""/>
+      <w:lvlJc w:val="start"/>
+      <w:pPr>
+        <w:tabs>
+          <w:tab w:val="num" w:pos="0"/>
+        </w:tabs>
+        <w:ind w:start="0" w:hanging="0"/>
+      </w:pPr>
+    </w:lvl>
+    <w:lvl w:ilvl="6">
+      <w:start w:val="1"/>
+      <w:numFmt w:val="none"/>
+      <w:suff w:val="nothing"/>
+      <w:lvlText w:val=""/>
+      <w:lvlJc w:val="start"/>
+      <w:pPr>
+        <w:tabs>
+          <w:tab w:val="num" w:pos="0"/>
+        </w:tabs>
+        <w:ind w:start="0" w:hanging="0"/>
+      </w:pPr>
+    </w:lvl>
+    <w:lvl w:ilvl="7">
+      <w:start w:val="1"/>
+      <w:numFmt w:val="none"/>
+      <w:suff w:val="nothing"/>
+      <w:lvlText w:val=""/>
+      <w:lvlJc w:val="start"/>
+      <w:pPr>
+        <w:tabs>
+          <w:tab w:val="num" w:pos="0"/>
+        </w:tabs>
+        <w:ind w:start="0" w:hanging="0"/>
+      </w:pPr>
+    </w:lvl>
+    <w:lvl w:ilvl="8">
+      <w:start w:val="1"/>
+      <w:numFmt w:val="none"/>
+      <w:suff w:val="nothing"/>
+      <w:lvlText w:val=""/>
+      <w:lvlJc w:val="start"/>
+      <w:pPr>
+        <w:tabs>
+          <w:tab w:val="num" w:pos="0"/>
+        </w:tabs>
+        <w:ind w:start="0" w:hanging="0"/>
+      </w:pPr>
+    </w:lvl>
+  </w:abstractNum>
+  <w:abstractNum w:abstractNumId="2">
+    <w:lvl w:ilvl="0">
+      <w:start w:val="1"/>
+      <w:numFmt w:val="bullet"/>
+      <w:lvlText w:val=""/>
+      <w:lvlJc w:val="start"/>
+      <w:pPr>
+        <w:tabs>
+          <w:tab w:val="num" w:pos="709"/>
+        </w:tabs>
+        <w:ind w:start="709" w:hanging="283"/>
+      </w:pPr>
+      <w:rPr>
+        <w:rFonts w:ascii="Symbol" w:hAnsi="Symbol" w:cs="Symbol" w:hint="default"/>
+      </w:rPr>
+    </w:lvl>
+    <w:lvl w:ilvl="1">
+      <w:start w:val="1"/>
+      <w:numFmt w:val="bullet"/>
+      <w:lvlText w:val=""/>
+      <w:lvlJc w:val="start"/>
+      <w:pPr>
+        <w:tabs>
+          <w:tab w:val="num" w:pos="1418"/>
+        </w:tabs>
+        <w:ind w:start="1418" w:hanging="283"/>
+      </w:pPr>
+      <w:rPr>
+        <w:rFonts w:ascii="Symbol" w:hAnsi="Symbol" w:cs="Symbol" w:hint="default"/>
+      </w:rPr>
+    </w:lvl>
+    <w:lvl w:ilvl="2">
+      <w:start w:val="1"/>
+      <w:numFmt w:val="bullet"/>
+      <w:lvlText w:val=""/>
+      <w:lvlJc w:val="start"/>
+      <w:pPr>
+        <w:tabs>
+          <w:tab w:val="num" w:pos="2127"/>
+        </w:tabs>
+        <w:ind w:start="2127" w:hanging="283"/>
+      </w:pPr>
+      <w:rPr>
+        <w:rFonts w:ascii="Symbol" w:hAnsi="Symbol" w:cs="Symbol" w:hint="default"/>
+      </w:rPr>
+    </w:lvl>
+    <w:lvl w:ilvl="3">
+      <w:start w:val="1"/>
+      <w:numFmt w:val="bullet"/>
+      <w:lvlText w:val=""/>
+      <w:lvlJc w:val="start"/>
+      <w:pPr>
+        <w:tabs>
+          <w:tab w:val="num" w:pos="2836"/>
+        </w:tabs>
+        <w:ind w:start="2836" w:hanging="283"/>
+      </w:pPr>
+      <w:rPr>
+        <w:rFonts w:ascii="Symbol" w:hAnsi="Symbol" w:cs="Symbol" w:hint="default"/>
+      </w:rPr>
+    </w:lvl>
+    <w:lvl w:ilvl="4">
+      <w:start w:val="1"/>
+      <w:numFmt w:val="bullet"/>
+      <w:lvlText w:val=""/>
+      <w:lvlJc w:val="start"/>
+      <w:pPr>
+        <w:tabs>
+          <w:tab w:val="num" w:pos="3545"/>
+        </w:tabs>
+        <w:ind w:start="3545" w:hanging="283"/>
+      </w:pPr>
+      <w:rPr>
+        <w:rFonts w:ascii="Symbol" w:hAnsi="Symbol" w:cs="Symbol" w:hint="default"/>
+      </w:rPr>
+    </w:lvl>
+    <w:lvl w:ilvl="5">
+      <w:start w:val="1"/>
+      <w:numFmt w:val="bullet"/>
+      <w:lvlText w:val=""/>
+      <w:lvlJc w:val="start"/>
+      <w:pPr>
+        <w:tabs>
+          <w:tab w:val="num" w:pos="4254"/>
+        </w:tabs>
+        <w:ind w:start="4254" w:hanging="283"/>
+      </w:pPr>
+      <w:rPr>
+        <w:rFonts w:ascii="Symbol" w:hAnsi="Symbol" w:cs="Symbol" w:hint="default"/>
+      </w:rPr>
+    </w:lvl>
+    <w:lvl w:ilvl="6">
+      <w:start w:val="1"/>
+      <w:numFmt w:val="bullet"/>
+      <w:lvlText w:val=""/>
+      <w:lvlJc w:val="start"/>
+      <w:pPr>
+        <w:tabs>
+          <w:tab w:val="num" w:pos="4963"/>
+        </w:tabs>
+        <w:ind w:start="4963" w:hanging="283"/>
+      </w:pPr>
+      <w:rPr>
+        <w:rFonts w:ascii="Symbol" w:hAnsi="Symbol" w:cs="Symbol" w:hint="default"/>
+      </w:rPr>
+    </w:lvl>
+    <w:lvl w:ilvl="7">
+      <w:start w:val="1"/>
+      <w:numFmt w:val="bullet"/>
+      <w:lvlText w:val=""/>
+      <w:lvlJc w:val="start"/>
+      <w:pPr>
+        <w:tabs>
+          <w:tab w:val="num" w:pos="5672"/>
+        </w:tabs>
+        <w:ind w:start="5672" w:hanging="283"/>
+      </w:pPr>
+      <w:rPr>
+        <w:rFonts w:ascii="Symbol" w:hAnsi="Symbol" w:cs="Symbol" w:hint="default"/>
+      </w:rPr>
+    </w:lvl>
+    <w:lvl w:ilvl="8">
+      <w:start w:val="1"/>
+      <w:numFmt w:val="bullet"/>
+      <w:lvlText w:val=""/>
+      <w:lvlJc w:val="start"/>
+      <w:pPr>
+        <w:tabs>
+          <w:tab w:val="num" w:pos="6381"/>
+        </w:tabs>
+        <w:ind w:start="6381" w:hanging="283"/>
+      </w:pPr>
+      <w:rPr>
+        <w:rFonts w:ascii="Symbol" w:hAnsi="Symbol" w:cs="Symbol" w:hint="default"/>
+      </w:rPr>
+    </w:lvl>
+  </w:abstractNum>
+  <w:abstractNum w:abstractNumId="3">
+    <w:lvl w:ilvl="0">
+      <w:start w:val="1"/>
+      <w:numFmt w:val="bullet"/>
+      <w:lvlText w:val=""/>
+      <w:lvlJc w:val="start"/>
+      <w:pPr>
+        <w:tabs>
+          <w:tab w:val="num" w:pos="709"/>
+        </w:tabs>
+        <w:ind w:start="709" w:hanging="283"/>
+      </w:pPr>
+      <w:rPr>
+        <w:rFonts w:ascii="Symbol" w:hAnsi="Symbol" w:cs="Symbol" w:hint="default"/>
+      </w:rPr>
+    </w:lvl>
+    <w:lvl w:ilvl="1">
+      <w:start w:val="1"/>
+      <w:numFmt w:val="bullet"/>
+      <w:lvlText w:val=""/>
+      <w:lvlJc w:val="start"/>
+      <w:pPr>
+        <w:tabs>
+          <w:tab w:val="num" w:pos="1418"/>
+        </w:tabs>
+        <w:ind w:start="1418" w:hanging="283"/>
+      </w:pPr>
+      <w:rPr>
+        <w:rFonts w:ascii="Symbol" w:hAnsi="Symbol" w:cs="Symbol" w:hint="default"/>
+      </w:rPr>
+    </w:lvl>
+    <w:lvl w:ilvl="2">
+      <w:start w:val="1"/>
+      <w:numFmt w:val="bullet"/>
+      <w:lvlText w:val=""/>
+      <w:lvlJc w:val="start"/>
+      <w:pPr>
+        <w:tabs>
+          <w:tab w:val="num" w:pos="2127"/>
+        </w:tabs>
+        <w:ind w:start="2127" w:hanging="283"/>
+      </w:pPr>
+      <w:rPr>
+        <w:rFonts w:ascii="Symbol" w:hAnsi="Symbol" w:cs="Symbol" w:hint="default"/>
+      </w:rPr>
+    </w:lvl>
+    <w:lvl w:ilvl="3">
+      <w:start w:val="1"/>
+      <w:numFmt w:val="bullet"/>
+      <w:lvlText w:val=""/>
+      <w:lvlJc w:val="start"/>
+      <w:pPr>
+        <w:tabs>
+          <w:tab w:val="num" w:pos="2836"/>
+        </w:tabs>
+        <w:ind w:start="2836" w:hanging="283"/>
+      </w:pPr>
+      <w:rPr>
+        <w:rFonts w:ascii="Symbol" w:hAnsi="Symbol" w:cs="Symbol" w:hint="default"/>
+      </w:rPr>
+    </w:lvl>
+    <w:lvl w:ilvl="4">
+      <w:start w:val="1"/>
+      <w:numFmt w:val="bullet"/>
+      <w:lvlText w:val=""/>
+      <w:lvlJc w:val="start"/>
+      <w:pPr>
+        <w:tabs>
+          <w:tab w:val="num" w:pos="3545"/>
+        </w:tabs>
+        <w:ind w:start="3545" w:hanging="283"/>
+      </w:pPr>
+      <w:rPr>
+        <w:rFonts w:ascii="Symbol" w:hAnsi="Symbol" w:cs="Symbol" w:hint="default"/>
+      </w:rPr>
+    </w:lvl>
+    <w:lvl w:ilvl="5">
+      <w:start w:val="1"/>
+      <w:numFmt w:val="bullet"/>
+      <w:lvlText w:val=""/>
+      <w:lvlJc w:val="start"/>
+      <w:pPr>
+        <w:tabs>
+          <w:tab w:val="num" w:pos="4254"/>
+        </w:tabs>
+        <w:ind w:start="4254" w:hanging="283"/>
+      </w:pPr>
+      <w:rPr>
+        <w:rFonts w:ascii="Symbol" w:hAnsi="Symbol" w:cs="Symbol" w:hint="default"/>
+      </w:rPr>
+    </w:lvl>
+    <w:lvl w:ilvl="6">
+      <w:start w:val="1"/>
+      <w:numFmt w:val="bullet"/>
+      <w:lvlText w:val=""/>
+      <w:lvlJc w:val="start"/>
+      <w:pPr>
+        <w:tabs>
+          <w:tab w:val="num" w:pos="4963"/>
+        </w:tabs>
+        <w:ind w:start="4963" w:hanging="283"/>
+      </w:pPr>
+      <w:rPr>
+        <w:rFonts w:ascii="Symbol" w:hAnsi="Symbol" w:cs="Symbol" w:hint="default"/>
+      </w:rPr>
+    </w:lvl>
+    <w:lvl w:ilvl="7">
+      <w:start w:val="1"/>
+      <w:numFmt w:val="bullet"/>
+      <w:lvlText w:val=""/>
+      <w:lvlJc w:val="start"/>
+      <w:pPr>
+        <w:tabs>
+          <w:tab w:val="num" w:pos="5672"/>
+        </w:tabs>
+        <w:ind w:start="5672" w:hanging="283"/>
+      </w:pPr>
+      <w:rPr>
+        <w:rFonts w:ascii="Symbol" w:hAnsi="Symbol" w:cs="Symbol" w:hint="default"/>
+      </w:rPr>
+    </w:lvl>
+    <w:lvl w:ilvl="8">
+      <w:start w:val="1"/>
+      <w:numFmt w:val="bullet"/>
+      <w:lvlText w:val=""/>
+      <w:lvlJc w:val="start"/>
+      <w:pPr>
+        <w:tabs>
+          <w:tab w:val="num" w:pos="6381"/>
+        </w:tabs>
+        <w:ind w:start="6381" w:hanging="283"/>
+      </w:pPr>
+      <w:rPr>
+        <w:rFonts w:ascii="Symbol" w:hAnsi="Symbol" w:cs="Symbol" w:hint="default"/>
+      </w:rPr>
+    </w:lvl>
+  </w:abstractNum>
+  <w:abstractNum w:abstractNumId="4">
+    <w:lvl w:ilvl="0">
+      <w:start w:val="1"/>
+      <w:numFmt w:val="bullet"/>
+      <w:lvlText w:val=""/>
+      <w:lvlJc w:val="start"/>
+      <w:pPr>
+        <w:tabs>
+          <w:tab w:val="num" w:pos="709"/>
+        </w:tabs>
+        <w:ind w:start="709" w:hanging="283"/>
+      </w:pPr>
+      <w:rPr>
+        <w:rFonts w:ascii="Symbol" w:hAnsi="Symbol" w:cs="Symbol" w:hint="default"/>
+      </w:rPr>
+    </w:lvl>
+    <w:lvl w:ilvl="1">
+      <w:start w:val="1"/>
+      <w:numFmt w:val="bullet"/>
+      <w:lvlText w:val=""/>
+      <w:lvlJc w:val="start"/>
+      <w:pPr>
+        <w:tabs>
+          <w:tab w:val="num" w:pos="1418"/>
+        </w:tabs>
+        <w:ind w:start="1418" w:hanging="283"/>
+      </w:pPr>
+      <w:rPr>
+        <w:rFonts w:ascii="Symbol" w:hAnsi="Symbol" w:cs="Symbol" w:hint="default"/>
+      </w:rPr>
+    </w:lvl>
+    <w:lvl w:ilvl="2">
+      <w:start w:val="1"/>
+      <w:numFmt w:val="bullet"/>
+      <w:lvlText w:val=""/>
+      <w:lvlJc w:val="start"/>
+      <w:pPr>
+        <w:tabs>
+          <w:tab w:val="num" w:pos="2127"/>
+        </w:tabs>
+        <w:ind w:start="2127" w:hanging="283"/>
+      </w:pPr>
+      <w:rPr>
+        <w:rFonts w:ascii="Symbol" w:hAnsi="Symbol" w:cs="Symbol" w:hint="default"/>
+      </w:rPr>
+    </w:lvl>
+    <w:lvl w:ilvl="3">
+      <w:start w:val="1"/>
+      <w:numFmt w:val="bullet"/>
+      <w:lvlText w:val=""/>
+      <w:lvlJc w:val="start"/>
+      <w:pPr>
+        <w:tabs>
+          <w:tab w:val="num" w:pos="2836"/>
+        </w:tabs>
+        <w:ind w:start="2836" w:hanging="283"/>
+      </w:pPr>
+      <w:rPr>
+        <w:rFonts w:ascii="Symbol" w:hAnsi="Symbol" w:cs="Symbol" w:hint="default"/>
+      </w:rPr>
+    </w:lvl>
+    <w:lvl w:ilvl="4">
+      <w:start w:val="1"/>
+      <w:numFmt w:val="bullet"/>
+      <w:lvlText w:val=""/>
+      <w:lvlJc w:val="start"/>
+      <w:pPr>
+        <w:tabs>
+          <w:tab w:val="num" w:pos="3545"/>
+        </w:tabs>
+        <w:ind w:start="3545" w:hanging="283"/>
+      </w:pPr>
+      <w:rPr>
+        <w:rFonts w:ascii="Symbol" w:hAnsi="Symbol" w:cs="Symbol" w:hint="default"/>
+      </w:rPr>
+    </w:lvl>
+    <w:lvl w:ilvl="5">
+      <w:start w:val="1"/>
+      <w:numFmt w:val="bullet"/>
+      <w:lvlText w:val=""/>
+      <w:lvlJc w:val="start"/>
+      <w:pPr>
+        <w:tabs>
+          <w:tab w:val="num" w:pos="4254"/>
+        </w:tabs>
+        <w:ind w:start="4254" w:hanging="283"/>
+      </w:pPr>
+      <w:rPr>
+        <w:rFonts w:ascii="Symbol" w:hAnsi="Symbol" w:cs="Symbol" w:hint="default"/>
+      </w:rPr>
+    </w:lvl>
+    <w:lvl w:ilvl="6">
+      <w:start w:val="1"/>
+      <w:numFmt w:val="bullet"/>
+      <w:lvlText w:val=""/>
+      <w:lvlJc w:val="start"/>
+      <w:pPr>
+        <w:tabs>
+          <w:tab w:val="num" w:pos="4963"/>
+        </w:tabs>
+        <w:ind w:start="4963" w:hanging="283"/>
+      </w:pPr>
+      <w:rPr>
+        <w:rFonts w:ascii="Symbol" w:hAnsi="Symbol" w:cs="Symbol" w:hint="default"/>
+      </w:rPr>
+    </w:lvl>
+    <w:lvl w:ilvl="7">
+      <w:start w:val="1"/>
+      <w:numFmt w:val="bullet"/>
+      <w:lvlText w:val=""/>
+      <w:lvlJc w:val="start"/>
+      <w:pPr>
+        <w:tabs>
+          <w:tab w:val="num" w:pos="5672"/>
+        </w:tabs>
+        <w:ind w:start="5672" w:hanging="283"/>
+      </w:pPr>
+      <w:rPr>
+        <w:rFonts w:ascii="Symbol" w:hAnsi="Symbol" w:cs="Symbol" w:hint="default"/>
+      </w:rPr>
+    </w:lvl>
+    <w:lvl w:ilvl="8">
+      <w:start w:val="1"/>
+      <w:numFmt w:val="bullet"/>
+      <w:lvlText w:val=""/>
+      <w:lvlJc w:val="start"/>
+      <w:pPr>
+        <w:tabs>
+          <w:tab w:val="num" w:pos="6381"/>
+        </w:tabs>
+        <w:ind w:start="6381" w:hanging="283"/>
+      </w:pPr>
+      <w:rPr>
+        <w:rFonts w:ascii="Symbol" w:hAnsi="Symbol" w:cs="Symbol" w:hint="default"/>
+      </w:rPr>
+    </w:lvl>
+  </w:abstractNum>
+  <w:abstractNum w:abstractNumId="5">
+    <w:lvl w:ilvl="0">
+      <w:start w:val="1"/>
+      <w:numFmt w:val="bullet"/>
+      <w:lvlText w:val=""/>
+      <w:lvlJc w:val="start"/>
+      <w:pPr>
+        <w:tabs>
+          <w:tab w:val="num" w:pos="709"/>
+        </w:tabs>
+        <w:ind w:start="709" w:hanging="283"/>
+      </w:pPr>
+      <w:rPr>
+        <w:rFonts w:ascii="Symbol" w:hAnsi="Symbol" w:cs="Symbol" w:hint="default"/>
+      </w:rPr>
+    </w:lvl>
+    <w:lvl w:ilvl="1">
+      <w:start w:val="1"/>
+      <w:numFmt w:val="bullet"/>
+      <w:lvlText w:val=""/>
+      <w:lvlJc w:val="start"/>
+      <w:pPr>
+        <w:tabs>
+          <w:tab w:val="num" w:pos="1418"/>
+        </w:tabs>
+        <w:ind w:start="1418" w:hanging="283"/>
+      </w:pPr>
+      <w:rPr>
+        <w:rFonts w:ascii="Symbol" w:hAnsi="Symbol" w:cs="Symbol" w:hint="default"/>
+      </w:rPr>
+    </w:lvl>
+    <w:lvl w:ilvl="2">
+      <w:start w:val="1"/>
+      <w:numFmt w:val="bullet"/>
+      <w:lvlText w:val=""/>
+      <w:lvlJc w:val="start"/>
+      <w:pPr>
+        <w:tabs>
+          <w:tab w:val="num" w:pos="2127"/>
+        </w:tabs>
+        <w:ind w:start="2127" w:hanging="283"/>
+      </w:pPr>
+      <w:rPr>
+        <w:rFonts w:ascii="Symbol" w:hAnsi="Symbol" w:cs="Symbol" w:hint="default"/>
+      </w:rPr>
+    </w:lvl>
+    <w:lvl w:ilvl="3">
+      <w:start w:val="1"/>
+      <w:numFmt w:val="bullet"/>
+      <w:lvlText w:val=""/>
+      <w:lvlJc w:val="start"/>
+      <w:pPr>
+        <w:tabs>
+          <w:tab w:val="num" w:pos="2836"/>
+        </w:tabs>
+        <w:ind w:start="2836" w:hanging="283"/>
+      </w:pPr>
+      <w:rPr>
+        <w:rFonts w:ascii="Symbol" w:hAnsi="Symbol" w:cs="Symbol" w:hint="default"/>
+      </w:rPr>
+    </w:lvl>
+    <w:lvl w:ilvl="4">
+      <w:start w:val="1"/>
+      <w:numFmt w:val="bullet"/>
+      <w:lvlText w:val=""/>
+      <w:lvlJc w:val="start"/>
+      <w:pPr>
+        <w:tabs>
+          <w:tab w:val="num" w:pos="3545"/>
+        </w:tabs>
+        <w:ind w:start="3545" w:hanging="283"/>
+      </w:pPr>
+      <w:rPr>
+        <w:rFonts w:ascii="Symbol" w:hAnsi="Symbol" w:cs="Symbol" w:hint="default"/>
+      </w:rPr>
+    </w:lvl>
+    <w:lvl w:ilvl="5">
+      <w:start w:val="1"/>
+      <w:numFmt w:val="bullet"/>
+      <w:lvlText w:val=""/>
+      <w:lvlJc w:val="start"/>
+      <w:pPr>
+        <w:tabs>
+          <w:tab w:val="num" w:pos="4254"/>
+        </w:tabs>
+        <w:ind w:start="4254" w:hanging="283"/>
+      </w:pPr>
+      <w:rPr>
+        <w:rFonts w:ascii="Symbol" w:hAnsi="Symbol" w:cs="Symbol" w:hint="default"/>
+      </w:rPr>
+    </w:lvl>
+    <w:lvl w:ilvl="6">
+      <w:start w:val="1"/>
+      <w:numFmt w:val="bullet"/>
+      <w:lvlText w:val=""/>
+      <w:lvlJc w:val="start"/>
+      <w:pPr>
+        <w:tabs>
+          <w:tab w:val="num" w:pos="4963"/>
+        </w:tabs>
+        <w:ind w:start="4963" w:hanging="283"/>
+      </w:pPr>
+      <w:rPr>
+        <w:rFonts w:ascii="Symbol" w:hAnsi="Symbol" w:cs="Symbol" w:hint="default"/>
+      </w:rPr>
+    </w:lvl>
+    <w:lvl w:ilvl="7">
+      <w:start w:val="1"/>
+      <w:numFmt w:val="bullet"/>
+      <w:lvlText w:val=""/>
+      <w:lvlJc w:val="start"/>
+      <w:pPr>
+        <w:tabs>
+          <w:tab w:val="num" w:pos="5672"/>
+        </w:tabs>
+        <w:ind w:start="5672" w:hanging="283"/>
+      </w:pPr>
+      <w:rPr>
+        <w:rFonts w:ascii="Symbol" w:hAnsi="Symbol" w:cs="Symbol" w:hint="default"/>
+      </w:rPr>
+    </w:lvl>
+    <w:lvl w:ilvl="8">
+      <w:start w:val="1"/>
+      <w:numFmt w:val="bullet"/>
+      <w:lvlText w:val=""/>
+      <w:lvlJc w:val="start"/>
+      <w:pPr>
+        <w:tabs>
+          <w:tab w:val="num" w:pos="6381"/>
+        </w:tabs>
+        <w:ind w:start="6381" w:hanging="283"/>
+      </w:pPr>
+      <w:rPr>
+        <w:rFonts w:ascii="Symbol" w:hAnsi="Symbol" w:cs="Symbol" w:hint="default"/>
+      </w:rPr>
+    </w:lvl>
+  </w:abstractNum>
+  <w:abstractNum w:abstractNumId="6">
+    <w:lvl w:ilvl="0">
+      <w:start w:val="1"/>
+      <w:numFmt w:val="bullet"/>
+      <w:lvlText w:val=""/>
+      <w:lvlJc w:val="start"/>
+      <w:pPr>
+        <w:tabs>
+          <w:tab w:val="num" w:pos="709"/>
+        </w:tabs>
+        <w:ind w:start="709" w:hanging="283"/>
+      </w:pPr>
+      <w:rPr>
+        <w:rFonts w:ascii="Symbol" w:hAnsi="Symbol" w:cs="Symbol" w:hint="default"/>
+      </w:rPr>
+    </w:lvl>
+    <w:lvl w:ilvl="1">
+      <w:start w:val="1"/>
+      <w:numFmt w:val="bullet"/>
+      <w:lvlText w:val=""/>
+      <w:lvlJc w:val="start"/>
+      <w:pPr>
+        <w:tabs>
+          <w:tab w:val="num" w:pos="1418"/>
+        </w:tabs>
+        <w:ind w:start="1418" w:hanging="283"/>
+      </w:pPr>
+      <w:rPr>
+        <w:rFonts w:ascii="Symbol" w:hAnsi="Symbol" w:cs="Symbol" w:hint="default"/>
+      </w:rPr>
+    </w:lvl>
+    <w:lvl w:ilvl="2">
+      <w:start w:val="1"/>
+      <w:numFmt w:val="bullet"/>
+      <w:lvlText w:val=""/>
+      <w:lvlJc w:val="start"/>
+      <w:pPr>
+        <w:tabs>
+          <w:tab w:val="num" w:pos="2127"/>
+        </w:tabs>
+        <w:ind w:start="2127" w:hanging="283"/>
+      </w:pPr>
+      <w:rPr>
+        <w:rFonts w:ascii="Symbol" w:hAnsi="Symbol" w:cs="Symbol" w:hint="default"/>
+      </w:rPr>
+    </w:lvl>
+    <w:lvl w:ilvl="3">
+      <w:start w:val="1"/>
+      <w:numFmt w:val="bullet"/>
+      <w:lvlText w:val=""/>
+      <w:lvlJc w:val="start"/>
+      <w:pPr>
+        <w:tabs>
+          <w:tab w:val="num" w:pos="2836"/>
+        </w:tabs>
+        <w:ind w:start="2836" w:hanging="283"/>
+      </w:pPr>
+      <w:rPr>
+        <w:rFonts w:ascii="Symbol" w:hAnsi="Symbol" w:cs="Symbol" w:hint="default"/>
+      </w:rPr>
+    </w:lvl>
+    <w:lvl w:ilvl="4">
+      <w:start w:val="1"/>
+      <w:numFmt w:val="bullet"/>
+      <w:lvlText w:val=""/>
+      <w:lvlJc w:val="start"/>
+      <w:pPr>
+        <w:tabs>
+          <w:tab w:val="num" w:pos="3545"/>
+        </w:tabs>
+        <w:ind w:start="3545" w:hanging="283"/>
+      </w:pPr>
+      <w:rPr>
+        <w:rFonts w:ascii="Symbol" w:hAnsi="Symbol" w:cs="Symbol" w:hint="default"/>
+      </w:rPr>
+    </w:lvl>
+    <w:lvl w:ilvl="5">
+      <w:start w:val="1"/>
+      <w:numFmt w:val="bullet"/>
+      <w:lvlText w:val=""/>
+      <w:lvlJc w:val="start"/>
+      <w:pPr>
+        <w:tabs>
+          <w:tab w:val="num" w:pos="4254"/>
+        </w:tabs>
+        <w:ind w:start="4254" w:hanging="283"/>
+      </w:pPr>
+      <w:rPr>
+        <w:rFonts w:ascii="Symbol" w:hAnsi="Symbol" w:cs="Symbol" w:hint="default"/>
+      </w:rPr>
+    </w:lvl>
+    <w:lvl w:ilvl="6">
+      <w:start w:val="1"/>
+      <w:numFmt w:val="bullet"/>
+      <w:lvlText w:val=""/>
+      <w:lvlJc w:val="start"/>
+      <w:pPr>
+        <w:tabs>
+          <w:tab w:val="num" w:pos="4963"/>
+        </w:tabs>
+        <w:ind w:start="4963" w:hanging="283"/>
+      </w:pPr>
+      <w:rPr>
+        <w:rFonts w:ascii="Symbol" w:hAnsi="Symbol" w:cs="Symbol" w:hint="default"/>
+      </w:rPr>
+    </w:lvl>
+    <w:lvl w:ilvl="7">
+      <w:start w:val="1"/>
+      <w:numFmt w:val="bullet"/>
+      <w:lvlText w:val=""/>
+      <w:lvlJc w:val="start"/>
+      <w:pPr>
+        <w:tabs>
+          <w:tab w:val="num" w:pos="5672"/>
+        </w:tabs>
+        <w:ind w:start="5672" w:hanging="283"/>
+      </w:pPr>
+      <w:rPr>
+        <w:rFonts w:ascii="Symbol" w:hAnsi="Symbol" w:cs="Symbol" w:hint="default"/>
+      </w:rPr>
+    </w:lvl>
+    <w:lvl w:ilvl="8">
+      <w:start w:val="1"/>
+      <w:numFmt w:val="bullet"/>
+      <w:lvlText w:val=""/>
+      <w:lvlJc w:val="start"/>
+      <w:pPr>
+        <w:tabs>
+          <w:tab w:val="num" w:pos="6381"/>
+        </w:tabs>
+        <w:ind w:start="6381" w:hanging="283"/>
+      </w:pPr>
+      <w:rPr>
+        <w:rFonts w:ascii="Symbol" w:hAnsi="Symbol" w:cs="Symbol" w:hint="default"/>
+      </w:rPr>
+    </w:lvl>
+  </w:abstractNum>
+  <w:abstractNum w:abstractNumId="7">
+    <w:lvl w:ilvl="0">
+      <w:start w:val="1"/>
+      <w:numFmt w:val="decimal"/>
+      <w:lvlText w:val="%1."/>
+      <w:lvlJc w:val="start"/>
+      <w:pPr>
+        <w:tabs>
+          <w:tab w:val="num" w:pos="709"/>
+        </w:tabs>
+        <w:ind w:start="709" w:hanging="283"/>
+      </w:pPr>
+      <w:rPr/>
+    </w:lvl>
+    <w:lvl w:ilvl="1">
+      <w:start w:val="1"/>
+      <w:numFmt w:val="bullet"/>
+      <w:lvlText w:val=""/>
+      <w:lvlJc w:val="start"/>
+      <w:pPr>
+        <w:tabs>
+          <w:tab w:val="num" w:pos="1418"/>
+        </w:tabs>
+        <w:ind w:start="1418" w:hanging="283"/>
+      </w:pPr>
+      <w:rPr>
+        <w:rFonts w:ascii="Symbol" w:hAnsi="Symbol" w:cs="Symbol" w:hint="default"/>
+      </w:rPr>
+    </w:lvl>
+    <w:lvl w:ilvl="2">
+      <w:start w:val="1"/>
+      <w:numFmt w:val="bullet"/>
+      <w:lvlText w:val=""/>
+      <w:lvlJc w:val="start"/>
+      <w:pPr>
+        <w:tabs>
+          <w:tab w:val="num" w:pos="2127"/>
+        </w:tabs>
+        <w:ind w:start="2127" w:hanging="283"/>
+      </w:pPr>
+      <w:rPr>
+        <w:rFonts w:ascii="Symbol" w:hAnsi="Symbol" w:cs="Symbol" w:hint="default"/>
+      </w:rPr>
+    </w:lvl>
+    <w:lvl w:ilvl="3">
+      <w:start w:val="1"/>
+      <w:numFmt w:val="bullet"/>
+      <w:lvlText w:val=""/>
+      <w:lvlJc w:val="start"/>
+      <w:pPr>
+        <w:tabs>
+          <w:tab w:val="num" w:pos="2836"/>
+        </w:tabs>
+        <w:ind w:start="2836" w:hanging="283"/>
+      </w:pPr>
+      <w:rPr>
+        <w:rFonts w:ascii="Symbol" w:hAnsi="Symbol" w:cs="Symbol" w:hint="default"/>
+      </w:rPr>
+    </w:lvl>
+    <w:lvl w:ilvl="4">
+      <w:start w:val="1"/>
+      <w:numFmt w:val="bullet"/>
+      <w:lvlText w:val=""/>
+      <w:lvlJc w:val="start"/>
+      <w:pPr>
+        <w:tabs>
+          <w:tab w:val="num" w:pos="3545"/>
+        </w:tabs>
+        <w:ind w:start="3545" w:hanging="283"/>
+      </w:pPr>
+      <w:rPr>
+        <w:rFonts w:ascii="Symbol" w:hAnsi="Symbol" w:cs="Symbol" w:hint="default"/>
+      </w:rPr>
+    </w:lvl>
+    <w:lvl w:ilvl="5">
+      <w:start w:val="1"/>
+      <w:numFmt w:val="bullet"/>
+      <w:lvlText w:val=""/>
+      <w:lvlJc w:val="start"/>
+      <w:pPr>
+        <w:tabs>
+          <w:tab w:val="num" w:pos="4254"/>
+        </w:tabs>
+        <w:ind w:start="4254" w:hanging="283"/>
+      </w:pPr>
+      <w:rPr>
+        <w:rFonts w:ascii="Symbol" w:hAnsi="Symbol" w:cs="Symbol" w:hint="default"/>
+      </w:rPr>
+    </w:lvl>
+    <w:lvl w:ilvl="6">
+      <w:start w:val="1"/>
+      <w:numFmt w:val="bullet"/>
+      <w:lvlText w:val=""/>
+      <w:lvlJc w:val="start"/>
+      <w:pPr>
+        <w:tabs>
+          <w:tab w:val="num" w:pos="4963"/>
+        </w:tabs>
+        <w:ind w:start="4963" w:hanging="283"/>
+      </w:pPr>
+      <w:rPr>
+        <w:rFonts w:ascii="Symbol" w:hAnsi="Symbol" w:cs="Symbol" w:hint="default"/>
+      </w:rPr>
+    </w:lvl>
+    <w:lvl w:ilvl="7">
+      <w:start w:val="1"/>
+      <w:numFmt w:val="bullet"/>
+      <w:lvlText w:val=""/>
+      <w:lvlJc w:val="start"/>
+      <w:pPr>
+        <w:tabs>
+          <w:tab w:val="num" w:pos="5672"/>
+        </w:tabs>
+        <w:ind w:start="5672" w:hanging="283"/>
+      </w:pPr>
+      <w:rPr>
+        <w:rFonts w:ascii="Symbol" w:hAnsi="Symbol" w:cs="Symbol" w:hint="default"/>
+      </w:rPr>
+    </w:lvl>
+    <w:lvl w:ilvl="8">
+      <w:start w:val="1"/>
+      <w:numFmt w:val="bullet"/>
+      <w:lvlText w:val=""/>
+      <w:lvlJc w:val="start"/>
+      <w:pPr>
+        <w:tabs>
+          <w:tab w:val="num" w:pos="6381"/>
+        </w:tabs>
+        <w:ind w:start="6381" w:hanging="283"/>
+      </w:pPr>
+      <w:rPr>
+        <w:rFonts w:ascii="Symbol" w:hAnsi="Symbol" w:cs="Symbol" w:hint="default"/>
+      </w:rPr>
+    </w:lvl>
+  </w:abstractNum>
+  <w:num w:numId="1">
+    <w:abstractNumId w:val="1"/>
+  </w:num>
+  <w:num w:numId="2">
+    <w:abstractNumId w:val="2"/>
+  </w:num>
+  <w:num w:numId="3">
+    <w:abstractNumId w:val="3"/>
+  </w:num>
+  <w:num w:numId="4">
+    <w:abstractNumId w:val="4"/>
+  </w:num>
+  <w:num w:numId="5">
+    <w:abstractNumId w:val="5"/>
+  </w:num>
+  <w:num w:numId="6">
+    <w:abstractNumId w:val="6"/>
+  </w:num>
+  <w:num w:numId="7">
+    <w:abstractNumId w:val="7"/>
+  </w:num>
+</w:numbering>
 </file>
 
 <file path=word/styles.xml><?xml version="1.0" encoding="utf-8"?>
@@ -2400,7 +5201,6 @@
     </w:rPrDefault>
     <w:pPrDefault>
       <w:pPr>
-        <w:widowControl/>
         <w:suppressAutoHyphens w:val="true"/>
       </w:pPr>
     </w:pPrDefault>
@@ -2410,7 +5210,10 @@
     <w:qFormat/>
     <w:pPr>
       <w:widowControl/>
+      <w:suppressAutoHyphens w:val="true"/>
       <w:bidi w:val="0"/>
+      <w:spacing w:before="0" w:after="0"/>
+      <w:jc w:val="start"/>
     </w:pPr>
     <w:rPr>
       <w:rFonts w:ascii="Liberation Serif" w:hAnsi="Liberation Serif" w:eastAsia="NSimSun" w:cs="Arial"/>
@@ -2420,6 +5223,58 @@
       <w:szCs w:val="24"/>
       <w:lang w:val="ru-RU" w:eastAsia="zh-CN" w:bidi="hi-IN"/>
     </w:rPr>
+  </w:style>
+  <w:style w:type="paragraph" w:styleId="Heading2">
+    <w:name w:val="heading 2"/>
+    <w:basedOn w:val="Style14"/>
+    <w:next w:val="BodyText"/>
+    <w:qFormat/>
+    <w:pPr>
+      <w:numPr>
+        <w:ilvl w:val="1"/>
+        <w:numId w:val="1"/>
+      </w:numPr>
+      <w:spacing w:before="200" w:after="120"/>
+      <w:outlineLvl w:val="1"/>
+    </w:pPr>
+    <w:rPr>
+      <w:b/>
+      <w:bCs/>
+      <w:sz w:val="32"/>
+      <w:szCs w:val="32"/>
+    </w:rPr>
+  </w:style>
+  <w:style w:type="paragraph" w:styleId="Heading3">
+    <w:name w:val="heading 3"/>
+    <w:basedOn w:val="Style14"/>
+    <w:next w:val="BodyText"/>
+    <w:qFormat/>
+    <w:pPr>
+      <w:numPr>
+        <w:ilvl w:val="2"/>
+        <w:numId w:val="1"/>
+      </w:numPr>
+      <w:spacing w:before="140" w:after="120"/>
+      <w:outlineLvl w:val="2"/>
+    </w:pPr>
+    <w:rPr>
+      <w:b/>
+      <w:bCs/>
+      <w:sz w:val="28"/>
+      <w:szCs w:val="28"/>
+    </w:rPr>
+  </w:style>
+  <w:style w:type="character" w:styleId="Style12">
+    <w:name w:val="Маркеры"/>
+    <w:qFormat/>
+    <w:rPr>
+      <w:rFonts w:ascii="OpenSymbol" w:hAnsi="OpenSymbol" w:eastAsia="OpenSymbol" w:cs="OpenSymbol"/>
+    </w:rPr>
+  </w:style>
+  <w:style w:type="character" w:styleId="Style13">
+    <w:name w:val="Символ нумерации"/>
+    <w:qFormat/>
+    <w:rPr/>
   </w:style>
   <w:style w:type="paragraph" w:styleId="Style14">
     <w:name w:val="Заголовок"/>
@@ -2479,6 +5334,85 @@
       <w:rFonts w:cs="Arial"/>
     </w:rPr>
   </w:style>
+  <w:style w:type="paragraph" w:styleId="user">
+    <w:name w:val="Заголовок (user)"/>
+    <w:basedOn w:val="Normal"/>
+    <w:next w:val="BodyText"/>
+    <w:qFormat/>
+    <w:pPr>
+      <w:keepNext w:val="true"/>
+      <w:spacing w:before="240" w:after="120"/>
+    </w:pPr>
+    <w:rPr>
+      <w:rFonts w:ascii="Liberation Sans" w:hAnsi="Liberation Sans" w:eastAsia="Microsoft YaHei" w:cs="Arial"/>
+      <w:sz w:val="28"/>
+      <w:szCs w:val="28"/>
+    </w:rPr>
+  </w:style>
+  <w:style w:type="paragraph" w:styleId="user1">
+    <w:name w:val="Указатель (user)"/>
+    <w:basedOn w:val="Normal"/>
+    <w:qFormat/>
+    <w:pPr>
+      <w:suppressLineNumbers/>
+    </w:pPr>
+    <w:rPr>
+      <w:rFonts w:cs="Arial"/>
+    </w:rPr>
+  </w:style>
+  <w:style w:type="paragraph" w:styleId="Style16">
+    <w:name w:val="Горизонтальная линия"/>
+    <w:basedOn w:val="Normal"/>
+    <w:next w:val="BodyText"/>
+    <w:qFormat/>
+    <w:pPr>
+      <w:suppressLineNumbers/>
+      <w:pBdr>
+        <w:bottom w:val="double" w:sz="2" w:space="0" w:color="808080"/>
+      </w:pBdr>
+      <w:spacing w:before="0" w:after="283"/>
+    </w:pPr>
+    <w:rPr>
+      <w:sz w:val="12"/>
+      <w:szCs w:val="12"/>
+    </w:rPr>
+  </w:style>
+  <w:style w:type="paragraph" w:styleId="Style17">
+    <w:name w:val="Содержимое таблицы"/>
+    <w:basedOn w:val="Normal"/>
+    <w:qFormat/>
+    <w:pPr>
+      <w:widowControl w:val="false"/>
+      <w:suppressLineNumbers/>
+    </w:pPr>
+    <w:rPr/>
+  </w:style>
+  <w:style w:type="paragraph" w:styleId="Style18">
+    <w:name w:val="Заголовок таблицы"/>
+    <w:basedOn w:val="Style17"/>
+    <w:qFormat/>
+    <w:pPr>
+      <w:suppressLineNumbers/>
+      <w:jc w:val="center"/>
+    </w:pPr>
+    <w:rPr>
+      <w:b/>
+      <w:bCs/>
+    </w:rPr>
+  </w:style>
+  <w:style w:type="paragraph" w:styleId="Style19">
+    <w:name w:val="Текст в заданном формате"/>
+    <w:basedOn w:val="Normal"/>
+    <w:qFormat/>
+    <w:pPr>
+      <w:spacing w:before="0" w:after="0"/>
+    </w:pPr>
+    <w:rPr>
+      <w:rFonts w:ascii="Liberation Mono" w:hAnsi="Liberation Mono" w:eastAsia="NSimSun" w:cs="Liberation Mono"/>
+      <w:sz w:val="20"/>
+      <w:szCs w:val="20"/>
+    </w:rPr>
+  </w:style>
 </w:styles>
 </file>
 
@@ -2490,37 +5424,37 @@
         <a:srgbClr val="000000"/>
       </a:dk1>
       <a:lt1>
-        <a:srgbClr val="ffffff"/>
+        <a:srgbClr val="FFFFFF"/>
       </a:lt1>
       <a:dk2>
         <a:srgbClr val="000000"/>
       </a:dk2>
       <a:lt2>
-        <a:srgbClr val="ffffff"/>
+        <a:srgbClr val="FFFFFF"/>
       </a:lt2>
       <a:accent1>
-        <a:srgbClr val="18a303"/>
+        <a:srgbClr val="18A303"/>
       </a:accent1>
       <a:accent2>
-        <a:srgbClr val="0369a3"/>
+        <a:srgbClr val="0369A3"/>
       </a:accent2>
       <a:accent3>
-        <a:srgbClr val="a33e03"/>
+        <a:srgbClr val="A33E03"/>
       </a:accent3>
       <a:accent4>
-        <a:srgbClr val="8e03a3"/>
+        <a:srgbClr val="8E03A3"/>
       </a:accent4>
       <a:accent5>
-        <a:srgbClr val="c99c00"/>
+        <a:srgbClr val="C99C00"/>
       </a:accent5>
       <a:accent6>
-        <a:srgbClr val="c9211e"/>
+        <a:srgbClr val="C9211E"/>
       </a:accent6>
       <a:hlink>
-        <a:srgbClr val="0000ee"/>
+        <a:srgbClr val="0000EE"/>
       </a:hlink>
       <a:folHlink>
-        <a:srgbClr val="551a8b"/>
+        <a:srgbClr val="551A8B"/>
       </a:folHlink>
     </a:clrScheme>
     <a:fontScheme name="Office">

--- a/doc/Read_me2.docx
+++ b/doc/Read_me2.docx
@@ -2936,25 +2936,6 @@
         <w:rPr>
           <w:color w:val="D81B60"/>
         </w:rPr>
-        <w:t xml:space="preserve">«лтния удара» не совсем удачный термин (у линии через точку два напрвления), </w:t>
-      </w:r>
-      <w:r>
-        <w:rPr>
-          <w:color w:val="D81B60"/>
-        </w:rPr>
-        <w:t xml:space="preserve">думаю, </w:t>
-      </w:r>
-      <w:r>
-        <w:rPr>
-          <w:color w:val="D81B60"/>
-        </w:rPr>
-        <w:t xml:space="preserve">точнее будет «луч удара» </w:t>
-      </w:r>
-      <w:r>
-        <w:rPr>
-          <w:color w:val="D81B60"/>
-        </w:rPr>
-        <w:t>(одно направление от центра битка), и ещё добавить термин «вектор удара» - направление и расстояние до точки прицеливания.</w:t>
       </w:r>
     </w:p>
     <w:p>

--- a/doc/Read_me2.docx
+++ b/doc/Read_me2.docx
@@ -2482,7 +2482,7 @@
     </w:p>
     <w:p>
       <w:pPr>
-        <w:pStyle w:val="Style16"/>
+        <w:pStyle w:val="Style15"/>
         <w:rPr/>
       </w:pPr>
       <w:r>
@@ -2492,6 +2492,10 @@
     <w:p>
       <w:pPr>
         <w:pStyle w:val="Heading2"/>
+        <w:numPr>
+          <w:ilvl w:val="1"/>
+          <w:numId w:val="2"/>
+        </w:numPr>
         <w:ind w:hanging="0" w:start="0"/>
         <w:rPr/>
       </w:pPr>
@@ -2537,7 +2541,7 @@
           </w:tcPr>
           <w:p>
             <w:pPr>
-              <w:pStyle w:val="Style18"/>
+              <w:pStyle w:val="Style17"/>
               <w:jc w:val="start"/>
               <w:rPr/>
             </w:pPr>
@@ -2558,7 +2562,7 @@
           </w:tcPr>
           <w:p>
             <w:pPr>
-              <w:pStyle w:val="Style18"/>
+              <w:pStyle w:val="Style17"/>
               <w:jc w:val="start"/>
               <w:rPr/>
             </w:pPr>
@@ -2580,7 +2584,7 @@
           </w:tcPr>
           <w:p>
             <w:pPr>
-              <w:pStyle w:val="Style18"/>
+              <w:pStyle w:val="Style17"/>
               <w:jc w:val="start"/>
               <w:rPr/>
             </w:pPr>
@@ -2603,7 +2607,7 @@
           </w:tcPr>
           <w:p>
             <w:pPr>
-              <w:pStyle w:val="Style17"/>
+              <w:pStyle w:val="Style16"/>
               <w:jc w:val="start"/>
               <w:rPr/>
             </w:pPr>
@@ -2623,7 +2627,7 @@
           </w:tcPr>
           <w:p>
             <w:pPr>
-              <w:pStyle w:val="Style17"/>
+              <w:pStyle w:val="Style16"/>
               <w:rPr/>
             </w:pPr>
             <w:r>
@@ -2655,7 +2659,7 @@
           </w:tcPr>
           <w:p>
             <w:pPr>
-              <w:pStyle w:val="Style17"/>
+              <w:pStyle w:val="Style16"/>
               <w:jc w:val="start"/>
               <w:rPr/>
             </w:pPr>
@@ -2678,7 +2682,7 @@
           </w:tcPr>
           <w:p>
             <w:pPr>
-              <w:pStyle w:val="Style17"/>
+              <w:pStyle w:val="Style16"/>
               <w:jc w:val="start"/>
               <w:rPr/>
             </w:pPr>
@@ -2698,7 +2702,7 @@
           </w:tcPr>
           <w:p>
             <w:pPr>
-              <w:pStyle w:val="Style17"/>
+              <w:pStyle w:val="Style16"/>
               <w:rPr/>
             </w:pPr>
             <w:r>
@@ -2730,7 +2734,7 @@
           </w:tcPr>
           <w:p>
             <w:pPr>
-              <w:pStyle w:val="Style17"/>
+              <w:pStyle w:val="Style16"/>
               <w:jc w:val="start"/>
               <w:rPr/>
             </w:pPr>
@@ -2753,7 +2757,7 @@
           </w:tcPr>
           <w:p>
             <w:pPr>
-              <w:pStyle w:val="Style17"/>
+              <w:pStyle w:val="Style16"/>
               <w:jc w:val="start"/>
               <w:rPr/>
             </w:pPr>
@@ -2773,7 +2777,7 @@
           </w:tcPr>
           <w:p>
             <w:pPr>
-              <w:pStyle w:val="Style17"/>
+              <w:pStyle w:val="Style16"/>
               <w:rPr/>
             </w:pPr>
             <w:r>
@@ -2805,7 +2809,7 @@
           </w:tcPr>
           <w:p>
             <w:pPr>
-              <w:pStyle w:val="Style17"/>
+              <w:pStyle w:val="Style16"/>
               <w:jc w:val="start"/>
               <w:rPr/>
             </w:pPr>
@@ -2828,7 +2832,7 @@
           </w:tcPr>
           <w:p>
             <w:pPr>
-              <w:pStyle w:val="Style17"/>
+              <w:pStyle w:val="Style16"/>
               <w:jc w:val="start"/>
               <w:rPr/>
             </w:pPr>
@@ -2848,7 +2852,7 @@
           </w:tcPr>
           <w:p>
             <w:pPr>
-              <w:pStyle w:val="Style17"/>
+              <w:pStyle w:val="Style16"/>
               <w:rPr/>
             </w:pPr>
             <w:r>
@@ -2870,7 +2874,7 @@
           </w:tcPr>
           <w:p>
             <w:pPr>
-              <w:pStyle w:val="Style17"/>
+              <w:pStyle w:val="Style16"/>
               <w:jc w:val="start"/>
               <w:rPr/>
             </w:pPr>
@@ -2950,6 +2954,10 @@
     <w:p>
       <w:pPr>
         <w:pStyle w:val="Heading2"/>
+        <w:numPr>
+          <w:ilvl w:val="1"/>
+          <w:numId w:val="2"/>
+        </w:numPr>
         <w:ind w:hanging="0" w:start="0"/>
         <w:rPr/>
       </w:pPr>
@@ -2965,6 +2973,10 @@
     <w:p>
       <w:pPr>
         <w:pStyle w:val="Heading3"/>
+        <w:numPr>
+          <w:ilvl w:val="2"/>
+          <w:numId w:val="2"/>
+        </w:numPr>
         <w:ind w:hanging="0" w:start="0"/>
         <w:rPr/>
       </w:pPr>
@@ -2978,7 +2990,7 @@
         <w:pStyle w:val="BodyText"/>
         <w:numPr>
           <w:ilvl w:val="0"/>
-          <w:numId w:val="2"/>
+          <w:numId w:val="3"/>
         </w:numPr>
         <w:tabs>
           <w:tab w:val="clear" w:pos="709"/>
@@ -3007,7 +3019,7 @@
         <w:pStyle w:val="BodyText"/>
         <w:numPr>
           <w:ilvl w:val="0"/>
-          <w:numId w:val="2"/>
+          <w:numId w:val="3"/>
         </w:numPr>
         <w:tabs>
           <w:tab w:val="clear" w:pos="709"/>
@@ -3069,6 +3081,10 @@
     <w:p>
       <w:pPr>
         <w:pStyle w:val="Heading3"/>
+        <w:numPr>
+          <w:ilvl w:val="2"/>
+          <w:numId w:val="2"/>
+        </w:numPr>
         <w:ind w:hanging="0" w:start="0"/>
         <w:rPr/>
       </w:pPr>
@@ -3082,7 +3098,7 @@
         <w:pStyle w:val="BodyText"/>
         <w:numPr>
           <w:ilvl w:val="0"/>
-          <w:numId w:val="3"/>
+          <w:numId w:val="4"/>
         </w:numPr>
         <w:tabs>
           <w:tab w:val="clear" w:pos="709"/>
@@ -3117,7 +3133,7 @@
         <w:pStyle w:val="BodyText"/>
         <w:numPr>
           <w:ilvl w:val="0"/>
-          <w:numId w:val="3"/>
+          <w:numId w:val="4"/>
         </w:numPr>
         <w:tabs>
           <w:tab w:val="clear" w:pos="709"/>
@@ -3171,7 +3187,7 @@
         <w:pStyle w:val="BodyText"/>
         <w:numPr>
           <w:ilvl w:val="0"/>
-          <w:numId w:val="4"/>
+          <w:numId w:val="5"/>
         </w:numPr>
         <w:tabs>
           <w:tab w:val="clear" w:pos="709"/>
@@ -3200,7 +3216,7 @@
         <w:pStyle w:val="BodyText"/>
         <w:numPr>
           <w:ilvl w:val="0"/>
-          <w:numId w:val="4"/>
+          <w:numId w:val="5"/>
         </w:numPr>
         <w:tabs>
           <w:tab w:val="clear" w:pos="709"/>
@@ -3229,7 +3245,7 @@
         <w:pStyle w:val="BodyText"/>
         <w:numPr>
           <w:ilvl w:val="0"/>
-          <w:numId w:val="4"/>
+          <w:numId w:val="5"/>
         </w:numPr>
         <w:tabs>
           <w:tab w:val="clear" w:pos="709"/>
@@ -3268,7 +3284,7 @@
         <w:pStyle w:val="BodyText"/>
         <w:numPr>
           <w:ilvl w:val="0"/>
-          <w:numId w:val="4"/>
+          <w:numId w:val="5"/>
         </w:numPr>
         <w:tabs>
           <w:tab w:val="clear" w:pos="709"/>
@@ -3297,7 +3313,7 @@
         <w:pStyle w:val="BodyText"/>
         <w:numPr>
           <w:ilvl w:val="0"/>
-          <w:numId w:val="4"/>
+          <w:numId w:val="5"/>
         </w:numPr>
         <w:tabs>
           <w:tab w:val="clear" w:pos="709"/>
@@ -3373,7 +3389,7 @@
         <w:pStyle w:val="BodyText"/>
         <w:numPr>
           <w:ilvl w:val="0"/>
-          <w:numId w:val="5"/>
+          <w:numId w:val="6"/>
         </w:numPr>
         <w:tabs>
           <w:tab w:val="clear" w:pos="709"/>
@@ -3395,394 +3411,6 @@
       <w:r>
         <w:rPr/>
         <w:t>:</w:t>
-      </w:r>
-    </w:p>
-    <w:p>
-      <w:pPr>
-        <w:pStyle w:val="BodyText"/>
-        <w:numPr>
-          <w:ilvl w:val="0"/>
-          <w:numId w:val="5"/>
-        </w:numPr>
-        <w:tabs>
-          <w:tab w:val="clear" w:pos="709"/>
-          <w:tab w:val="left" w:pos="0" w:leader="none"/>
-        </w:tabs>
-        <w:ind w:hanging="283" w:start="709"/>
-        <w:rPr/>
-      </w:pPr>
-      <w:r>
-        <w:rPr/>
-        <w:t xml:space="preserve">Угол между линией PC и касательной: </w:t>
-      </w:r>
-      <w:r>
-        <w:rPr>
-          <w:rFonts w:ascii="Liberation Mono" w:hAnsi="Liberation Mono"/>
-        </w:rPr>
-        <w:t>β = arcsin(r / |PC|)</w:t>
-      </w:r>
-    </w:p>
-    <w:p>
-      <w:pPr>
-        <w:pStyle w:val="BodyText"/>
-        <w:numPr>
-          <w:ilvl w:val="0"/>
-          <w:numId w:val="5"/>
-        </w:numPr>
-        <w:tabs>
-          <w:tab w:val="clear" w:pos="709"/>
-          <w:tab w:val="left" w:pos="0" w:leader="none"/>
-        </w:tabs>
-        <w:ind w:hanging="283" w:start="709"/>
-        <w:rPr/>
-      </w:pPr>
-      <w:r>
-        <w:rPr/>
-        <w:t xml:space="preserve">Две касательные дают два угла: </w:t>
-      </w:r>
-      <w:r>
-        <w:rPr>
-          <w:rFonts w:ascii="Liberation Mono" w:hAnsi="Liberation Mono"/>
-        </w:rPr>
-        <w:t>α_C - β</w:t>
-      </w:r>
-      <w:r>
-        <w:rPr/>
-        <w:t xml:space="preserve"> и </w:t>
-      </w:r>
-      <w:r>
-        <w:rPr>
-          <w:rFonts w:ascii="Liberation Mono" w:hAnsi="Liberation Mono"/>
-        </w:rPr>
-        <w:t>α_C + β</w:t>
-      </w:r>
-      <w:r>
-        <w:rPr/>
-        <w:t xml:space="preserve">, где </w:t>
-      </w:r>
-      <w:r>
-        <w:rPr>
-          <w:rFonts w:ascii="Liberation Mono" w:hAnsi="Liberation Mono"/>
-        </w:rPr>
-        <w:t>α_C</w:t>
-      </w:r>
-      <w:r>
-        <w:rPr/>
-        <w:t xml:space="preserve"> — направление от P к C.</w:t>
-      </w:r>
-    </w:p>
-    <w:p>
-      <w:pPr>
-        <w:pStyle w:val="BodyText"/>
-        <w:rPr/>
-      </w:pPr>
-      <w:r>
-        <w:rPr/>
-        <w:t xml:space="preserve">Для двух камней A и B получаем </w:t>
-      </w:r>
-      <w:r>
-        <w:rPr>
-          <w:b/>
-        </w:rPr>
-        <w:t>4 касательные</w:t>
-      </w:r>
-      <w:r>
-        <w:rPr/>
-        <w:t xml:space="preserve">. Из них выбираем </w:t>
-      </w:r>
-      <w:r>
-        <w:rPr>
-          <w:b/>
-        </w:rPr>
-        <w:t>две "внутренние"</w:t>
-      </w:r>
-      <w:r>
-        <w:rPr/>
-        <w:t xml:space="preserve"> — те, что проходят </w:t>
-      </w:r>
-      <w:r>
-        <w:rPr>
-          <w:b/>
-        </w:rPr>
-        <w:t>между</w:t>
-      </w:r>
-      <w:r>
-        <w:rPr/>
-        <w:t xml:space="preserve"> камнями (пересекают отрезок AB).</w:t>
-      </w:r>
-    </w:p>
-    <w:p>
-      <w:pPr>
-        <w:pStyle w:val="BodyText"/>
-        <w:rPr/>
-      </w:pPr>
-      <w:r>
-        <w:rPr/>
-        <w:t xml:space="preserve">Эти две касательные и дают границы допустимого диапазона: </w:t>
-      </w:r>
-      <w:r>
-        <w:rPr>
-          <w:rFonts w:ascii="Liberation Mono" w:hAnsi="Liberation Mono"/>
-        </w:rPr>
-        <w:t>[α_min, α_max]</w:t>
-      </w:r>
-      <w:r>
-        <w:rPr/>
-        <w:t>.</w:t>
-      </w:r>
-    </w:p>
-    <w:p>
-      <w:pPr>
-        <w:pStyle w:val="Heading3"/>
-        <w:ind w:hanging="0" w:start="0"/>
-        <w:rPr/>
-      </w:pPr>
-      <w:r>
-        <w:rPr/>
-        <w:t>Шаг 6. Нормализация диапазона (тут есть нюанс!)</w:t>
-      </w:r>
-    </w:p>
-    <w:p>
-      <w:pPr>
-        <w:pStyle w:val="BodyText"/>
-        <w:rPr/>
-      </w:pPr>
-      <w:r>
-        <w:rPr>
-          <w:b/>
-        </w:rPr>
-        <w:t>Проблема:</w:t>
-      </w:r>
-      <w:r>
-        <w:rPr/>
-        <w:t xml:space="preserve"> Центральный угол </w:t>
-      </w:r>
-      <w:r>
-        <w:rPr>
-          <w:rFonts w:ascii="Liberation Mono" w:hAnsi="Liberation Mono"/>
-        </w:rPr>
-        <w:t>α₀</w:t>
-      </w:r>
-      <w:r>
-        <w:rPr/>
-        <w:t xml:space="preserve"> (к центроиду) </w:t>
-      </w:r>
-      <w:r>
-        <w:rPr>
-          <w:b/>
-        </w:rPr>
-        <w:t>не обязан</w:t>
-      </w:r>
-      <w:r>
-        <w:rPr/>
-        <w:t xml:space="preserve"> быть ровно посередине между </w:t>
-      </w:r>
-      <w:r>
-        <w:rPr>
-          <w:rFonts w:ascii="Liberation Mono" w:hAnsi="Liberation Mono"/>
-        </w:rPr>
-        <w:t>α_min</w:t>
-      </w:r>
-      <w:r>
-        <w:rPr/>
-        <w:t xml:space="preserve"> и </w:t>
-      </w:r>
-      <w:r>
-        <w:rPr>
-          <w:rFonts w:ascii="Liberation Mono" w:hAnsi="Liberation Mono"/>
-        </w:rPr>
-        <w:t>α_max</w:t>
-      </w:r>
-      <w:r>
-        <w:rPr/>
-        <w:t>. Это зависит от геометрии — если камни разного размера или расположены асимметрично, реальный коридор "перекошен".</w:t>
-      </w:r>
-    </w:p>
-    <w:p>
-      <w:pPr>
-        <w:pStyle w:val="BodyText"/>
-        <w:rPr/>
-      </w:pPr>
-      <w:r>
-        <w:rPr>
-          <w:b/>
-        </w:rPr>
-        <w:t>Варианты решения:</w:t>
-      </w:r>
-    </w:p>
-    <w:p>
-      <w:pPr>
-        <w:pStyle w:val="BodyText"/>
-        <w:rPr/>
-      </w:pPr>
-      <w:r>
-        <w:rPr/>
-        <w:t xml:space="preserve">🔹 </w:t>
-      </w:r>
-      <w:r>
-        <w:rPr>
-          <w:b/>
-        </w:rPr>
-        <w:t>Вариант A (простой):</w:t>
-      </w:r>
-      <w:r>
-        <w:rPr/>
-        <w:t xml:space="preserve"> Использовать реальный диапазон </w:t>
-      </w:r>
-      <w:r>
-        <w:rPr>
-          <w:rFonts w:ascii="Liberation Mono" w:hAnsi="Liberation Mono"/>
-        </w:rPr>
-        <w:t>[α_min, α_max]</w:t>
-      </w:r>
-      <w:r>
-        <w:rPr/>
-        <w:t xml:space="preserve"> без нормализации. Бот будет целиться в центр коридора, даже если он не совпадает с направлением на центроид.</w:t>
-      </w:r>
-    </w:p>
-    <w:p>
-      <w:pPr>
-        <w:pStyle w:val="BodyText"/>
-        <w:rPr/>
-      </w:pPr>
-      <w:r>
-        <w:rPr/>
-        <w:t xml:space="preserve">🔹 </w:t>
-      </w:r>
-      <w:r>
-        <w:rPr>
-          <w:b/>
-        </w:rPr>
-        <w:t>Вариант B (твой):</w:t>
-      </w:r>
-      <w:r>
-        <w:rPr/>
-        <w:t xml:space="preserve"> Нормализовать — сделать диапазон симметричным относительно </w:t>
-      </w:r>
-      <w:r>
-        <w:rPr>
-          <w:rFonts w:ascii="Liberation Mono" w:hAnsi="Liberation Mono"/>
-        </w:rPr>
-        <w:t>α₀</w:t>
-      </w:r>
-      <w:r>
-        <w:rPr/>
-        <w:t xml:space="preserve">. Но тогда нужно </w:t>
-      </w:r>
-      <w:r>
-        <w:rPr>
-          <w:b/>
-        </w:rPr>
-        <w:t>обрезать</w:t>
-      </w:r>
-      <w:r>
-        <w:rPr/>
-        <w:t xml:space="preserve"> его по более узкой стороне:</w:t>
-      </w:r>
-    </w:p>
-    <w:p>
-      <w:pPr>
-        <w:pStyle w:val="Style19"/>
-        <w:shd w:fill="E1E1E1" w:val="clear"/>
-        <w:spacing w:before="0" w:after="283"/>
-        <w:rPr/>
-      </w:pPr>
-      <w:r>
-        <w:rPr/>
-        <w:t>δ = min(α₀ - α_min, α_max - α₀)</w:t>
-        <w:br/>
-        <w:t>итоговый диапазон: [α₀ - δ, α₀ + δ]</w:t>
-      </w:r>
-    </w:p>
-    <w:p>
-      <w:pPr>
-        <w:pStyle w:val="BodyText"/>
-        <w:rPr/>
-      </w:pPr>
-      <w:r>
-        <w:rPr/>
-        <w:t>Это гарантирует, что весь диапазон остаётся внутри свободного коридора.</w:t>
-      </w:r>
-    </w:p>
-    <w:p>
-      <w:pPr>
-        <w:pStyle w:val="BodyText"/>
-        <w:rPr/>
-      </w:pPr>
-      <w:r>
-        <w:rPr/>
-        <w:t xml:space="preserve">🔹 </w:t>
-      </w:r>
-      <w:r>
-        <w:rPr>
-          <w:b/>
-        </w:rPr>
-        <w:t>Вариант C (компромисс):</w:t>
-      </w:r>
-      <w:r>
-        <w:rPr/>
-        <w:t xml:space="preserve"> Если </w:t>
-      </w:r>
-      <w:r>
-        <w:rPr>
-          <w:rFonts w:ascii="Liberation Mono" w:hAnsi="Liberation Mono"/>
-        </w:rPr>
-        <w:t>α₀</w:t>
-      </w:r>
-      <w:r>
-        <w:rPr/>
-        <w:t xml:space="preserve"> сильно смещён (например, ближе к одной границе), считать такой биток "неудобным" и добавить штраф к оценке.</w:t>
-      </w:r>
-    </w:p>
-    <w:p>
-      <w:pPr>
-        <w:pStyle w:val="BodyText"/>
-        <w:rPr/>
-      </w:pPr>
-      <w:r>
-        <w:rPr>
-          <w:b/>
-        </w:rPr>
-        <w:t>Моя рекомендация — Вариант B.</w:t>
-      </w:r>
-      <w:r>
-        <w:rPr/>
-        <w:t xml:space="preserve"> Он даёт предсказуемое поведение и гарантирует безопасность.</w:t>
-      </w:r>
-    </w:p>
-    <w:p>
-      <w:pPr>
-        <w:pStyle w:val="Style16"/>
-        <w:rPr/>
-      </w:pPr>
-      <w:r>
-        <w:rPr/>
-      </w:r>
-    </w:p>
-    <w:p>
-      <w:pPr>
-        <w:pStyle w:val="Heading2"/>
-        <w:ind w:hanging="0" w:start="0"/>
-        <w:rPr/>
-      </w:pPr>
-      <w:r>
-        <w:rPr/>
-        <w:t xml:space="preserve">⚠️ </w:t>
-      </w:r>
-      <w:r>
-        <w:rPr/>
-        <w:t>Важные нюансы, которые стоит учесть</w:t>
-      </w:r>
-    </w:p>
-    <w:p>
-      <w:pPr>
-        <w:pStyle w:val="Heading3"/>
-        <w:ind w:hanging="0" w:start="0"/>
-        <w:rPr/>
-      </w:pPr>
-      <w:r>
-        <w:rPr/>
-        <w:t>1. Вырожденные случаи</w:t>
       </w:r>
     </w:p>
     <w:p>
@@ -3801,17 +3429,13 @@
       </w:pPr>
       <w:r>
         <w:rPr/>
-        <w:t xml:space="preserve">Если биток лежит </w:t>
-      </w:r>
-      <w:r>
-        <w:rPr>
-          <w:b/>
-        </w:rPr>
-        <w:t>на линии AB</w:t>
-      </w:r>
-      <w:r>
-        <w:rPr/>
-        <w:t xml:space="preserve"> — касательные не определены (делением на ноль). Нужно обработать этот случай.</w:t>
+        <w:t xml:space="preserve">Угол между линией PC и касательной: </w:t>
+      </w:r>
+      <w:r>
+        <w:rPr>
+          <w:rFonts w:ascii="Liberation Mono" w:hAnsi="Liberation Mono"/>
+        </w:rPr>
+        <w:t>β = arcsin(r / |PC|)</w:t>
       </w:r>
     </w:p>
     <w:p>
@@ -3820,6 +3444,410 @@
         <w:numPr>
           <w:ilvl w:val="0"/>
           <w:numId w:val="6"/>
+        </w:numPr>
+        <w:tabs>
+          <w:tab w:val="clear" w:pos="709"/>
+          <w:tab w:val="left" w:pos="0" w:leader="none"/>
+        </w:tabs>
+        <w:ind w:hanging="283" w:start="709"/>
+        <w:rPr/>
+      </w:pPr>
+      <w:r>
+        <w:rPr/>
+        <w:t xml:space="preserve">Две касательные дают два угла: </w:t>
+      </w:r>
+      <w:r>
+        <w:rPr>
+          <w:rFonts w:ascii="Liberation Mono" w:hAnsi="Liberation Mono"/>
+        </w:rPr>
+        <w:t>α_C - β</w:t>
+      </w:r>
+      <w:r>
+        <w:rPr/>
+        <w:t xml:space="preserve"> и </w:t>
+      </w:r>
+      <w:r>
+        <w:rPr>
+          <w:rFonts w:ascii="Liberation Mono" w:hAnsi="Liberation Mono"/>
+        </w:rPr>
+        <w:t>α_C + β</w:t>
+      </w:r>
+      <w:r>
+        <w:rPr/>
+        <w:t xml:space="preserve">, где </w:t>
+      </w:r>
+      <w:r>
+        <w:rPr>
+          <w:rFonts w:ascii="Liberation Mono" w:hAnsi="Liberation Mono"/>
+        </w:rPr>
+        <w:t>α_C</w:t>
+      </w:r>
+      <w:r>
+        <w:rPr/>
+        <w:t xml:space="preserve"> — направление от P к C.</w:t>
+      </w:r>
+    </w:p>
+    <w:p>
+      <w:pPr>
+        <w:pStyle w:val="BodyText"/>
+        <w:rPr/>
+      </w:pPr>
+      <w:r>
+        <w:rPr/>
+        <w:t xml:space="preserve">Для двух камней A и B получаем </w:t>
+      </w:r>
+      <w:r>
+        <w:rPr>
+          <w:b/>
+        </w:rPr>
+        <w:t>4 касательные</w:t>
+      </w:r>
+      <w:r>
+        <w:rPr/>
+        <w:t xml:space="preserve">. Из них выбираем </w:t>
+      </w:r>
+      <w:r>
+        <w:rPr>
+          <w:b/>
+        </w:rPr>
+        <w:t>две "внутренние"</w:t>
+      </w:r>
+      <w:r>
+        <w:rPr/>
+        <w:t xml:space="preserve"> — те, что проходят </w:t>
+      </w:r>
+      <w:r>
+        <w:rPr>
+          <w:b/>
+        </w:rPr>
+        <w:t>между</w:t>
+      </w:r>
+      <w:r>
+        <w:rPr/>
+        <w:t xml:space="preserve"> камнями (пересекают отрезок AB).</w:t>
+      </w:r>
+    </w:p>
+    <w:p>
+      <w:pPr>
+        <w:pStyle w:val="BodyText"/>
+        <w:rPr/>
+      </w:pPr>
+      <w:r>
+        <w:rPr/>
+        <w:t xml:space="preserve">Эти две касательные и дают границы допустимого диапазона: </w:t>
+      </w:r>
+      <w:r>
+        <w:rPr>
+          <w:rFonts w:ascii="Liberation Mono" w:hAnsi="Liberation Mono"/>
+        </w:rPr>
+        <w:t>[α_min, α_max]</w:t>
+      </w:r>
+      <w:r>
+        <w:rPr/>
+        <w:t>.</w:t>
+      </w:r>
+    </w:p>
+    <w:p>
+      <w:pPr>
+        <w:pStyle w:val="Heading3"/>
+        <w:numPr>
+          <w:ilvl w:val="2"/>
+          <w:numId w:val="2"/>
+        </w:numPr>
+        <w:ind w:hanging="0" w:start="0"/>
+        <w:rPr/>
+      </w:pPr>
+      <w:r>
+        <w:rPr/>
+        <w:t>Шаг 6. Нормализация диапазона (тут есть нюанс!)</w:t>
+      </w:r>
+    </w:p>
+    <w:p>
+      <w:pPr>
+        <w:pStyle w:val="BodyText"/>
+        <w:rPr/>
+      </w:pPr>
+      <w:r>
+        <w:rPr>
+          <w:b/>
+        </w:rPr>
+        <w:t>Проблема:</w:t>
+      </w:r>
+      <w:r>
+        <w:rPr/>
+        <w:t xml:space="preserve"> Центральный угол </w:t>
+      </w:r>
+      <w:r>
+        <w:rPr>
+          <w:rFonts w:ascii="Liberation Mono" w:hAnsi="Liberation Mono"/>
+        </w:rPr>
+        <w:t>α₀</w:t>
+      </w:r>
+      <w:r>
+        <w:rPr/>
+        <w:t xml:space="preserve"> (к центроиду) </w:t>
+      </w:r>
+      <w:r>
+        <w:rPr>
+          <w:b/>
+        </w:rPr>
+        <w:t>не обязан</w:t>
+      </w:r>
+      <w:r>
+        <w:rPr/>
+        <w:t xml:space="preserve"> быть ровно посередине между </w:t>
+      </w:r>
+      <w:r>
+        <w:rPr>
+          <w:rFonts w:ascii="Liberation Mono" w:hAnsi="Liberation Mono"/>
+        </w:rPr>
+        <w:t>α_min</w:t>
+      </w:r>
+      <w:r>
+        <w:rPr/>
+        <w:t xml:space="preserve"> и </w:t>
+      </w:r>
+      <w:r>
+        <w:rPr>
+          <w:rFonts w:ascii="Liberation Mono" w:hAnsi="Liberation Mono"/>
+        </w:rPr>
+        <w:t>α_max</w:t>
+      </w:r>
+      <w:r>
+        <w:rPr/>
+        <w:t>. Это зависит от геометрии — если камни разного размера или расположены асимметрично, реальный коридор "перекошен".</w:t>
+      </w:r>
+    </w:p>
+    <w:p>
+      <w:pPr>
+        <w:pStyle w:val="BodyText"/>
+        <w:rPr/>
+      </w:pPr>
+      <w:r>
+        <w:rPr>
+          <w:b/>
+        </w:rPr>
+        <w:t>Варианты решения:</w:t>
+      </w:r>
+    </w:p>
+    <w:p>
+      <w:pPr>
+        <w:pStyle w:val="BodyText"/>
+        <w:rPr/>
+      </w:pPr>
+      <w:r>
+        <w:rPr/>
+        <w:t xml:space="preserve">🔹 </w:t>
+      </w:r>
+      <w:r>
+        <w:rPr>
+          <w:b/>
+        </w:rPr>
+        <w:t>Вариант A (простой):</w:t>
+      </w:r>
+      <w:r>
+        <w:rPr/>
+        <w:t xml:space="preserve"> Использовать реальный диапазон </w:t>
+      </w:r>
+      <w:r>
+        <w:rPr>
+          <w:rFonts w:ascii="Liberation Mono" w:hAnsi="Liberation Mono"/>
+        </w:rPr>
+        <w:t>[α_min, α_max]</w:t>
+      </w:r>
+      <w:r>
+        <w:rPr/>
+        <w:t xml:space="preserve"> без нормализации. Бот будет целиться в центр коридора, даже если он не совпадает с направлением на центроид.</w:t>
+      </w:r>
+    </w:p>
+    <w:p>
+      <w:pPr>
+        <w:pStyle w:val="BodyText"/>
+        <w:rPr/>
+      </w:pPr>
+      <w:r>
+        <w:rPr/>
+        <w:t xml:space="preserve">🔹 </w:t>
+      </w:r>
+      <w:r>
+        <w:rPr>
+          <w:b/>
+        </w:rPr>
+        <w:t>Вариант B (твой):</w:t>
+      </w:r>
+      <w:r>
+        <w:rPr/>
+        <w:t xml:space="preserve"> Нормализовать — сделать диапазон симметричным относительно </w:t>
+      </w:r>
+      <w:r>
+        <w:rPr>
+          <w:rFonts w:ascii="Liberation Mono" w:hAnsi="Liberation Mono"/>
+        </w:rPr>
+        <w:t>α₀</w:t>
+      </w:r>
+      <w:r>
+        <w:rPr/>
+        <w:t xml:space="preserve">. Но тогда нужно </w:t>
+      </w:r>
+      <w:r>
+        <w:rPr>
+          <w:b/>
+        </w:rPr>
+        <w:t>обрезать</w:t>
+      </w:r>
+      <w:r>
+        <w:rPr/>
+        <w:t xml:space="preserve"> его по более узкой стороне:</w:t>
+      </w:r>
+    </w:p>
+    <w:p>
+      <w:pPr>
+        <w:pStyle w:val="Style18"/>
+        <w:shd w:val="clear" w:fill="E1E1E1"/>
+        <w:spacing w:before="0" w:after="283"/>
+        <w:rPr/>
+      </w:pPr>
+      <w:r>
+        <w:rPr/>
+        <w:t>δ = min(α₀ - α_min, α_max - α₀)</w:t>
+        <w:br/>
+        <w:t>итоговый диапазон: [α₀ - δ, α₀ + δ]</w:t>
+      </w:r>
+    </w:p>
+    <w:p>
+      <w:pPr>
+        <w:pStyle w:val="BodyText"/>
+        <w:rPr/>
+      </w:pPr>
+      <w:r>
+        <w:rPr/>
+        <w:t>Это гарантирует, что весь диапазон остаётся внутри свободного коридора.</w:t>
+      </w:r>
+    </w:p>
+    <w:p>
+      <w:pPr>
+        <w:pStyle w:val="BodyText"/>
+        <w:rPr/>
+      </w:pPr>
+      <w:r>
+        <w:rPr/>
+        <w:t xml:space="preserve">🔹 </w:t>
+      </w:r>
+      <w:r>
+        <w:rPr>
+          <w:b/>
+        </w:rPr>
+        <w:t>Вариант C (компромисс):</w:t>
+      </w:r>
+      <w:r>
+        <w:rPr/>
+        <w:t xml:space="preserve"> Если </w:t>
+      </w:r>
+      <w:r>
+        <w:rPr>
+          <w:rFonts w:ascii="Liberation Mono" w:hAnsi="Liberation Mono"/>
+        </w:rPr>
+        <w:t>α₀</w:t>
+      </w:r>
+      <w:r>
+        <w:rPr/>
+        <w:t xml:space="preserve"> сильно смещён (например, ближе к одной границе), считать такой биток "неудобным" и добавить штраф к оценке.</w:t>
+      </w:r>
+    </w:p>
+    <w:p>
+      <w:pPr>
+        <w:pStyle w:val="BodyText"/>
+        <w:rPr/>
+      </w:pPr>
+      <w:r>
+        <w:rPr>
+          <w:b/>
+        </w:rPr>
+        <w:t>Моя рекомендация — Вариант B.</w:t>
+      </w:r>
+      <w:r>
+        <w:rPr/>
+        <w:t xml:space="preserve"> Он даёт предсказуемое поведение и гарантирует безопасность.</w:t>
+      </w:r>
+    </w:p>
+    <w:p>
+      <w:pPr>
+        <w:pStyle w:val="Style15"/>
+        <w:rPr/>
+      </w:pPr>
+      <w:r>
+        <w:rPr/>
+      </w:r>
+    </w:p>
+    <w:p>
+      <w:pPr>
+        <w:pStyle w:val="Heading2"/>
+        <w:numPr>
+          <w:ilvl w:val="1"/>
+          <w:numId w:val="2"/>
+        </w:numPr>
+        <w:ind w:hanging="0" w:start="0"/>
+        <w:rPr/>
+      </w:pPr>
+      <w:r>
+        <w:rPr/>
+        <w:t xml:space="preserve">⚠️ </w:t>
+      </w:r>
+      <w:r>
+        <w:rPr/>
+        <w:t>Важные нюансы, которые стоит учесть</w:t>
+      </w:r>
+    </w:p>
+    <w:p>
+      <w:pPr>
+        <w:pStyle w:val="Heading3"/>
+        <w:numPr>
+          <w:ilvl w:val="2"/>
+          <w:numId w:val="2"/>
+        </w:numPr>
+        <w:ind w:hanging="0" w:start="0"/>
+        <w:rPr/>
+      </w:pPr>
+      <w:r>
+        <w:rPr/>
+        <w:t>1. Вырожденные случаи</w:t>
+      </w:r>
+    </w:p>
+    <w:p>
+      <w:pPr>
+        <w:pStyle w:val="BodyText"/>
+        <w:numPr>
+          <w:ilvl w:val="0"/>
+          <w:numId w:val="7"/>
+        </w:numPr>
+        <w:tabs>
+          <w:tab w:val="clear" w:pos="709"/>
+          <w:tab w:val="left" w:pos="0" w:leader="none"/>
+        </w:tabs>
+        <w:ind w:hanging="283" w:start="709"/>
+        <w:rPr/>
+      </w:pPr>
+      <w:r>
+        <w:rPr/>
+        <w:t xml:space="preserve">Если биток лежит </w:t>
+      </w:r>
+      <w:r>
+        <w:rPr>
+          <w:b/>
+        </w:rPr>
+        <w:t>на линии AB</w:t>
+      </w:r>
+      <w:r>
+        <w:rPr/>
+        <w:t xml:space="preserve"> — касательные не определены (делением на ноль). Нужно обработать этот случай.</w:t>
+      </w:r>
+    </w:p>
+    <w:p>
+      <w:pPr>
+        <w:pStyle w:val="BodyText"/>
+        <w:numPr>
+          <w:ilvl w:val="0"/>
+          <w:numId w:val="7"/>
         </w:numPr>
         <w:tabs>
           <w:tab w:val="clear" w:pos="709"/>
@@ -3891,6 +3919,10 @@
     <w:p>
       <w:pPr>
         <w:pStyle w:val="Heading3"/>
+        <w:numPr>
+          <w:ilvl w:val="2"/>
+          <w:numId w:val="2"/>
+        </w:numPr>
         <w:ind w:hanging="0" w:start="0"/>
         <w:rPr/>
       </w:pPr>
@@ -3911,7 +3943,7 @@
     </w:p>
     <w:p>
       <w:pPr>
-        <w:pStyle w:val="Style16"/>
+        <w:pStyle w:val="Style15"/>
         <w:rPr/>
       </w:pPr>
       <w:r>
@@ -3921,6 +3953,10 @@
     <w:p>
       <w:pPr>
         <w:pStyle w:val="Heading2"/>
+        <w:numPr>
+          <w:ilvl w:val="1"/>
+          <w:numId w:val="2"/>
+        </w:numPr>
         <w:ind w:hanging="0" w:start="0"/>
         <w:rPr/>
       </w:pPr>
@@ -3948,7 +3984,7 @@
         <w:pStyle w:val="BodyText"/>
         <w:numPr>
           <w:ilvl w:val="0"/>
-          <w:numId w:val="7"/>
+          <w:numId w:val="8"/>
         </w:numPr>
         <w:tabs>
           <w:tab w:val="clear" w:pos="709"/>
@@ -3983,7 +4019,7 @@
         <w:pStyle w:val="BodyText"/>
         <w:numPr>
           <w:ilvl w:val="0"/>
-          <w:numId w:val="7"/>
+          <w:numId w:val="8"/>
         </w:numPr>
         <w:tabs>
           <w:tab w:val="clear" w:pos="709"/>
@@ -4018,7 +4054,7 @@
         <w:pStyle w:val="BodyText"/>
         <w:numPr>
           <w:ilvl w:val="0"/>
-          <w:numId w:val="7"/>
+          <w:numId w:val="8"/>
         </w:numPr>
         <w:tabs>
           <w:tab w:val="clear" w:pos="709"/>
@@ -4044,7 +4080,7 @@
         <w:pStyle w:val="BodyText"/>
         <w:numPr>
           <w:ilvl w:val="1"/>
-          <w:numId w:val="7"/>
+          <w:numId w:val="8"/>
         </w:numPr>
         <w:tabs>
           <w:tab w:val="clear" w:pos="709"/>
@@ -4063,7 +4099,7 @@
         <w:pStyle w:val="BodyText"/>
         <w:numPr>
           <w:ilvl w:val="1"/>
-          <w:numId w:val="7"/>
+          <w:numId w:val="8"/>
         </w:numPr>
         <w:tabs>
           <w:tab w:val="clear" w:pos="709"/>
@@ -4082,7 +4118,7 @@
         <w:pStyle w:val="BodyText"/>
         <w:numPr>
           <w:ilvl w:val="0"/>
-          <w:numId w:val="7"/>
+          <w:numId w:val="8"/>
         </w:numPr>
         <w:tabs>
           <w:tab w:val="clear" w:pos="709"/>
@@ -4104,7 +4140,7 @@
     </w:p>
     <w:p>
       <w:pPr>
-        <w:pStyle w:val="Style16"/>
+        <w:pStyle w:val="Style15"/>
         <w:rPr/>
       </w:pPr>
       <w:r>
@@ -4114,6 +4150,10 @@
     <w:p>
       <w:pPr>
         <w:pStyle w:val="Heading2"/>
+        <w:numPr>
+          <w:ilvl w:val="1"/>
+          <w:numId w:val="2"/>
+        </w:numPr>
         <w:ind w:hanging="0" w:start="0"/>
         <w:rPr/>
       </w:pPr>
@@ -4128,8 +4168,8 @@
     </w:p>
     <w:p>
       <w:pPr>
-        <w:pStyle w:val="Style19"/>
-        <w:shd w:fill="E1E1E1" w:val="clear"/>
+        <w:pStyle w:val="Style18"/>
+        <w:shd w:val="clear" w:fill="E1E1E1"/>
         <w:spacing w:before="0" w:after="283"/>
         <w:rPr/>
       </w:pPr>
@@ -4188,6 +4228,2587 @@
         <w:rPr/>
       </w:r>
     </w:p>
+    <w:p>
+      <w:pPr>
+        <w:pStyle w:val="BodyText"/>
+        <w:spacing w:before="0" w:after="140"/>
+        <w:rPr/>
+      </w:pPr>
+      <w:r>
+        <w:rPr/>
+      </w:r>
+    </w:p>
+    <w:p>
+      <w:pPr>
+        <w:pStyle w:val="BodyText"/>
+        <w:spacing w:before="0" w:after="140"/>
+        <w:rPr/>
+      </w:pPr>
+      <w:r>
+        <w:rPr/>
+      </w:r>
+    </w:p>
+    <w:p>
+      <w:pPr>
+        <w:pStyle w:val="BodyText"/>
+        <w:spacing w:before="0" w:after="140"/>
+        <w:rPr/>
+      </w:pPr>
+      <w:r>
+        <w:rPr/>
+      </w:r>
+    </w:p>
+    <w:p>
+      <w:pPr>
+        <w:pStyle w:val="BodyText"/>
+        <w:spacing w:before="0" w:after="140"/>
+        <w:rPr/>
+      </w:pPr>
+      <w:r>
+        <w:rPr/>
+      </w:r>
+    </w:p>
+    <w:p>
+      <w:pPr>
+        <w:pStyle w:val="BodyText"/>
+        <w:rPr/>
+      </w:pPr>
+      <w:r>
+        <w:rPr/>
+        <w:t>Ниже — готовый промпт-контекст. Скопируй весь текст от разделителя и вставь в начало новой сессии.</w:t>
+      </w:r>
+    </w:p>
+    <w:p>
+      <w:pPr>
+        <w:pStyle w:val="user4"/>
+        <w:rPr/>
+      </w:pPr>
+      <w:r>
+        <w:rPr/>
+      </w:r>
+    </w:p>
+    <w:p>
+      <w:pPr>
+        <w:pStyle w:val="Heading1"/>
+        <w:numPr>
+          <w:ilvl w:val="0"/>
+          <w:numId w:val="1"/>
+        </w:numPr>
+        <w:ind w:hanging="0" w:start="0"/>
+        <w:rPr/>
+      </w:pPr>
+      <w:r>
+        <w:rPr/>
+        <w:t xml:space="preserve">🎱 </w:t>
+      </w:r>
+      <w:r>
+        <w:rPr/>
+        <w:t>КОНТЕКСТ ПРОЕКТА: Бильярд-головоломка (TypeScript + Canvas)</w:t>
+      </w:r>
+    </w:p>
+    <w:p>
+      <w:pPr>
+        <w:pStyle w:val="BodyText"/>
+        <w:rPr/>
+      </w:pPr>
+      <w:r>
+        <w:rPr/>
+        <w:t xml:space="preserve">Ты продолжаешь разработку браузерной игры «бильярд» на чистом TypeScript (компиляция </w:t>
+      </w:r>
+      <w:r>
+        <w:rPr>
+          <w:rFonts w:ascii="Liberation Mono" w:hAnsi="Liberation Mono"/>
+        </w:rPr>
+        <w:t>npx tsc</w:t>
+      </w:r>
+      <w:r>
+        <w:rPr/>
+        <w:t xml:space="preserve">, запуск через live-reload сервер на </w:t>
+      </w:r>
+      <w:r>
+        <w:rPr>
+          <w:rFonts w:ascii="Liberation Mono" w:hAnsi="Liberation Mono"/>
+        </w:rPr>
+        <w:t>localhost:5500</w:t>
+      </w:r>
+      <w:r>
+        <w:rPr/>
+        <w:t xml:space="preserve">, ES-модули, импорты с расширением </w:t>
+      </w:r>
+      <w:r>
+        <w:rPr>
+          <w:rFonts w:ascii="Liberation Mono" w:hAnsi="Liberation Mono"/>
+        </w:rPr>
+        <w:t>.js</w:t>
+      </w:r>
+      <w:r>
+        <w:rPr/>
+        <w:t>). Игра: 3 камня-битка на поле, ворота слева (</w:t>
+      </w:r>
+      <w:r>
+        <w:rPr>
+          <w:rFonts w:ascii="Liberation Mono" w:hAnsi="Liberation Mono"/>
+        </w:rPr>
+        <w:t>x=0</w:t>
+      </w:r>
+      <w:r>
+        <w:rPr/>
+        <w:t>) и справа (</w:t>
+      </w:r>
+      <w:r>
+        <w:rPr>
+          <w:rFonts w:ascii="Liberation Mono" w:hAnsi="Liberation Mono"/>
+        </w:rPr>
+        <w:t>x=LOGICAL_WIDTH</w:t>
+      </w:r>
+      <w:r>
+        <w:rPr/>
+        <w:t>). Игрок 1 = человек (бьёт в правые ворота? НЕТ — см. ниже про goalX), игрок 2 = AI-бот. Цель серии ударов — провести биток через «гейт» (два других камня как ворота-препятствия) и/или забить в настоящие ворота. Серия продолжается, пока игрок проходит гейт или забивает; при промахе/вылете ход переходит.</w:t>
+      </w:r>
+    </w:p>
+    <w:p>
+      <w:pPr>
+        <w:pStyle w:val="Heading2"/>
+        <w:numPr>
+          <w:ilvl w:val="1"/>
+          <w:numId w:val="2"/>
+        </w:numPr>
+        <w:ind w:hanging="0" w:start="0"/>
+        <w:rPr/>
+      </w:pPr>
+      <w:r>
+        <w:rPr/>
+        <w:t xml:space="preserve">🧭 </w:t>
+      </w:r>
+      <w:r>
+        <w:rPr/>
+        <w:t>СИСТЕМА КООРДИНАТ (КРИТИЧНО — было много багов)</w:t>
+      </w:r>
+    </w:p>
+    <w:p>
+      <w:pPr>
+        <w:pStyle w:val="BodyText"/>
+        <w:numPr>
+          <w:ilvl w:val="0"/>
+          <w:numId w:val="9"/>
+        </w:numPr>
+        <w:tabs>
+          <w:tab w:val="clear" w:pos="709"/>
+          <w:tab w:val="left" w:pos="0" w:leader="none"/>
+        </w:tabs>
+        <w:ind w:hanging="283" w:start="709"/>
+        <w:rPr/>
+      </w:pPr>
+      <w:r>
+        <w:rPr/>
+        <w:t xml:space="preserve">Canvas-система: </w:t>
+      </w:r>
+      <w:r>
+        <w:rPr>
+          <w:rFonts w:ascii="Liberation Mono" w:hAnsi="Liberation Mono"/>
+        </w:rPr>
+        <w:t>0°</w:t>
+      </w:r>
+      <w:r>
+        <w:rPr/>
+        <w:t xml:space="preserve"> = вправо (+X), </w:t>
+      </w:r>
+      <w:r>
+        <w:rPr>
+          <w:rFonts w:ascii="Liberation Mono" w:hAnsi="Liberation Mono"/>
+        </w:rPr>
+        <w:t>90°</w:t>
+      </w:r>
+      <w:r>
+        <w:rPr/>
+        <w:t xml:space="preserve"> = ВНИЗ (+Y), </w:t>
+      </w:r>
+      <w:r>
+        <w:rPr>
+          <w:rFonts w:ascii="Liberation Mono" w:hAnsi="Liberation Mono"/>
+        </w:rPr>
+        <w:t>-90°</w:t>
+      </w:r>
+      <w:r>
+        <w:rPr/>
+        <w:t xml:space="preserve"> = вверх, </w:t>
+      </w:r>
+      <w:r>
+        <w:rPr>
+          <w:rFonts w:ascii="Liberation Mono" w:hAnsi="Liberation Mono"/>
+        </w:rPr>
+        <w:t>±180°</w:t>
+      </w:r>
+      <w:r>
+        <w:rPr/>
+        <w:t xml:space="preserve"> = влево. Положительное вращение — по часовой стрелке. </w:t>
+      </w:r>
+      <w:r>
+        <w:rPr>
+          <w:rFonts w:ascii="Liberation Mono" w:hAnsi="Liberation Mono"/>
+        </w:rPr>
+        <w:t>Math.atan2(dy,dx)</w:t>
+      </w:r>
+      <w:r>
+        <w:rPr/>
+        <w:t xml:space="preserve"> в этой системе.</w:t>
+      </w:r>
+    </w:p>
+    <w:p>
+      <w:pPr>
+        <w:pStyle w:val="BodyText"/>
+        <w:numPr>
+          <w:ilvl w:val="0"/>
+          <w:numId w:val="9"/>
+        </w:numPr>
+        <w:tabs>
+          <w:tab w:val="clear" w:pos="709"/>
+          <w:tab w:val="left" w:pos="0" w:leader="none"/>
+        </w:tabs>
+        <w:ind w:hanging="283" w:start="709"/>
+        <w:rPr/>
+      </w:pPr>
+      <w:r>
+        <w:rPr>
+          <w:rFonts w:ascii="Liberation Mono" w:hAnsi="Liberation Mono"/>
+        </w:rPr>
+        <w:t>LOGICAL_WIDTH = 1200</w:t>
+      </w:r>
+      <w:r>
+        <w:rPr/>
+        <w:t xml:space="preserve">, </w:t>
+      </w:r>
+      <w:r>
+        <w:rPr>
+          <w:rFonts w:ascii="Liberation Mono" w:hAnsi="Liberation Mono"/>
+        </w:rPr>
+        <w:t>LOGICAL_HEIGHT = 800</w:t>
+      </w:r>
+      <w:r>
+        <w:rPr/>
+        <w:t xml:space="preserve">. Ворота высотой 200px по центру Y: </w:t>
+      </w:r>
+      <w:r>
+        <w:rPr>
+          <w:rFonts w:ascii="Liberation Mono" w:hAnsi="Liberation Mono"/>
+        </w:rPr>
+        <w:t>goalTop = H/2 - 100</w:t>
+      </w:r>
+      <w:r>
+        <w:rPr/>
+        <w:t xml:space="preserve">, </w:t>
+      </w:r>
+      <w:r>
+        <w:rPr>
+          <w:rFonts w:ascii="Liberation Mono" w:hAnsi="Liberation Mono"/>
+        </w:rPr>
+        <w:t>goalBottom = H/2 + 100</w:t>
+      </w:r>
+      <w:r>
+        <w:rPr/>
+        <w:t>.</w:t>
+      </w:r>
+    </w:p>
+    <w:p>
+      <w:pPr>
+        <w:pStyle w:val="BodyText"/>
+        <w:numPr>
+          <w:ilvl w:val="0"/>
+          <w:numId w:val="9"/>
+        </w:numPr>
+        <w:tabs>
+          <w:tab w:val="clear" w:pos="709"/>
+          <w:tab w:val="left" w:pos="0" w:leader="none"/>
+        </w:tabs>
+        <w:ind w:hanging="283" w:start="709"/>
+        <w:rPr/>
+      </w:pPr>
+      <w:r>
+        <w:rPr>
+          <w:b/>
+        </w:rPr>
+        <w:t>ВАЖНО про goalX:</w:t>
+      </w:r>
+      <w:r>
+        <w:rPr/>
+        <w:t xml:space="preserve"> в AI-расчётах </w:t>
+      </w:r>
+      <w:r>
+        <w:rPr>
+          <w:rFonts w:ascii="Liberation Mono" w:hAnsi="Liberation Mono"/>
+        </w:rPr>
+        <w:t>goalX = 0</w:t>
+      </w:r>
+      <w:r>
+        <w:rPr/>
+        <w:t xml:space="preserve"> захардкожен (бот = игрок 2, бьёт в ЛЕВЫЕ ворота). Если логика игроков симметрична — учти это при изменениях.</w:t>
+      </w:r>
+    </w:p>
+    <w:p>
+      <w:pPr>
+        <w:pStyle w:val="BodyText"/>
+        <w:numPr>
+          <w:ilvl w:val="0"/>
+          <w:numId w:val="9"/>
+        </w:numPr>
+        <w:tabs>
+          <w:tab w:val="clear" w:pos="709"/>
+          <w:tab w:val="left" w:pos="0" w:leader="none"/>
+        </w:tabs>
+        <w:ind w:hanging="283" w:start="709"/>
+        <w:rPr/>
+      </w:pPr>
+      <w:r>
+        <w:rPr/>
+        <w:t xml:space="preserve">Механика «рогатки»: игрок оттягивает мышь ОТ камня; биток летит в направлении вектора </w:t>
+      </w:r>
+      <w:r>
+        <w:rPr>
+          <w:rFonts w:ascii="Liberation Mono" w:hAnsi="Liberation Mono"/>
+        </w:rPr>
+        <w:t>(stone.x - mouseX, stone.y - mouseY)</w:t>
+      </w:r>
+      <w:r>
+        <w:rPr/>
+        <w:t xml:space="preserve">, т.е. </w:t>
+      </w:r>
+      <w:r>
+        <w:rPr>
+          <w:rFonts w:ascii="Liberation Mono" w:hAnsi="Liberation Mono"/>
+        </w:rPr>
+        <w:t>shotAngle = atan2(dy, dx)</w:t>
+      </w:r>
+      <w:r>
+        <w:rPr/>
+        <w:t xml:space="preserve"> где </w:t>
+      </w:r>
+      <w:r>
+        <w:rPr>
+          <w:rFonts w:ascii="Liberation Mono" w:hAnsi="Liberation Mono"/>
+        </w:rPr>
+        <w:t>dx = stone.x - mouseX</w:t>
+      </w:r>
+      <w:r>
+        <w:rPr/>
+        <w:t xml:space="preserve">, </w:t>
+      </w:r>
+      <w:r>
+        <w:rPr>
+          <w:rFonts w:ascii="Liberation Mono" w:hAnsi="Liberation Mono"/>
+        </w:rPr>
+        <w:t>dy = stone.y - mouseY</w:t>
+      </w:r>
+      <w:r>
+        <w:rPr/>
+        <w:t xml:space="preserve"> (НЕ инвертированный).</w:t>
+      </w:r>
+    </w:p>
+    <w:p>
+      <w:pPr>
+        <w:pStyle w:val="Heading2"/>
+        <w:numPr>
+          <w:ilvl w:val="0"/>
+          <w:numId w:val="0"/>
+        </w:numPr>
+        <w:ind w:hanging="0" w:start="0"/>
+        <w:rPr/>
+      </w:pPr>
+      <w:r>
+        <w:rPr/>
+        <w:t xml:space="preserve">🏗 </w:t>
+      </w:r>
+      <w:r>
+        <w:rPr/>
+        <w:t>АРХИТЕКТУРА (дерево модулей)</w:t>
+      </w:r>
+    </w:p>
+    <w:p>
+      <w:pPr>
+        <w:pStyle w:val="user5"/>
+        <w:shd w:val="clear" w:fill="E1E1E1"/>
+        <w:spacing w:before="0" w:after="283"/>
+        <w:rPr/>
+      </w:pPr>
+      <w:r>
+        <w:rPr/>
+        <w:t>src/</w:t>
+        <w:br/>
+        <w:t xml:space="preserve">  state.ts        — GameState, константы, DEFAULT_WEIGHTS, Weights, настройки, пресеты, cookies, spawnAtGates, PULL_SENSITIVITY, accuracyEnabled, spreadFactor, goalConfidenceThreshold, currentWeights</w:t>
+        <w:br/>
+        <w:t xml:space="preserve">  stone.ts        — class Stone { x,y,vx,vy,radius,color,isOut, startX?,startY?, name }  (name = '#1'/'#2'/'#3', задаётся в конструкторе)</w:t>
+        <w:br/>
+        <w:t xml:space="preserve">  input.ts        — getMousePos (с letterboxing), startAim/moveAim/endAim</w:t>
+        <w:br/>
+        <w:t xml:space="preserve">  math.ts         — GameMath (randomGaussian), Point</w:t>
+        <w:br/>
+        <w:t xml:space="preserve">  game.ts         — оркестратор, update(), обработчики ввода, инициализация</w:t>
+        <w:br/>
+        <w:t xml:space="preserve">  gameLoop.ts     — gameLoop, setNeedsRedraw</w:t>
+        <w:br/>
+        <w:t xml:space="preserve">  events.ts       — handleOccurredEvents</w:t>
+        <w:br/>
+        <w:t xml:space="preserve">  rules.ts        — processTurnResult (при голе/вылете вызывает spawnAtGates → сброс поля!)</w:t>
+        <w:br/>
+        <w:t xml:space="preserve">  aiTurn.ts       — processAITurn, applyAIMove (сохраняет lastAIMove, reportStartPositions, применяет разброс)</w:t>
+        <w:br/>
+        <w:t xml:space="preserve">  turnReport.ts   — generateTurnReport (отладочные отчёты в console.log)</w:t>
+        <w:br/>
+        <w:t xml:space="preserve">  fullscreen.ts, events...</w:t>
+        <w:br/>
+        <w:t xml:space="preserve">  renderer/       — index.ts (render + setPendingAIMove + addVisualEffect), aim.ts (drawAimIndicator), effects.ts, background.ts (кэш фона), fps.ts, ai.ts (drawAIConsideredMoves/drawAIThoughts/drawAIThinkingIndicator/drawDebugPoints)</w:t>
+        <w:br/>
+        <w:t xml:space="preserve">  simulation/     — controller.ts (simulationController), math.ts (calculateStopPosition, positionAtTime, velocityAtTime), types.ts (ShotData)</w:t>
+        <w:br/>
+        <w:t xml:space="preserve">  pause/          — index.ts, ui.ts, controls.ts (режим паузы с пресетами весов и разбивкой оценки)</w:t>
+        <w:br/>
+        <w:t xml:space="preserve">  ai/             — index.ts, ai.ts (AI.calculateMove), strategy.ts, goal.ts, metrics.ts, geometry.ts, types.ts</w:t>
+        <w:br/>
+        <w:t xml:space="preserve">  styles/         — CSS-модули (settings.css и др.)</w:t>
+      </w:r>
+    </w:p>
+    <w:p>
+      <w:pPr>
+        <w:pStyle w:val="Heading2"/>
+        <w:numPr>
+          <w:ilvl w:val="1"/>
+          <w:numId w:val="2"/>
+        </w:numPr>
+        <w:ind w:hanging="0" w:start="0"/>
+        <w:rPr/>
+      </w:pPr>
+      <w:r>
+        <w:rPr/>
+        <w:t xml:space="preserve">🔑 </w:t>
+      </w:r>
+      <w:r>
+        <w:rPr/>
+        <w:t>КЛЮЧЕВЫЕ ИНТЕРФЕЙСЫ / СИГНАТУРЫ</w:t>
+      </w:r>
+    </w:p>
+    <w:p>
+      <w:pPr>
+        <w:pStyle w:val="user5"/>
+        <w:shd w:val="clear" w:fill="E1E1E1"/>
+        <w:spacing w:before="0" w:after="283"/>
+        <w:rPr/>
+      </w:pPr>
+      <w:r>
+        <w:rPr/>
+        <w:t>// ai/goal.ts</w:t>
+        <w:br/>
+        <w:t>interface GoalParams { goalX; goalTop; goalBottom; maxForce; friction; accuracyEnabled; spreadFactor }</w:t>
+        <w:br/>
+        <w:t>interface GoalEvaluation { isPossible; confidence; goalCorridorMin; goalCorridorMax; forceMin; forceMax; targetX; targetY }</w:t>
+        <w:br/>
+        <w:t>evaluateGoalPossibility(striker, corridor, params: GoalParams): GoalEvaluation</w:t>
+        <w:br/>
+        <w:t>isGoalShot(striker, angle, force, goalEval, goalX, friction): boolean</w:t>
+        <w:br/>
+        <w:br/>
+        <w:t>// ai/metrics.ts — MetricsParams ОБЯЗАТЕЛЬНО содержит: goalX, goalCenterY, friction, logicalWidth, logicalHeight, stoneRadius</w:t>
+        <w:br/>
+        <w:t>calculateMetrics(striker, gateA, gateB, allStones, angle, force, corridor, goalEval, isGoalAttempt, params): CandidateMetrics</w:t>
+        <w:br/>
+        <w:br/>
+        <w:t>// ai/strategy.ts</w:t>
+        <w:br/>
+        <w:t>buildCachedCandidates(allStones, excludedStriker=null): { candidates, corridors }</w:t>
+        <w:br/>
+        <w:t>findBestMove(allStones, gateCenter, excludedStriker): { bestMove, allConsideredMoves, candidates, corridors }</w:t>
+        <w:br/>
+        <w:t>findBestMoveFromCandidates(candidates, allStones): AIMove | null</w:t>
+        <w:br/>
+        <w:t>recalculateScores(candidates, weights, spread)</w:t>
+        <w:br/>
+        <w:t>calculateScoreFromMetrics(candidate, weights=currentWeights, spread=0.1): number</w:t>
+        <w:br/>
+        <w:t>getEmergencyMove(allStones): AIMove   // экспортируется! используется в ai.ts</w:t>
+        <w:br/>
+        <w:br/>
+        <w:t>// ai/types.ts: CachedCandidate { strikerIndex, angle, force, stopX, stopY, metrics, currentScore }, AIMove { stone, targetX, targetY, score, force, isFinalShot, risk, type:'GOAL'|'PASS'|'EMERGENCY', stopX, stopY, blockedByGates }, Weights</w:t>
+      </w:r>
+    </w:p>
+    <w:p>
+      <w:pPr>
+        <w:pStyle w:val="Heading2"/>
+        <w:numPr>
+          <w:ilvl w:val="1"/>
+          <w:numId w:val="2"/>
+        </w:numPr>
+        <w:ind w:hanging="0" w:start="0"/>
+        <w:rPr/>
+      </w:pPr>
+      <w:r>
+        <w:rPr/>
+        <w:t xml:space="preserve">⚙ </w:t>
+      </w:r>
+      <w:r>
+        <w:rPr/>
+        <w:t>ФОРМУЛЫ И МЕХАНИКИ</w:t>
+      </w:r>
+    </w:p>
+    <w:p>
+      <w:pPr>
+        <w:pStyle w:val="BodyText"/>
+        <w:numPr>
+          <w:ilvl w:val="0"/>
+          <w:numId w:val="10"/>
+        </w:numPr>
+        <w:tabs>
+          <w:tab w:val="clear" w:pos="709"/>
+          <w:tab w:val="left" w:pos="0" w:leader="none"/>
+        </w:tabs>
+        <w:ind w:hanging="283" w:start="709"/>
+        <w:rPr/>
+      </w:pPr>
+      <w:r>
+        <w:rPr>
+          <w:b/>
+        </w:rPr>
+        <w:t>Чувствительность рогатки:</w:t>
+      </w:r>
+      <w:r>
+        <w:rPr/>
+        <w:t xml:space="preserve"> </w:t>
+      </w:r>
+      <w:r>
+        <w:rPr>
+          <w:rFonts w:ascii="Liberation Mono" w:hAnsi="Liberation Mono"/>
+        </w:rPr>
+        <w:t>PULL_SENSITIVITY = 5</w:t>
+      </w:r>
+      <w:r>
+        <w:rPr/>
+        <w:t xml:space="preserve">. </w:t>
+      </w:r>
+      <w:r>
+        <w:rPr>
+          <w:rFonts w:ascii="Liberation Mono" w:hAnsi="Liberation Mono"/>
+        </w:rPr>
+        <w:t>maxPull = MAX_FORCE/(FORCE_FACTOR*PULL_SENSITIVITY)</w:t>
+      </w:r>
+      <w:r>
+        <w:rPr/>
+        <w:t xml:space="preserve"> ≈ 150px. Сила игрока = </w:t>
+      </w:r>
+      <w:r>
+        <w:rPr>
+          <w:rFonts w:ascii="Liberation Mono" w:hAnsi="Liberation Mono"/>
+        </w:rPr>
+        <w:t>pull * FORCE_FACTOR * PULL_SENSITIVITY</w:t>
+      </w:r>
+      <w:r>
+        <w:rPr/>
+        <w:t xml:space="preserve">. В </w:t>
+      </w:r>
+      <w:r>
+        <w:rPr>
+          <w:rFonts w:ascii="Liberation Mono" w:hAnsi="Liberation Mono"/>
+        </w:rPr>
+        <w:t>aim.ts</w:t>
+      </w:r>
+      <w:r>
+        <w:rPr/>
+        <w:t xml:space="preserve"> расчёт силы для игрока ДОЛЖЕН учитывать PULL_SENSITIVITY (иначе визуал ≠ реальность).</w:t>
+      </w:r>
+    </w:p>
+    <w:p>
+      <w:pPr>
+        <w:pStyle w:val="BodyText"/>
+        <w:numPr>
+          <w:ilvl w:val="0"/>
+          <w:numId w:val="10"/>
+        </w:numPr>
+        <w:tabs>
+          <w:tab w:val="clear" w:pos="709"/>
+          <w:tab w:val="left" w:pos="0" w:leader="none"/>
+        </w:tabs>
+        <w:ind w:hanging="283" w:start="709"/>
+        <w:rPr/>
+      </w:pPr>
+      <w:r>
+        <w:rPr>
+          <w:b/>
+        </w:rPr>
+        <w:t>Разброс:</w:t>
+      </w:r>
+      <w:r>
+        <w:rPr/>
+        <w:t xml:space="preserve"> </w:t>
+      </w:r>
+      <w:r>
+        <w:rPr>
+          <w:rFonts w:ascii="Liberation Mono" w:hAnsi="Liberation Mono"/>
+        </w:rPr>
+        <w:t>spread = (force/MAX_FORCE)^2 * spreadValue</w:t>
+      </w:r>
+      <w:r>
+        <w:rPr/>
+        <w:t xml:space="preserve">, где </w:t>
+      </w:r>
+      <w:r>
+        <w:rPr>
+          <w:rFonts w:ascii="Liberation Mono" w:hAnsi="Liberation Mono"/>
+        </w:rPr>
+        <w:t>spreadValue = accuracyEnabled ? 0 : spreadFactor</w:t>
+      </w:r>
+      <w:r>
+        <w:rPr/>
+        <w:t xml:space="preserve">. Угол = </w:t>
+      </w:r>
+      <w:r>
+        <w:rPr>
+          <w:rFonts w:ascii="Liberation Mono" w:hAnsi="Liberation Mono"/>
+        </w:rPr>
+        <w:t>randomGaussian(baseAngle, spread)</w:t>
+      </w:r>
+      <w:r>
+        <w:rPr/>
+        <w:t>.</w:t>
+      </w:r>
+    </w:p>
+    <w:p>
+      <w:pPr>
+        <w:pStyle w:val="BodyText"/>
+        <w:numPr>
+          <w:ilvl w:val="0"/>
+          <w:numId w:val="10"/>
+        </w:numPr>
+        <w:tabs>
+          <w:tab w:val="clear" w:pos="709"/>
+          <w:tab w:val="left" w:pos="0" w:leader="none"/>
+        </w:tabs>
+        <w:ind w:hanging="283" w:start="709"/>
+        <w:rPr/>
+      </w:pPr>
+      <w:r>
+        <w:rPr>
+          <w:b/>
+        </w:rPr>
+        <w:t>Динамические веса (зависят от разброса):</w:t>
+      </w:r>
+      <w:r>
+        <w:rPr/>
+        <w:t xml:space="preserve"> </w:t>
+      </w:r>
+      <w:r>
+        <w:rPr>
+          <w:rFonts w:ascii="Liberation Mono" w:hAnsi="Liberation Mono"/>
+        </w:rPr>
+        <w:t>spreadMultiplier = 1 + spreadFactor*10</w:t>
+      </w:r>
+      <w:r>
+        <w:rPr/>
+        <w:t xml:space="preserve">; </w:t>
+      </w:r>
+      <w:r>
+        <w:rPr>
+          <w:rFonts w:ascii="Liberation Mono" w:hAnsi="Liberation Mono"/>
+        </w:rPr>
+        <w:t>effectiveRiskPenalty = riskPenalty*mult</w:t>
+      </w:r>
+      <w:r>
+        <w:rPr/>
+        <w:t xml:space="preserve">, </w:t>
+      </w:r>
+      <w:r>
+        <w:rPr>
+          <w:rFonts w:ascii="Liberation Mono" w:hAnsi="Liberation Mono"/>
+        </w:rPr>
+        <w:t>effectiveForcePenalty = forcePenalty*mult</w:t>
+      </w:r>
+      <w:r>
+        <w:rPr/>
+        <w:t>. При большом разбросе бот играет осторожнее.</w:t>
+      </w:r>
+    </w:p>
+    <w:p>
+      <w:pPr>
+        <w:pStyle w:val="BodyText"/>
+        <w:numPr>
+          <w:ilvl w:val="0"/>
+          <w:numId w:val="10"/>
+        </w:numPr>
+        <w:tabs>
+          <w:tab w:val="clear" w:pos="709"/>
+          <w:tab w:val="left" w:pos="0" w:leader="none"/>
+        </w:tabs>
+        <w:spacing w:before="0" w:after="0"/>
+        <w:ind w:hanging="283" w:start="709"/>
+        <w:rPr/>
+      </w:pPr>
+      <w:r>
+        <w:rPr>
+          <w:b/>
+        </w:rPr>
+        <w:t>Оценка (</w:t>
+      </w:r>
+      <w:r>
+        <w:rPr>
+          <w:rFonts w:ascii="Liberation Mono" w:hAnsi="Liberation Mono"/>
+          <w:b/>
+        </w:rPr>
+        <w:t>calculateScoreFromMetrics</w:t>
+      </w:r>
+      <w:r>
+        <w:rPr>
+          <w:b/>
+        </w:rPr>
+        <w:t>):</w:t>
+      </w:r>
+    </w:p>
+    <w:p>
+      <w:pPr>
+        <w:pStyle w:val="BodyText"/>
+        <w:numPr>
+          <w:ilvl w:val="1"/>
+          <w:numId w:val="10"/>
+        </w:numPr>
+        <w:tabs>
+          <w:tab w:val="clear" w:pos="709"/>
+          <w:tab w:val="left" w:pos="0" w:leader="none"/>
+        </w:tabs>
+        <w:ind w:hanging="283" w:start="1418"/>
+        <w:rPr/>
+      </w:pPr>
+      <w:r>
+        <w:rPr/>
+        <w:t>Гол (</w:t>
+      </w:r>
+      <w:r>
+        <w:rPr>
+          <w:rFonts w:ascii="Liberation Mono" w:hAnsi="Liberation Mono"/>
+        </w:rPr>
+        <w:t>m.isGoal</w:t>
+      </w:r>
+      <w:r>
+        <w:rPr/>
+        <w:t xml:space="preserve">): </w:t>
+      </w:r>
+      <w:r>
+        <w:rPr>
+          <w:rFonts w:ascii="Liberation Mono" w:hAnsi="Liberation Mono"/>
+        </w:rPr>
+        <w:t>+20000 + goalConfidence*5000</w:t>
+      </w:r>
+      <w:r>
+        <w:rPr/>
+        <w:t>.</w:t>
+      </w:r>
+    </w:p>
+    <w:p>
+      <w:pPr>
+        <w:pStyle w:val="BodyText"/>
+        <w:numPr>
+          <w:ilvl w:val="1"/>
+          <w:numId w:val="10"/>
+        </w:numPr>
+        <w:tabs>
+          <w:tab w:val="clear" w:pos="709"/>
+          <w:tab w:val="left" w:pos="0" w:leader="none"/>
+        </w:tabs>
+        <w:ind w:hanging="283" w:start="1418"/>
+        <w:rPr/>
+      </w:pPr>
+      <w:r>
+        <w:rPr/>
+        <w:t>Бонусы ТОЛЬКО для не-гола: triangleQuality, flexibility, goalProximity, safetyMargin, advancement (capped на 200px).</w:t>
+      </w:r>
+    </w:p>
+    <w:p>
+      <w:pPr>
+        <w:pStyle w:val="BodyText"/>
+        <w:numPr>
+          <w:ilvl w:val="1"/>
+          <w:numId w:val="10"/>
+        </w:numPr>
+        <w:tabs>
+          <w:tab w:val="clear" w:pos="709"/>
+          <w:tab w:val="left" w:pos="0" w:leader="none"/>
+        </w:tabs>
+        <w:ind w:hanging="283" w:start="1418"/>
+        <w:rPr/>
+      </w:pPr>
+      <w:r>
+        <w:rPr/>
+        <w:t>Штрафы ВСЕГДА (и для гола): risk (узкий коридор), force.</w:t>
+      </w:r>
+    </w:p>
+    <w:p>
+      <w:pPr>
+        <w:pStyle w:val="BodyText"/>
+        <w:numPr>
+          <w:ilvl w:val="1"/>
+          <w:numId w:val="10"/>
+        </w:numPr>
+        <w:tabs>
+          <w:tab w:val="clear" w:pos="709"/>
+          <w:tab w:val="left" w:pos="0" w:leader="none"/>
+        </w:tabs>
+        <w:ind w:hanging="283" w:start="1418"/>
+        <w:rPr/>
+      </w:pPr>
+      <w:r>
+        <w:rPr/>
+        <w:t xml:space="preserve">Штрафы позиции ТОЛЬКО для не-гола: edge (близость к краю), largeTriangle (каждая сторона &gt; 8 диаметров), badPosition (вылет за поле). </w:t>
+      </w:r>
+      <w:r>
+        <w:rPr>
+          <w:b/>
+        </w:rPr>
+        <w:t>Логика: если гол — следующего удара не будет, позиционные штрафы не нужны.</w:t>
+      </w:r>
+    </w:p>
+    <w:p>
+      <w:pPr>
+        <w:pStyle w:val="BodyText"/>
+        <w:numPr>
+          <w:ilvl w:val="0"/>
+          <w:numId w:val="10"/>
+        </w:numPr>
+        <w:tabs>
+          <w:tab w:val="clear" w:pos="709"/>
+          <w:tab w:val="left" w:pos="0" w:leader="none"/>
+        </w:tabs>
+        <w:ind w:hanging="283" w:start="709"/>
+        <w:rPr/>
+      </w:pPr>
+      <w:r>
+        <w:rPr>
+          <w:b/>
+        </w:rPr>
+        <w:t>DEFAULT_WEIGHTS (актуальные):</w:t>
+      </w:r>
+      <w:r>
+        <w:rPr/>
+        <w:t xml:space="preserve"> riskPenalty 8000, forcePenalty 1000, gatesBlockPenalty 10000, advancementBonus 300, retreatPenalty 0.5, nextShotBonus 0, missGatePenalty 5000, badPositionPenalty 2000, triangleQualityBonus 10000, flexibilityBonus 2000, goalProximityBonus 150, safetyMarginBonus 1000, edgePenalty 1500, largeTrianglePenalty 1000. (Продвижение и близость к голу были уменьшены в 10 раз.)</w:t>
+      </w:r>
+    </w:p>
+    <w:p>
+      <w:pPr>
+        <w:pStyle w:val="BodyText"/>
+        <w:numPr>
+          <w:ilvl w:val="0"/>
+          <w:numId w:val="10"/>
+        </w:numPr>
+        <w:tabs>
+          <w:tab w:val="clear" w:pos="709"/>
+          <w:tab w:val="left" w:pos="0" w:leader="none"/>
+        </w:tabs>
+        <w:ind w:hanging="283" w:start="709"/>
+        <w:rPr/>
+      </w:pPr>
+      <w:r>
+        <w:rPr>
+          <w:b/>
+        </w:rPr>
+        <w:t>Голевые направления → MAX_FORCE:</w:t>
+      </w:r>
+      <w:r>
+        <w:rPr/>
+        <w:t xml:space="preserve"> в </w:t>
+      </w:r>
+      <w:r>
+        <w:rPr>
+          <w:rFonts w:ascii="Liberation Mono" w:hAnsi="Liberation Mono"/>
+        </w:rPr>
+        <w:t>buildCandidatesForStriker</w:t>
+      </w:r>
+      <w:r>
+        <w:rPr/>
+        <w:t xml:space="preserve"> при </w:t>
+      </w:r>
+      <w:r>
+        <w:rPr>
+          <w:rFonts w:ascii="Liberation Mono" w:hAnsi="Liberation Mono"/>
+        </w:rPr>
+        <w:t>goalEval.confidence &gt; 0.3</w:t>
+      </w:r>
+      <w:r>
+        <w:rPr/>
+        <w:t xml:space="preserve"> (</w:t>
+      </w:r>
+      <w:r>
+        <w:rPr>
+          <w:rFonts w:ascii="Liberation Mono" w:hAnsi="Liberation Mono"/>
+        </w:rPr>
+        <w:t>isGoalDirection</w:t>
+      </w:r>
+      <w:r>
+        <w:rPr/>
+        <w:t xml:space="preserve">) функция </w:t>
+      </w:r>
+      <w:r>
+        <w:rPr>
+          <w:rFonts w:ascii="Liberation Mono" w:hAnsi="Liberation Mono"/>
+        </w:rPr>
+        <w:t>calculateMaxForceForDirection</w:t>
+      </w:r>
+      <w:r>
+        <w:rPr/>
+        <w:t xml:space="preserve"> возвращает </w:t>
+      </w:r>
+      <w:r>
+        <w:rPr>
+          <w:rFonts w:ascii="Liberation Mono" w:hAnsi="Liberation Mono"/>
+        </w:rPr>
+        <w:t>MAX_FORCE</w:t>
+      </w:r>
+      <w:r>
+        <w:rPr/>
+        <w:t xml:space="preserve"> вместо ограничения по краю поля. Это решает противоречие «штраф за край vs гол на границе поля».</w:t>
+      </w:r>
+    </w:p>
+    <w:p>
+      <w:pPr>
+        <w:pStyle w:val="BodyText"/>
+        <w:numPr>
+          <w:ilvl w:val="0"/>
+          <w:numId w:val="10"/>
+        </w:numPr>
+        <w:tabs>
+          <w:tab w:val="clear" w:pos="709"/>
+          <w:tab w:val="left" w:pos="0" w:leader="none"/>
+        </w:tabs>
+        <w:ind w:hanging="283" w:start="709"/>
+        <w:rPr/>
+      </w:pPr>
+      <w:r>
+        <w:rPr>
+          <w:b/>
+        </w:rPr>
+        <w:t>isGoalShot:</w:t>
+      </w:r>
+      <w:r>
+        <w:rPr/>
+        <w:t xml:space="preserve"> проверяет знак </w:t>
+      </w:r>
+      <w:r>
+        <w:rPr>
+          <w:rFonts w:ascii="Liberation Mono" w:hAnsi="Liberation Mono"/>
+        </w:rPr>
+        <w:t>dirX</w:t>
+      </w:r>
+      <w:r>
+        <w:rPr/>
+        <w:t xml:space="preserve"> (летит ли к воротам), </w:t>
+      </w:r>
+      <w:r>
+        <w:rPr>
+          <w:rFonts w:ascii="Liberation Mono" w:hAnsi="Liberation Mono"/>
+        </w:rPr>
+        <w:t>t&lt;0</w:t>
+      </w:r>
+      <w:r>
+        <w:rPr/>
+        <w:t xml:space="preserve">, вычисляет </w:t>
+      </w:r>
+      <w:r>
+        <w:rPr>
+          <w:rFonts w:ascii="Liberation Mono" w:hAnsi="Liberation Mono"/>
+        </w:rPr>
+        <w:t>intersectionY</w:t>
+      </w:r>
+      <w:r>
+        <w:rPr/>
+        <w:t xml:space="preserve">, </w:t>
+      </w:r>
+      <w:r>
+        <w:rPr>
+          <w:rFonts w:ascii="Liberation Mono" w:hAnsi="Liberation Mono"/>
+        </w:rPr>
+        <w:t>tolerance = 50</w:t>
+      </w:r>
+      <w:r>
+        <w:rPr/>
+        <w:t>, плюс проверка попадания точки остановки в прямоугольник ворот (</w:t>
+      </w:r>
+      <w:r>
+        <w:rPr>
+          <w:rFonts w:ascii="Liberation Mono" w:hAnsi="Liberation Mono"/>
+        </w:rPr>
+        <w:t>goalX±20</w:t>
+      </w:r>
+      <w:r>
+        <w:rPr/>
+        <w:t xml:space="preserve"> × </w:t>
+      </w:r>
+      <w:r>
+        <w:rPr>
+          <w:rFonts w:ascii="Liberation Mono" w:hAnsi="Liberation Mono"/>
+        </w:rPr>
+        <w:t>[goalTop,goalBottom]</w:t>
+      </w:r>
+      <w:r>
+        <w:rPr/>
+        <w:t>). Защита от вертикального полёта (</w:t>
+      </w:r>
+      <w:r>
+        <w:rPr>
+          <w:rFonts w:ascii="Liberation Mono" w:hAnsi="Liberation Mono"/>
+        </w:rPr>
+        <w:t>|dirX|&lt;0.1</w:t>
+      </w:r>
+      <w:r>
+        <w:rPr/>
+        <w:t>).</w:t>
+      </w:r>
+    </w:p>
+    <w:p>
+      <w:pPr>
+        <w:pStyle w:val="BodyText"/>
+        <w:tabs>
+          <w:tab w:val="clear" w:pos="709"/>
+          <w:tab w:val="left" w:pos="0" w:leader="none"/>
+        </w:tabs>
+        <w:ind w:hanging="283" w:start="709"/>
+        <w:rPr/>
+      </w:pPr>
+      <w:r>
+        <w:rPr/>
+      </w:r>
+    </w:p>
+    <w:p>
+      <w:pPr>
+        <w:pStyle w:val="BodyText"/>
+        <w:numPr>
+          <w:ilvl w:val="0"/>
+          <w:numId w:val="16"/>
+        </w:numPr>
+        <w:tabs>
+          <w:tab w:val="clear" w:pos="709"/>
+          <w:tab w:val="left" w:pos="0" w:leader="none"/>
+        </w:tabs>
+        <w:ind w:hanging="283" w:start="709"/>
+        <w:rPr/>
+      </w:pPr>
+      <w:r>
+        <w:rPr/>
+        <w:t>ДИАПАЗОН СИЛ КАНДИДАТОВ (НЕ УДАЛЯТЬ при рефакторинге!): в buildCandidatesForStriker сила каждого угла берётся из геометрии, НЕ как «доля от максимума». K = -ln(FRICTION), thr = 0.02</w:t>
+      </w:r>
+      <w:r>
+        <w:rPr>
+          <w:i/>
+        </w:rPr>
+        <w:t>R, связь force = D</w:t>
+      </w:r>
+      <w:r>
+        <w:rPr/>
+        <w:t>K + thr. dGate = rayToSegmentDistance до отрезка гейта; dBoundary = distanceToBoundary до края поля. forceMin = (dGate + 2R)*K + thr  (пересечь гейт и уйти на 2R). isGoalAngle = goalEval.isPossible &amp;&amp; isAngleInRange(angle, goalCorridorMin, goalCorridorMax) — голевость НА УРОВНЕ УГЛА, не битка. forceMax = isGoalAngle ? (dBoundary + 4R)*K + thr   // пролёт границы на 2 диаметра (створ) : (dBoundary - R)*K + thr;   // не долететь R до края (не вылететь) forceMax = min(forceMax, MAX_FORCE). Если forceMax &lt; forceMin — угол пропускаем (continue). Силы распределяются ОТ forceMin ДО forceMax (цикл j/(forceSteps-1)). Функции calculateMaxForceForDirection и флага isGoalDirection БОЛЬШЕ НЕТ — удалены.</w:t>
+      </w:r>
+    </w:p>
+    <w:p>
+      <w:pPr>
+        <w:pStyle w:val="BodyText"/>
+        <w:rPr/>
+      </w:pPr>
+      <w:r>
+        <w:rPr/>
+      </w:r>
+    </w:p>
+    <w:p>
+      <w:pPr>
+        <w:pStyle w:val="Heading2"/>
+        <w:numPr>
+          <w:ilvl w:val="0"/>
+          <w:numId w:val="0"/>
+        </w:numPr>
+        <w:ind w:hanging="0" w:start="0"/>
+        <w:rPr/>
+      </w:pPr>
+      <w:r>
+        <w:rPr/>
+        <w:t xml:space="preserve">🐛 </w:t>
+      </w:r>
+      <w:r>
+        <w:rPr/>
+        <w:t>ГЛАВНЫЙ НЕДАВНИЙ БАГ (углы ±180°)</w:t>
+      </w:r>
+    </w:p>
+    <w:p>
+      <w:pPr>
+        <w:pStyle w:val="BodyText"/>
+        <w:rPr/>
+      </w:pPr>
+      <w:r>
+        <w:rPr>
+          <w:rFonts w:ascii="Liberation Mono" w:hAnsi="Liberation Mono"/>
+        </w:rPr>
+        <w:t>evaluateGoalPossibility</w:t>
+      </w:r>
+      <w:r>
+        <w:rPr/>
+        <w:t xml:space="preserve"> ломалась, когда коридор/ворота пересекали границу ±180°: </w:t>
+      </w:r>
+      <w:r>
+        <w:rPr>
+          <w:rFonts w:ascii="Liberation Mono" w:hAnsi="Liberation Mono"/>
+        </w:rPr>
+        <w:t>Math.min/max(thetaTop,thetaBottom)</w:t>
+      </w:r>
+      <w:r>
+        <w:rPr/>
+        <w:t xml:space="preserve"> давал «длинный» диапазон ~348° вместо узкого, и пересечение с коридором становилось </w:t>
+      </w:r>
+      <w:r>
+        <w:rPr>
+          <w:rFonts w:ascii="Liberation Mono" w:hAnsi="Liberation Mono"/>
+        </w:rPr>
+        <w:t>[0,0]</w:t>
+      </w:r>
+      <w:r>
+        <w:rPr/>
+        <w:t xml:space="preserve"> → бот отвергал все голы и бил слабо в случайную сторону (в логах: </w:t>
+      </w:r>
+      <w:r>
+        <w:rPr>
+          <w:rFonts w:ascii="Liberation Mono" w:hAnsi="Liberation Mono"/>
+        </w:rPr>
+        <w:t>corridor=[0.0°, 0.0°]</w:t>
+      </w:r>
+      <w:r>
+        <w:rPr/>
+        <w:t xml:space="preserve">, удар силой ~5.7 вправо при битке у правого края). </w:t>
+      </w:r>
+      <w:r>
+        <w:rPr>
+          <w:b/>
+        </w:rPr>
+        <w:t>Последнее применённое исправление:</w:t>
+      </w:r>
+      <w:r>
+        <w:rPr/>
+        <w:t xml:space="preserve"> (1) нормализация диапазона ворот в «короткий путь» (если </w:t>
+      </w:r>
+      <w:r>
+        <w:rPr>
+          <w:rFonts w:ascii="Liberation Mono" w:hAnsi="Liberation Mono"/>
+        </w:rPr>
+        <w:t>|diff|&gt;π</w:t>
+      </w:r>
+      <w:r>
+        <w:rPr/>
+        <w:t xml:space="preserve"> — swap min/max); (2) проверка </w:t>
+      </w:r>
+      <w:r>
+        <w:rPr>
+          <w:rFonts w:ascii="Liberation Mono" w:hAnsi="Liberation Mono"/>
+        </w:rPr>
+        <w:t>isPointingToGoal = isAngleInRange(normalizeAngle(dirToGoal), corridor.alphaMin, corridor.alphaMax)</w:t>
+      </w:r>
+      <w:r>
+        <w:rPr/>
+        <w:t xml:space="preserve"> вместо вычисления «центра» коридора (центр ломался на границе); (3) пересечение диапазонов через </w:t>
+      </w:r>
+      <w:r>
+        <w:rPr>
+          <w:rFonts w:ascii="Liberation Mono" w:hAnsi="Liberation Mono"/>
+        </w:rPr>
+        <w:t>normalizeTo(angle, base=corridor.alphaMin)</w:t>
+      </w:r>
+      <w:r>
+        <w:rPr/>
+        <w:t xml:space="preserve">. </w:t>
+      </w:r>
+      <w:r>
+        <w:rPr>
+          <w:b/>
+        </w:rPr>
+        <w:t xml:space="preserve">СТАТУС: исправление дано, результат в новой сессии </w:t>
+      </w:r>
+      <w:r>
+        <w:rPr>
+          <w:rStyle w:val="Strong"/>
+          <w:rFonts w:ascii="system-ui;ui-sans-serif;apple-system;BlinkMacSystemFont;Inter;NotoSansHans;sans-serif" w:hAnsi="system-ui;ui-sans-serif;apple-system;BlinkMacSystemFont;Inter;NotoSansHans;sans-serif"/>
+          <w:b w:val="false"/>
+          <w:i w:val="false"/>
+          <w:caps w:val="false"/>
+          <w:smallCaps w:val="false"/>
+          <w:color w:val="1D1D1F"/>
+          <w:spacing w:val="0"/>
+          <w:sz w:val="24"/>
+        </w:rPr>
+        <w:t>«ЗАКРЫТ и проверен по логам»</w:t>
+      </w:r>
+      <w:r>
+        <w:rPr/>
+        <w:t xml:space="preserve"> </w:t>
+      </w:r>
+    </w:p>
+    <w:p>
+      <w:pPr>
+        <w:pStyle w:val="Heading2"/>
+        <w:numPr>
+          <w:ilvl w:val="1"/>
+          <w:numId w:val="2"/>
+        </w:numPr>
+        <w:ind w:hanging="0" w:start="0"/>
+        <w:rPr/>
+      </w:pPr>
+      <w:r>
+        <w:rPr/>
+        <w:t>СИСТЕМА ОТЛАДКИ (turnReport + логи)</w:t>
+      </w:r>
+    </w:p>
+    <w:p>
+      <w:pPr>
+        <w:pStyle w:val="BodyText"/>
+        <w:numPr>
+          <w:ilvl w:val="0"/>
+          <w:numId w:val="11"/>
+        </w:numPr>
+        <w:tabs>
+          <w:tab w:val="clear" w:pos="709"/>
+          <w:tab w:val="left" w:pos="0" w:leader="none"/>
+        </w:tabs>
+        <w:ind w:hanging="283" w:start="709"/>
+        <w:rPr/>
+      </w:pPr>
+      <w:r>
+        <w:rPr>
+          <w:rFonts w:ascii="Liberation Mono" w:hAnsi="Liberation Mono"/>
+        </w:rPr>
+        <w:t>generateTurnReport()</w:t>
+      </w:r>
+      <w:r>
+        <w:rPr/>
+        <w:t xml:space="preserve"> выводит в console блоки </w:t>
+      </w:r>
+      <w:r>
+        <w:rPr>
+          <w:rFonts w:ascii="Liberation Mono" w:hAnsi="Liberation Mono"/>
+        </w:rPr>
+        <w:t>[SHOT REPORT] Удар #N | Игрок: X (БОТ/ИГРОК)</w:t>
+      </w:r>
+      <w:r>
+        <w:rPr/>
+        <w:t xml:space="preserve"> с секциями ИСХОДНАЯ ПОЗИЦИЯ / НАМЕРЕНИЕ / РЕЗУЛЬТАТ / ФИНАЛЬНАЯ ПОЗИЦИЯ И ОТКЛОНЕНИЯ.</w:t>
+      </w:r>
+    </w:p>
+    <w:p>
+      <w:pPr>
+        <w:pStyle w:val="BodyText"/>
+        <w:numPr>
+          <w:ilvl w:val="0"/>
+          <w:numId w:val="11"/>
+        </w:numPr>
+        <w:tabs>
+          <w:tab w:val="clear" w:pos="709"/>
+          <w:tab w:val="left" w:pos="0" w:leader="none"/>
+        </w:tabs>
+        <w:ind w:hanging="283" w:start="709"/>
+        <w:rPr/>
+      </w:pPr>
+      <w:r>
+        <w:rPr/>
+        <w:t xml:space="preserve">Данные берутся из </w:t>
+      </w:r>
+      <w:r>
+        <w:rPr>
+          <w:rFonts w:ascii="Liberation Mono" w:hAnsi="Liberation Mono"/>
+        </w:rPr>
+        <w:t>GameState.lastAIMove</w:t>
+      </w:r>
+      <w:r>
+        <w:rPr/>
+        <w:t xml:space="preserve"> и </w:t>
+      </w:r>
+      <w:r>
+        <w:rPr>
+          <w:rFonts w:ascii="Liberation Mono" w:hAnsi="Liberation Mono"/>
+        </w:rPr>
+        <w:t>GameState.reportStartPositions</w:t>
+      </w:r>
+      <w:r>
+        <w:rPr/>
+        <w:t xml:space="preserve"> (снимок позиций в момент удара, т.к. при голе </w:t>
+      </w:r>
+      <w:r>
+        <w:rPr>
+          <w:rFonts w:ascii="Liberation Mono" w:hAnsi="Liberation Mono"/>
+        </w:rPr>
+        <w:t>processTurnResult</w:t>
+      </w:r>
+      <w:r>
+        <w:rPr/>
+        <w:t xml:space="preserve"> вызывает </w:t>
+      </w:r>
+      <w:r>
+        <w:rPr>
+          <w:rFonts w:ascii="Liberation Mono" w:hAnsi="Liberation Mono"/>
+        </w:rPr>
+        <w:t>spawnAtGates</w:t>
+      </w:r>
+      <w:r>
+        <w:rPr/>
+        <w:t xml:space="preserve"> и перезаписывает координаты — поэтому отчёт генерируется ДО </w:t>
+      </w:r>
+      <w:r>
+        <w:rPr>
+          <w:rFonts w:ascii="Liberation Mono" w:hAnsi="Liberation Mono"/>
+        </w:rPr>
+        <w:t>processTurnResult</w:t>
+      </w:r>
+      <w:r>
+        <w:rPr/>
+        <w:t>).</w:t>
+      </w:r>
+    </w:p>
+    <w:p>
+      <w:pPr>
+        <w:pStyle w:val="BodyText"/>
+        <w:numPr>
+          <w:ilvl w:val="0"/>
+          <w:numId w:val="11"/>
+        </w:numPr>
+        <w:tabs>
+          <w:tab w:val="clear" w:pos="709"/>
+          <w:tab w:val="left" w:pos="0" w:leader="none"/>
+        </w:tabs>
+        <w:ind w:hanging="283" w:start="709"/>
+        <w:rPr/>
+      </w:pPr>
+      <w:r>
+        <w:rPr/>
+        <w:t xml:space="preserve">Имена камней через </w:t>
+      </w:r>
+      <w:r>
+        <w:rPr>
+          <w:rFonts w:ascii="Liberation Mono" w:hAnsi="Liberation Mono"/>
+        </w:rPr>
+        <w:t>stone.name</w:t>
+      </w:r>
+      <w:r>
+        <w:rPr/>
+        <w:t xml:space="preserve"> (не </w:t>
+      </w:r>
+      <w:r>
+        <w:rPr>
+          <w:rFonts w:ascii="Liberation Mono" w:hAnsi="Liberation Mono"/>
+        </w:rPr>
+        <w:t>indexOf+1</w:t>
+      </w:r>
+      <w:r>
+        <w:rPr/>
+        <w:t>).</w:t>
+      </w:r>
+    </w:p>
+    <w:p>
+      <w:pPr>
+        <w:pStyle w:val="BodyText"/>
+        <w:numPr>
+          <w:ilvl w:val="0"/>
+          <w:numId w:val="11"/>
+        </w:numPr>
+        <w:tabs>
+          <w:tab w:val="clear" w:pos="709"/>
+          <w:tab w:val="left" w:pos="0" w:leader="none"/>
+        </w:tabs>
+        <w:ind w:hanging="283" w:start="709"/>
+        <w:rPr/>
+      </w:pPr>
+      <w:r>
+        <w:rPr>
+          <w:rFonts w:ascii="Liberation Mono" w:hAnsi="Liberation Mono"/>
+        </w:rPr>
+        <w:t>previousPlayer = move ? 2 : 1</w:t>
+      </w:r>
+      <w:r>
+        <w:rPr/>
+        <w:t>.</w:t>
+      </w:r>
+    </w:p>
+    <w:p>
+      <w:pPr>
+        <w:pStyle w:val="BodyText"/>
+        <w:numPr>
+          <w:ilvl w:val="0"/>
+          <w:numId w:val="11"/>
+        </w:numPr>
+        <w:tabs>
+          <w:tab w:val="clear" w:pos="709"/>
+          <w:tab w:val="left" w:pos="0" w:leader="none"/>
+        </w:tabs>
+        <w:ind w:hanging="283" w:start="709"/>
+        <w:rPr/>
+      </w:pPr>
+      <w:r>
+        <w:rPr/>
+        <w:t xml:space="preserve">Счётчик </w:t>
+      </w:r>
+      <w:r>
+        <w:rPr>
+          <w:rFonts w:ascii="Liberation Mono" w:hAnsi="Liberation Mono"/>
+        </w:rPr>
+        <w:t>shotInTurnCounter</w:t>
+      </w:r>
+      <w:r>
+        <w:rPr/>
+        <w:t xml:space="preserve"> (удары внутри хода) инкрементируется в </w:t>
+      </w:r>
+      <w:r>
+        <w:rPr>
+          <w:rFonts w:ascii="Liberation Mono" w:hAnsi="Liberation Mono"/>
+        </w:rPr>
+        <w:t>applyAIMove</w:t>
+      </w:r>
+      <w:r>
+        <w:rPr/>
+        <w:t xml:space="preserve"> и </w:t>
+      </w:r>
+      <w:r>
+        <w:rPr>
+          <w:rFonts w:ascii="Liberation Mono" w:hAnsi="Liberation Mono"/>
+        </w:rPr>
+        <w:t>endAim</w:t>
+      </w:r>
+      <w:r>
+        <w:rPr/>
+        <w:t xml:space="preserve">, сбрасывается в </w:t>
+      </w:r>
+      <w:r>
+        <w:rPr>
+          <w:rFonts w:ascii="Liberation Mono" w:hAnsi="Liberation Mono"/>
+        </w:rPr>
+        <w:t>game.ts</w:t>
+      </w:r>
+      <w:r>
+        <w:rPr/>
+        <w:t xml:space="preserve"> при </w:t>
+      </w:r>
+      <w:r>
+        <w:rPr>
+          <w:rFonts w:ascii="Liberation Mono" w:hAnsi="Liberation Mono"/>
+        </w:rPr>
+        <w:t>currentPlayer !== prevPlayer</w:t>
+      </w:r>
+      <w:r>
+        <w:rPr/>
+        <w:t>.</w:t>
+      </w:r>
+    </w:p>
+    <w:p>
+      <w:pPr>
+        <w:pStyle w:val="BodyText"/>
+        <w:numPr>
+          <w:ilvl w:val="0"/>
+          <w:numId w:val="11"/>
+        </w:numPr>
+        <w:tabs>
+          <w:tab w:val="clear" w:pos="709"/>
+          <w:tab w:val="left" w:pos="0" w:leader="none"/>
+        </w:tabs>
+        <w:ind w:hanging="283" w:start="709"/>
+        <w:rPr/>
+      </w:pPr>
+      <w:r>
+        <w:rPr/>
+        <w:t xml:space="preserve">Отладочные логи в коде: </w:t>
+      </w:r>
+      <w:r>
+        <w:rPr>
+          <w:rFonts w:ascii="Liberation Mono" w:hAnsi="Liberation Mono"/>
+        </w:rPr>
+        <w:t>[GOAL DEBUG]</w:t>
+      </w:r>
+      <w:r>
+        <w:rPr/>
+        <w:t xml:space="preserve">, </w:t>
+      </w:r>
+      <w:r>
+        <w:rPr>
+          <w:rFonts w:ascii="Liberation Mono" w:hAnsi="Liberation Mono"/>
+        </w:rPr>
+        <w:t>[GOAL MISS]</w:t>
+      </w:r>
+      <w:r>
+        <w:rPr/>
+        <w:t xml:space="preserve">, </w:t>
+      </w:r>
+      <w:r>
+        <w:rPr>
+          <w:rFonts w:ascii="Liberation Mono" w:hAnsi="Liberation Mono"/>
+        </w:rPr>
+        <w:t>[GOAL REJECT]</w:t>
+      </w:r>
+      <w:r>
+        <w:rPr/>
+        <w:t xml:space="preserve">, </w:t>
+      </w:r>
+      <w:r>
+        <w:rPr>
+          <w:rFonts w:ascii="Liberation Mono" w:hAnsi="Liberation Mono"/>
+        </w:rPr>
+        <w:t>[AI CANDIDATES]</w:t>
+      </w:r>
+      <w:r>
+        <w:rPr/>
+        <w:t xml:space="preserve">, </w:t>
+      </w:r>
+      <w:r>
+        <w:rPr>
+          <w:rFonts w:ascii="Liberation Mono" w:hAnsi="Liberation Mono"/>
+        </w:rPr>
+        <w:t>[AI] Удар:</w:t>
+      </w:r>
+      <w:r>
+        <w:rPr/>
+        <w:t xml:space="preserve">, </w:t>
+      </w:r>
+      <w:r>
+        <w:rPr>
+          <w:rFonts w:ascii="Liberation Mono" w:hAnsi="Liberation Mono"/>
+        </w:rPr>
+        <w:t>[Player] Удар:</w:t>
+      </w:r>
+      <w:r>
+        <w:rPr/>
+        <w:t xml:space="preserve">. </w:t>
+      </w:r>
+      <w:r>
+        <w:rPr>
+          <w:b/>
+        </w:rPr>
+        <w:t>Многие из них — спам</w:t>
+      </w:r>
+      <w:r>
+        <w:rPr/>
+        <w:t>, можно чистить/делать условными.</w:t>
+      </w:r>
+    </w:p>
+    <w:p>
+      <w:pPr>
+        <w:pStyle w:val="BodyText"/>
+        <w:numPr>
+          <w:ilvl w:val="0"/>
+          <w:numId w:val="11"/>
+        </w:numPr>
+        <w:tabs>
+          <w:tab w:val="clear" w:pos="709"/>
+          <w:tab w:val="left" w:pos="0" w:leader="none"/>
+        </w:tabs>
+        <w:ind w:hanging="283" w:start="709"/>
+        <w:rPr/>
+      </w:pPr>
+      <w:r>
+        <w:rPr>
+          <w:b/>
+        </w:rPr>
+        <w:t>ПАМЯТКА про циклические зависимости:</w:t>
+      </w:r>
+      <w:r>
+        <w:rPr/>
+        <w:t xml:space="preserve"> в </w:t>
+      </w:r>
+      <w:r>
+        <w:rPr>
+          <w:rFonts w:ascii="Liberation Mono" w:hAnsi="Liberation Mono"/>
+        </w:rPr>
+        <w:t>game.ts</w:t>
+      </w:r>
+      <w:r>
+        <w:rPr/>
+        <w:t xml:space="preserve"> </w:t>
+      </w:r>
+      <w:r>
+        <w:rPr>
+          <w:rFonts w:ascii="Liberation Mono" w:hAnsi="Liberation Mono"/>
+        </w:rPr>
+        <w:t>generateTurnReport</w:t>
+      </w:r>
+      <w:r>
+        <w:rPr/>
+        <w:t xml:space="preserve"> импортируется ДИНАМИЧЕСКИ (</w:t>
+      </w:r>
+      <w:r>
+        <w:rPr>
+          <w:rFonts w:ascii="Liberation Mono" w:hAnsi="Liberation Mono"/>
+        </w:rPr>
+        <w:t>import('./turnReport.js').then(...)</w:t>
+      </w:r>
+      <w:r>
+        <w:rPr/>
+        <w:t>). Статический импорт ломал бота (бот «ничего не делал» после перехода хода). Не меняй на статический без проверки.</w:t>
+      </w:r>
+    </w:p>
+    <w:p>
+      <w:pPr>
+        <w:pStyle w:val="Heading2"/>
+        <w:numPr>
+          <w:ilvl w:val="0"/>
+          <w:numId w:val="0"/>
+        </w:numPr>
+        <w:ind w:hanging="0" w:start="0"/>
+        <w:rPr/>
+      </w:pPr>
+      <w:r>
+        <w:rPr/>
+        <w:t xml:space="preserve">🎨 </w:t>
+      </w:r>
+      <w:r>
+        <w:rPr/>
+        <w:t>РЕНДЕР</w:t>
+      </w:r>
+    </w:p>
+    <w:p>
+      <w:pPr>
+        <w:pStyle w:val="BodyText"/>
+        <w:numPr>
+          <w:ilvl w:val="0"/>
+          <w:numId w:val="12"/>
+        </w:numPr>
+        <w:tabs>
+          <w:tab w:val="clear" w:pos="709"/>
+          <w:tab w:val="left" w:pos="0" w:leader="none"/>
+        </w:tabs>
+        <w:ind w:hanging="283" w:start="709"/>
+        <w:rPr/>
+      </w:pPr>
+      <w:r>
+        <w:rPr>
+          <w:rFonts w:ascii="Liberation Mono" w:hAnsi="Liberation Mono"/>
+        </w:rPr>
+        <w:t>renderer/</w:t>
+      </w:r>
+      <w:r>
+        <w:rPr/>
+        <w:t xml:space="preserve"> разбит на 6 модулей. Прозрачность конусов разброса = </w:t>
+      </w:r>
+      <w:r>
+        <w:rPr>
+          <w:rFonts w:ascii="Liberation Mono" w:hAnsi="Liberation Mono"/>
+        </w:rPr>
+        <w:t>0.40</w:t>
+      </w:r>
+      <w:r>
+        <w:rPr/>
+        <w:t>.</w:t>
+      </w:r>
+    </w:p>
+    <w:p>
+      <w:pPr>
+        <w:pStyle w:val="BodyText"/>
+        <w:numPr>
+          <w:ilvl w:val="0"/>
+          <w:numId w:val="12"/>
+        </w:numPr>
+        <w:tabs>
+          <w:tab w:val="clear" w:pos="709"/>
+          <w:tab w:val="left" w:pos="0" w:leader="none"/>
+        </w:tabs>
+        <w:ind w:hanging="283" w:start="709"/>
+        <w:rPr/>
+      </w:pPr>
+      <w:r>
+        <w:rPr>
+          <w:rFonts w:ascii="Liberation Mono" w:hAnsi="Liberation Mono"/>
+        </w:rPr>
+        <w:t>drawAimIndicator(stone, targetX, targetY, isPlayer)</w:t>
+      </w:r>
+      <w:r>
+        <w:rPr/>
+        <w:t>: для игрока рисует конус + центральную линию + тонкую красную «рогатку» к мыши + пунктир к точке остановки (</w:t>
+      </w:r>
+      <w:r>
+        <w:rPr>
+          <w:rFonts w:ascii="Liberation Mono" w:hAnsi="Liberation Mono"/>
+        </w:rPr>
+        <w:t>calculateStopPosition</w:t>
+      </w:r>
+      <w:r>
+        <w:rPr/>
+        <w:t xml:space="preserve">) + золотой маркер с крестиком + </w:t>
+      </w:r>
+      <w:r>
+        <w:rPr>
+          <w:rFonts w:ascii="Liberation Mono" w:hAnsi="Liberation Mono"/>
+        </w:rPr>
+        <w:t>%</w:t>
+      </w:r>
+      <w:r>
+        <w:rPr/>
+        <w:t xml:space="preserve"> силы + метку </w:t>
+      </w:r>
+      <w:r>
+        <w:rPr>
+          <w:rFonts w:ascii="Liberation Mono" w:hAnsi="Liberation Mono"/>
+        </w:rPr>
+        <w:t>MAX</w:t>
+      </w:r>
+      <w:r>
+        <w:rPr/>
+        <w:t xml:space="preserve">. Для AI — конус + линия + оранжевый маркер точки остановки bestMove + подпись «ВЫБРАН». На камнях в паузе рисуется </w:t>
+      </w:r>
+      <w:r>
+        <w:rPr>
+          <w:rFonts w:ascii="Liberation Mono" w:hAnsi="Liberation Mono"/>
+        </w:rPr>
+        <w:t>stone.name</w:t>
+      </w:r>
+      <w:r>
+        <w:rPr/>
+        <w:t xml:space="preserve"> (не процент).</w:t>
+      </w:r>
+    </w:p>
+    <w:p>
+      <w:pPr>
+        <w:pStyle w:val="BodyText"/>
+        <w:numPr>
+          <w:ilvl w:val="0"/>
+          <w:numId w:val="12"/>
+        </w:numPr>
+        <w:tabs>
+          <w:tab w:val="clear" w:pos="709"/>
+          <w:tab w:val="left" w:pos="0" w:leader="none"/>
+        </w:tabs>
+        <w:ind w:hanging="283" w:start="709"/>
+        <w:rPr/>
+      </w:pPr>
+      <w:r>
+        <w:rPr/>
+        <w:t>Кандидаты AI (</w:t>
+      </w:r>
+      <w:r>
+        <w:rPr>
+          <w:rFonts w:ascii="Liberation Mono" w:hAnsi="Liberation Mono"/>
+        </w:rPr>
+        <w:t>drawAIConsideredMoves</w:t>
+      </w:r>
+      <w:r>
+        <w:rPr/>
+        <w:t xml:space="preserve">) должны рисоваться ВСЕГДА когда </w:t>
+      </w:r>
+      <w:r>
+        <w:rPr>
+          <w:rFonts w:ascii="Liberation Mono" w:hAnsi="Liberation Mono"/>
+        </w:rPr>
+        <w:t>aiConsideredMoves.length&gt;0</w:t>
+      </w:r>
+      <w:r>
+        <w:rPr/>
+        <w:t xml:space="preserve"> (включая паузу), без условия </w:t>
+      </w:r>
+      <w:r>
+        <w:rPr>
+          <w:rFonts w:ascii="Liberation Mono" w:hAnsi="Liberation Mono"/>
+        </w:rPr>
+        <w:t>aiThinkingTimer&gt;0</w:t>
+      </w:r>
+      <w:r>
+        <w:rPr/>
+        <w:t>.</w:t>
+      </w:r>
+    </w:p>
+    <w:p>
+      <w:pPr>
+        <w:pStyle w:val="Heading2"/>
+        <w:numPr>
+          <w:ilvl w:val="0"/>
+          <w:numId w:val="0"/>
+        </w:numPr>
+        <w:ind w:hanging="0" w:start="0"/>
+        <w:rPr/>
+      </w:pPr>
+      <w:r>
+        <w:rPr/>
+        <w:t>РЕЖИМ ПАУЗЫ</w:t>
+      </w:r>
+    </w:p>
+    <w:p>
+      <w:pPr>
+        <w:pStyle w:val="BodyText"/>
+        <w:rPr/>
+      </w:pPr>
+      <w:r>
+        <w:rPr/>
+        <w:t>Кнопки Пресеты 1–6, Показать/Далее/Назад/Сброс. Позволяет менять веса слайдерами и видеть разбивку оценки (БОНУСЫ/ШТРАФЫ) и bestMove. Панель настроек расширена до 680px, 3 колонки весов (адаптив на 2/1 колонку).</w:t>
+      </w:r>
+    </w:p>
+    <w:p>
+      <w:pPr>
+        <w:pStyle w:val="Heading2"/>
+        <w:numPr>
+          <w:ilvl w:val="1"/>
+          <w:numId w:val="2"/>
+        </w:numPr>
+        <w:ind w:hanging="0" w:start="0"/>
+        <w:rPr/>
+      </w:pPr>
+      <w:r>
+        <w:rPr/>
+        <w:t xml:space="preserve">✅ </w:t>
+      </w:r>
+      <w:r>
+        <w:rPr/>
+        <w:t>ЧТО УЖЕ СДЕЛАНО (история изменений)</w:t>
+      </w:r>
+    </w:p>
+    <w:p>
+      <w:pPr>
+        <w:pStyle w:val="BodyText"/>
+        <w:numPr>
+          <w:ilvl w:val="0"/>
+          <w:numId w:val="13"/>
+        </w:numPr>
+        <w:tabs>
+          <w:tab w:val="clear" w:pos="709"/>
+          <w:tab w:val="left" w:pos="0" w:leader="none"/>
+        </w:tabs>
+        <w:ind w:hanging="283" w:start="709"/>
+        <w:rPr/>
+      </w:pPr>
+      <w:r>
+        <w:rPr/>
+        <w:t>Координаты мыши с letterboxing; PULL_SENSITIVITY=5.</w:t>
+      </w:r>
+    </w:p>
+    <w:p>
+      <w:pPr>
+        <w:pStyle w:val="BodyText"/>
+        <w:numPr>
+          <w:ilvl w:val="0"/>
+          <w:numId w:val="13"/>
+        </w:numPr>
+        <w:tabs>
+          <w:tab w:val="clear" w:pos="709"/>
+          <w:tab w:val="left" w:pos="0" w:leader="none"/>
+        </w:tabs>
+        <w:ind w:hanging="283" w:start="709"/>
+        <w:rPr/>
+      </w:pPr>
+      <w:r>
+        <w:rPr/>
+        <w:t>Разброс бота восстановлен после рефакторинга (applyAIMove применяет randomGaussian).</w:t>
+      </w:r>
+    </w:p>
+    <w:p>
+      <w:pPr>
+        <w:pStyle w:val="BodyText"/>
+        <w:numPr>
+          <w:ilvl w:val="0"/>
+          <w:numId w:val="13"/>
+        </w:numPr>
+        <w:tabs>
+          <w:tab w:val="clear" w:pos="709"/>
+          <w:tab w:val="left" w:pos="0" w:leader="none"/>
+        </w:tabs>
+        <w:ind w:hanging="283" w:start="709"/>
+        <w:rPr/>
+      </w:pPr>
+      <w:r>
+        <w:rPr/>
+        <w:t>renderer.ts → 6 модулей; прозрачность конусов 0.40.</w:t>
+      </w:r>
+    </w:p>
+    <w:p>
+      <w:pPr>
+        <w:pStyle w:val="BodyText"/>
+        <w:numPr>
+          <w:ilvl w:val="0"/>
+          <w:numId w:val="13"/>
+        </w:numPr>
+        <w:tabs>
+          <w:tab w:val="clear" w:pos="709"/>
+          <w:tab w:val="left" w:pos="0" w:leader="none"/>
+        </w:tabs>
+        <w:ind w:hanging="283" w:start="709"/>
+        <w:rPr/>
+      </w:pPr>
+      <w:r>
+        <w:rPr/>
+        <w:t>Визуализация точки остановки (игрок + AI в паузе); направление конуса = atan2(dy,dx).</w:t>
+      </w:r>
+    </w:p>
+    <w:p>
+      <w:pPr>
+        <w:pStyle w:val="BodyText"/>
+        <w:numPr>
+          <w:ilvl w:val="0"/>
+          <w:numId w:val="13"/>
+        </w:numPr>
+        <w:tabs>
+          <w:tab w:val="clear" w:pos="709"/>
+          <w:tab w:val="left" w:pos="0" w:leader="none"/>
+        </w:tabs>
+        <w:ind w:hanging="283" w:start="709"/>
+        <w:rPr/>
+      </w:pPr>
+      <w:r>
+        <w:rPr/>
+        <w:t xml:space="preserve">Поле </w:t>
+      </w:r>
+      <w:r>
+        <w:rPr>
+          <w:rFonts w:ascii="Liberation Mono" w:hAnsi="Liberation Mono"/>
+        </w:rPr>
+        <w:t>Stone.name</w:t>
+      </w:r>
+      <w:r>
+        <w:rPr/>
+        <w:t>; номера камней вместо % риска.</w:t>
+      </w:r>
+    </w:p>
+    <w:p>
+      <w:pPr>
+        <w:pStyle w:val="BodyText"/>
+        <w:numPr>
+          <w:ilvl w:val="0"/>
+          <w:numId w:val="13"/>
+        </w:numPr>
+        <w:tabs>
+          <w:tab w:val="clear" w:pos="709"/>
+          <w:tab w:val="left" w:pos="0" w:leader="none"/>
+        </w:tabs>
+        <w:ind w:hanging="283" w:start="709"/>
+        <w:rPr/>
+      </w:pPr>
+      <w:r>
+        <w:rPr/>
+        <w:t>Гол не штрафуется за позицию; динамические веса риска/силы; веса продвижения/близости ÷10.</w:t>
+      </w:r>
+    </w:p>
+    <w:p>
+      <w:pPr>
+        <w:pStyle w:val="BodyText"/>
+        <w:numPr>
+          <w:ilvl w:val="0"/>
+          <w:numId w:val="13"/>
+        </w:numPr>
+        <w:tabs>
+          <w:tab w:val="clear" w:pos="709"/>
+          <w:tab w:val="left" w:pos="0" w:leader="none"/>
+        </w:tabs>
+        <w:ind w:hanging="283" w:start="709"/>
+        <w:rPr/>
+      </w:pPr>
+      <w:r>
+        <w:rPr/>
+        <w:t>Штраф большой треугольник = за каждую сторону &gt; 8D.</w:t>
+      </w:r>
+    </w:p>
+    <w:p>
+      <w:pPr>
+        <w:pStyle w:val="BodyText"/>
+        <w:numPr>
+          <w:ilvl w:val="0"/>
+          <w:numId w:val="13"/>
+        </w:numPr>
+        <w:tabs>
+          <w:tab w:val="clear" w:pos="709"/>
+          <w:tab w:val="left" w:pos="0" w:leader="none"/>
+        </w:tabs>
+        <w:ind w:hanging="283" w:start="709"/>
+        <w:rPr/>
+      </w:pPr>
+      <w:r>
+        <w:rPr/>
+        <w:t>Детекция гола: reject «away from goal», защита intersectionY от вертикального полёта, tolerance=50, проверка прямоугольника ворот.</w:t>
+      </w:r>
+    </w:p>
+    <w:p>
+      <w:pPr>
+        <w:pStyle w:val="BodyText"/>
+        <w:numPr>
+          <w:ilvl w:val="0"/>
+          <w:numId w:val="13"/>
+        </w:numPr>
+        <w:tabs>
+          <w:tab w:val="clear" w:pos="709"/>
+          <w:tab w:val="left" w:pos="0" w:leader="none"/>
+        </w:tabs>
+        <w:ind w:hanging="283" w:start="709"/>
+        <w:rPr/>
+      </w:pPr>
+      <w:r>
+        <w:rPr/>
+        <w:t>turnReport + shotInTurnCounter + reportStartPositions.</w:t>
+      </w:r>
+    </w:p>
+    <w:p>
+      <w:pPr>
+        <w:pStyle w:val="BodyText"/>
+        <w:numPr>
+          <w:ilvl w:val="0"/>
+          <w:numId w:val="13"/>
+        </w:numPr>
+        <w:tabs>
+          <w:tab w:val="clear" w:pos="709"/>
+          <w:tab w:val="left" w:pos="0" w:leader="none"/>
+        </w:tabs>
+        <w:ind w:hanging="283" w:start="709"/>
+        <w:rPr/>
+      </w:pPr>
+      <w:r>
+        <w:rPr/>
+        <w:t xml:space="preserve">buildCachedCandidates разбит на </w:t>
+      </w:r>
+      <w:r>
+        <w:rPr>
+          <w:rFonts w:ascii="Liberation Mono" w:hAnsi="Liberation Mono"/>
+        </w:rPr>
+        <w:t>calculateMaxForceForDirection</w:t>
+      </w:r>
+      <w:r>
+        <w:rPr/>
+        <w:t xml:space="preserve"> + </w:t>
+      </w:r>
+      <w:r>
+        <w:rPr>
+          <w:rFonts w:ascii="Liberation Mono" w:hAnsi="Liberation Mono"/>
+        </w:rPr>
+        <w:t>buildCandidatesForStriker</w:t>
+      </w:r>
+      <w:r>
+        <w:rPr/>
+        <w:t xml:space="preserve">; MAX_FORCE для голевых направлений; добавлен экспорт </w:t>
+      </w:r>
+      <w:r>
+        <w:rPr>
+          <w:rFonts w:ascii="Liberation Mono" w:hAnsi="Liberation Mono"/>
+        </w:rPr>
+        <w:t>getEmergencyMove</w:t>
+      </w:r>
+      <w:r>
+        <w:rPr/>
+        <w:t>.</w:t>
+      </w:r>
+    </w:p>
+    <w:p>
+      <w:pPr>
+        <w:pStyle w:val="BodyText"/>
+        <w:numPr>
+          <w:ilvl w:val="0"/>
+          <w:numId w:val="13"/>
+        </w:numPr>
+        <w:tabs>
+          <w:tab w:val="clear" w:pos="709"/>
+          <w:tab w:val="left" w:pos="0" w:leader="none"/>
+        </w:tabs>
+        <w:ind w:hanging="283" w:start="709"/>
+        <w:rPr/>
+      </w:pPr>
+      <w:r>
+        <w:rPr/>
+        <w:t xml:space="preserve">Исправление evaluateGoalPossibility (нормализация углов ±180°) — </w:t>
+      </w:r>
+      <w:r>
+        <w:rPr>
+          <w:b/>
+        </w:rPr>
+        <w:t>требует проверки</w:t>
+      </w:r>
+      <w:r>
+        <w:rPr/>
+        <w:t>.</w:t>
+      </w:r>
+    </w:p>
+    <w:p>
+      <w:pPr>
+        <w:pStyle w:val="Heading2"/>
+        <w:numPr>
+          <w:ilvl w:val="0"/>
+          <w:numId w:val="0"/>
+        </w:numPr>
+        <w:ind w:hanging="0" w:start="0"/>
+        <w:rPr/>
+      </w:pPr>
+      <w:r>
+        <w:rPr/>
+        <w:t xml:space="preserve">🚧 </w:t>
+      </w:r>
+      <w:r>
+        <w:rPr/>
+        <w:t>НЕЗАВЕРШЁННОЕ / ТОЧКИ ВНИМАНИЯ ДЛЯ НОВОЙ СЕССИИ</w:t>
+      </w:r>
+    </w:p>
+    <w:p>
+      <w:pPr>
+        <w:pStyle w:val="BodyText"/>
+        <w:numPr>
+          <w:ilvl w:val="0"/>
+          <w:numId w:val="14"/>
+        </w:numPr>
+        <w:tabs>
+          <w:tab w:val="clear" w:pos="709"/>
+          <w:tab w:val="left" w:pos="0" w:leader="none"/>
+        </w:tabs>
+        <w:ind w:hanging="283" w:start="709"/>
+        <w:rPr/>
+      </w:pPr>
+      <w:r>
+        <w:rPr>
+          <w:b/>
+        </w:rPr>
+        <w:t>ПРОВЕРИТЬ</w:t>
+      </w:r>
+      <w:r>
+        <w:rPr/>
+        <w:t xml:space="preserve"> последнее исправление </w:t>
+      </w:r>
+      <w:r>
+        <w:rPr>
+          <w:rFonts w:ascii="Liberation Mono" w:hAnsi="Liberation Mono"/>
+        </w:rPr>
+        <w:t>evaluateGoalPossibility</w:t>
+      </w:r>
+      <w:r>
+        <w:rPr/>
+        <w:t xml:space="preserve"> (нормализация углов). До него бот бил слабо вправо (лог: </w:t>
+      </w:r>
+      <w:r>
+        <w:rPr>
+          <w:rFonts w:ascii="Liberation Mono" w:hAnsi="Liberation Mono"/>
+        </w:rPr>
+        <w:t>corridor=[0.0°,0.0°]</w:t>
+      </w:r>
+      <w:r>
+        <w:rPr/>
+        <w:t xml:space="preserve">, сила 5.7). Если после исправления бот всё ещё не видит голы — проблема в пересечении диапазонов или в </w:t>
+      </w:r>
+      <w:r>
+        <w:rPr>
+          <w:rFonts w:ascii="Liberation Mono" w:hAnsi="Liberation Mono"/>
+        </w:rPr>
+        <w:t>isAngleInRange</w:t>
+      </w:r>
+      <w:r>
+        <w:rPr/>
+        <w:t xml:space="preserve"> из </w:t>
+      </w:r>
+      <w:r>
+        <w:rPr>
+          <w:rFonts w:ascii="Liberation Mono" w:hAnsi="Liberation Mono"/>
+        </w:rPr>
+        <w:t>geometry.ts</w:t>
+      </w:r>
+      <w:r>
+        <w:rPr/>
+        <w:t xml:space="preserve"> (проверь её работу с wrap-around).</w:t>
+      </w:r>
+    </w:p>
+    <w:p>
+      <w:pPr>
+        <w:pStyle w:val="BodyText"/>
+        <w:numPr>
+          <w:ilvl w:val="0"/>
+          <w:numId w:val="14"/>
+        </w:numPr>
+        <w:tabs>
+          <w:tab w:val="clear" w:pos="709"/>
+          <w:tab w:val="left" w:pos="0" w:leader="none"/>
+        </w:tabs>
+        <w:ind w:hanging="283" w:start="709"/>
+        <w:rPr/>
+      </w:pPr>
+      <w:r>
+        <w:rPr/>
+        <w:t xml:space="preserve">«Неожиданный гол»: бот планировал </w:t>
+      </w:r>
+      <w:r>
+        <w:rPr>
+          <w:rFonts w:ascii="Liberation Mono" w:hAnsi="Liberation Mono"/>
+        </w:rPr>
+        <w:t>PASS</w:t>
+      </w:r>
+      <w:r>
+        <w:rPr/>
+        <w:t xml:space="preserve">, физически забил (траектория после отскока/неточности попала в прямоугольник ворот). Частично покрыто проверкой прямоугольника в </w:t>
+      </w:r>
+      <w:r>
+        <w:rPr>
+          <w:rFonts w:ascii="Liberation Mono" w:hAnsi="Liberation Mono"/>
+        </w:rPr>
+        <w:t>isGoalShot</w:t>
+      </w:r>
+      <w:r>
+        <w:rPr/>
+        <w:t xml:space="preserve">, но не подтверждено. Можно добавить в turnReport предупреждение при </w:t>
+      </w:r>
+      <w:r>
+        <w:rPr>
+          <w:rFonts w:ascii="Liberation Mono" w:hAnsi="Liberation Mono"/>
+        </w:rPr>
+        <w:t>isGoalScored &amp;&amp; move.type!=='GOAL'</w:t>
+      </w:r>
+      <w:r>
+        <w:rPr/>
+        <w:t>.</w:t>
+      </w:r>
+    </w:p>
+    <w:p>
+      <w:pPr>
+        <w:pStyle w:val="BodyText"/>
+        <w:numPr>
+          <w:ilvl w:val="0"/>
+          <w:numId w:val="14"/>
+        </w:numPr>
+        <w:tabs>
+          <w:tab w:val="clear" w:pos="709"/>
+          <w:tab w:val="left" w:pos="0" w:leader="none"/>
+        </w:tabs>
+        <w:ind w:hanging="283" w:start="709"/>
+        <w:rPr/>
+      </w:pPr>
+      <w:r>
+        <w:rPr/>
+        <w:t xml:space="preserve">Почистить спам-логи </w:t>
+      </w:r>
+      <w:r>
+        <w:rPr>
+          <w:rFonts w:ascii="Liberation Mono" w:hAnsi="Liberation Mono"/>
+        </w:rPr>
+        <w:t>[GOAL DEBUG]</w:t>
+      </w:r>
+      <w:r>
+        <w:rPr/>
+        <w:t>/</w:t>
+      </w:r>
+      <w:r>
+        <w:rPr>
+          <w:rFonts w:ascii="Liberation Mono" w:hAnsi="Liberation Mono"/>
+        </w:rPr>
+        <w:t>[GOAL MISS]</w:t>
+      </w:r>
+      <w:r>
+        <w:rPr/>
+        <w:t xml:space="preserve"> (сделать условными или убрать после отладки).</w:t>
+      </w:r>
+    </w:p>
+    <w:p>
+      <w:pPr>
+        <w:pStyle w:val="BodyText"/>
+        <w:numPr>
+          <w:ilvl w:val="0"/>
+          <w:numId w:val="14"/>
+        </w:numPr>
+        <w:tabs>
+          <w:tab w:val="clear" w:pos="709"/>
+          <w:tab w:val="left" w:pos="0" w:leader="none"/>
+        </w:tabs>
+        <w:ind w:hanging="283" w:start="709"/>
+        <w:rPr/>
+      </w:pPr>
+      <w:r>
+        <w:rPr/>
+        <w:t>Двухходовка (nextShotBonus) ВЫКЛЮЧЕНА (вес 0), код закомментирован — можно вернуть позже.</w:t>
+      </w:r>
+    </w:p>
+    <w:p>
+      <w:pPr>
+        <w:pStyle w:val="BodyText"/>
+        <w:numPr>
+          <w:ilvl w:val="0"/>
+          <w:numId w:val="14"/>
+        </w:numPr>
+        <w:tabs>
+          <w:tab w:val="clear" w:pos="709"/>
+          <w:tab w:val="left" w:pos="0" w:leader="none"/>
+        </w:tabs>
+        <w:ind w:hanging="283" w:start="709"/>
+        <w:rPr/>
+      </w:pPr>
+      <w:r>
+        <w:rPr/>
+        <w:t xml:space="preserve">При смене весов через слайдеры значения сохраняются в cookies для пресета — дефолты из </w:t>
+      </w:r>
+      <w:r>
+        <w:rPr>
+          <w:rFonts w:ascii="Liberation Mono" w:hAnsi="Liberation Mono"/>
+        </w:rPr>
+        <w:t>DEFAULT_WEIGHTS</w:t>
+      </w:r>
+      <w:r>
+        <w:rPr/>
+        <w:t xml:space="preserve"> не перетирают сохранённые; для теста дефолтов нужен «Сброс».</w:t>
+      </w:r>
+    </w:p>
+    <w:p>
+      <w:pPr>
+        <w:pStyle w:val="Heading2"/>
+        <w:numPr>
+          <w:ilvl w:val="0"/>
+          <w:numId w:val="0"/>
+        </w:numPr>
+        <w:ind w:hanging="0" w:start="0"/>
+        <w:rPr/>
+      </w:pPr>
+      <w:r>
+        <w:rPr/>
+        <w:t>СТИЛЬ РАБОТЫ (предпочтения пользователя)</w:t>
+      </w:r>
+    </w:p>
+    <w:p>
+      <w:pPr>
+        <w:pStyle w:val="BodyText"/>
+        <w:numPr>
+          <w:ilvl w:val="0"/>
+          <w:numId w:val="15"/>
+        </w:numPr>
+        <w:tabs>
+          <w:tab w:val="clear" w:pos="709"/>
+          <w:tab w:val="left" w:pos="0" w:leader="none"/>
+        </w:tabs>
+        <w:ind w:hanging="283" w:start="709"/>
+        <w:rPr/>
+      </w:pPr>
+      <w:r>
+        <w:rPr/>
+        <w:t>Пользователь даёт код по модулям, ожидает точных правок с указанием «найти/заменить». Ценит разбор причин бага по логам.</w:t>
+      </w:r>
+    </w:p>
+    <w:p>
+      <w:pPr>
+        <w:pStyle w:val="BodyText"/>
+        <w:numPr>
+          <w:ilvl w:val="0"/>
+          <w:numId w:val="15"/>
+        </w:numPr>
+        <w:tabs>
+          <w:tab w:val="clear" w:pos="709"/>
+          <w:tab w:val="left" w:pos="0" w:leader="none"/>
+        </w:tabs>
+        <w:ind w:hanging="283" w:start="709"/>
+        <w:rPr/>
+      </w:pPr>
+      <w:r>
+        <w:rPr/>
+        <w:t>Часто просит «дай полный файл X» — давай целиком, без пропусков.</w:t>
+      </w:r>
+    </w:p>
+    <w:p>
+      <w:pPr>
+        <w:pStyle w:val="BodyText"/>
+        <w:numPr>
+          <w:ilvl w:val="0"/>
+          <w:numId w:val="15"/>
+        </w:numPr>
+        <w:tabs>
+          <w:tab w:val="clear" w:pos="709"/>
+          <w:tab w:val="left" w:pos="0" w:leader="none"/>
+        </w:tabs>
+        <w:ind w:hanging="283" w:start="709"/>
+        <w:rPr/>
+      </w:pPr>
+      <w:r>
+        <w:rPr/>
+        <w:t>Не любит «костыли» типа огромных бонусов (например 100000 за гол) — предпочитает корректную логику (не штрафовать гол за позицию).</w:t>
+      </w:r>
+    </w:p>
+    <w:p>
+      <w:pPr>
+        <w:pStyle w:val="BodyText"/>
+        <w:numPr>
+          <w:ilvl w:val="0"/>
+          <w:numId w:val="15"/>
+        </w:numPr>
+        <w:tabs>
+          <w:tab w:val="clear" w:pos="709"/>
+          <w:tab w:val="left" w:pos="0" w:leader="none"/>
+        </w:tabs>
+        <w:ind w:hanging="283" w:start="709"/>
+        <w:rPr/>
+      </w:pPr>
+      <w:r>
+        <w:rPr/>
+        <w:t>Предпочитает разбивать разросшиеся функции на подпрограммы.</w:t>
+      </w:r>
+    </w:p>
+    <w:p>
+      <w:pPr>
+        <w:pStyle w:val="BodyText"/>
+        <w:numPr>
+          <w:ilvl w:val="0"/>
+          <w:numId w:val="15"/>
+        </w:numPr>
+        <w:tabs>
+          <w:tab w:val="clear" w:pos="709"/>
+          <w:tab w:val="left" w:pos="0" w:leader="none"/>
+        </w:tabs>
+        <w:ind w:hanging="283" w:start="709"/>
+        <w:rPr/>
+      </w:pPr>
+      <w:r>
+        <w:rPr/>
+        <w:t>Может присылать скриншоты (в мультимодальной модели) и длинные логи консоли — анализируй их внимательно, ищи аномалии в разбивке оценок.</w:t>
+      </w:r>
+    </w:p>
+    <w:p>
+      <w:pPr>
+        <w:pStyle w:val="BodyText"/>
+        <w:numPr>
+          <w:ilvl w:val="0"/>
+          <w:numId w:val="15"/>
+        </w:numPr>
+        <w:tabs>
+          <w:tab w:val="clear" w:pos="709"/>
+          <w:tab w:val="left" w:pos="0" w:leader="none"/>
+        </w:tabs>
+        <w:ind w:hanging="283" w:start="709"/>
+        <w:rPr/>
+      </w:pPr>
+      <w:r>
+        <w:rPr/>
+        <w:t>Терминология: «ход» = серия ударов одного игрока; «удар» = один выстрел (shotInTurnCounter).</w:t>
+      </w:r>
+    </w:p>
+    <w:p>
+      <w:pPr>
+        <w:pStyle w:val="Heading2"/>
+        <w:numPr>
+          <w:ilvl w:val="0"/>
+          <w:numId w:val="0"/>
+        </w:numPr>
+        <w:ind w:hanging="0" w:start="0"/>
+        <w:rPr/>
+      </w:pPr>
+      <w:r>
+        <w:rPr/>
+        <w:t xml:space="preserve">▶ </w:t>
+      </w:r>
+      <w:r>
+        <w:rPr/>
+        <w:t>ПЕРВЫЙ ШАГ В НОВОЙ СЕССИИ</w:t>
+      </w:r>
+    </w:p>
+    <w:p>
+      <w:pPr>
+        <w:pStyle w:val="BodyText"/>
+        <w:rPr/>
+      </w:pPr>
+      <w:r>
+        <w:rPr/>
+        <w:t xml:space="preserve">Запустить игру, дождаться хода бота у правого края с открытыми левыми воротами, посмотреть лог: должен появиться </w:t>
+      </w:r>
+      <w:r>
+        <w:rPr>
+          <w:rFonts w:ascii="Liberation Mono" w:hAnsi="Liberation Mono"/>
+        </w:rPr>
+        <w:t>[GOAL DEBUG]</w:t>
+      </w:r>
+      <w:r>
+        <w:rPr/>
+        <w:t xml:space="preserve"> с </w:t>
+      </w:r>
+      <w:r>
+        <w:rPr>
+          <w:rFonts w:ascii="Liberation Mono" w:hAnsi="Liberation Mono"/>
+        </w:rPr>
+        <w:t>willBeGoal=true</w:t>
+      </w:r>
+      <w:r>
+        <w:rPr/>
+        <w:t xml:space="preserve"> и непустым </w:t>
+      </w:r>
+      <w:r>
+        <w:rPr>
+          <w:rFonts w:ascii="Liberation Mono" w:hAnsi="Liberation Mono"/>
+        </w:rPr>
+        <w:t>corridor=[...]</w:t>
+      </w:r>
+      <w:r>
+        <w:rPr/>
+        <w:t xml:space="preserve">, а бот должен выбрать удар силой близкой к MAX_FORCE в сторону ворот с типом </w:t>
+      </w:r>
+      <w:r>
+        <w:rPr>
+          <w:rFonts w:ascii="Liberation Mono" w:hAnsi="Liberation Mono"/>
+        </w:rPr>
+        <w:t>GOAL</w:t>
+      </w:r>
+      <w:r>
+        <w:rPr/>
+        <w:t xml:space="preserve"> и оценкой ~20000+. Если вместо этого </w:t>
+      </w:r>
+      <w:r>
+        <w:rPr>
+          <w:rFonts w:ascii="Liberation Mono" w:hAnsi="Liberation Mono"/>
+        </w:rPr>
+        <w:t>corridor=[0.0°,0.0°]</w:t>
+      </w:r>
+      <w:r>
+        <w:rPr/>
+        <w:t xml:space="preserve"> и слабый удар вбок — баг углов ±180° не до конца исправлен; читай </w:t>
+      </w:r>
+      <w:r>
+        <w:rPr>
+          <w:rFonts w:ascii="Liberation Mono" w:hAnsi="Liberation Mono"/>
+        </w:rPr>
+        <w:t>geometry.ts</w:t>
+      </w:r>
+      <w:r>
+        <w:rPr/>
+        <w:t xml:space="preserve"> (</w:t>
+      </w:r>
+      <w:r>
+        <w:rPr>
+          <w:rFonts w:ascii="Liberation Mono" w:hAnsi="Liberation Mono"/>
+        </w:rPr>
+        <w:t>isAngleInRange</w:t>
+      </w:r>
+      <w:r>
+        <w:rPr/>
+        <w:t xml:space="preserve">, </w:t>
+      </w:r>
+      <w:r>
+        <w:rPr>
+          <w:rFonts w:ascii="Liberation Mono" w:hAnsi="Liberation Mono"/>
+        </w:rPr>
+        <w:t>normalizeAngle</w:t>
+      </w:r>
+      <w:r>
+        <w:rPr/>
+        <w:t xml:space="preserve">, </w:t>
+      </w:r>
+      <w:r>
+        <w:rPr>
+          <w:rFonts w:ascii="Liberation Mono" w:hAnsi="Liberation Mono"/>
+        </w:rPr>
+        <w:t>angleRangeWidth</w:t>
+      </w:r>
+      <w:r>
+        <w:rPr/>
+        <w:t xml:space="preserve">) и логику пересечения в </w:t>
+      </w:r>
+      <w:r>
+        <w:rPr>
+          <w:rFonts w:ascii="Liberation Mono" w:hAnsi="Liberation Mono"/>
+        </w:rPr>
+        <w:t>evaluateGoalPossibility</w:t>
+      </w:r>
+      <w:r>
+        <w:rPr/>
+        <w:t>.</w:t>
+      </w:r>
+    </w:p>
+    <w:p>
+      <w:pPr>
+        <w:pStyle w:val="user4"/>
+        <w:rPr/>
+      </w:pPr>
+      <w:r>
+        <w:rPr/>
+      </w:r>
+    </w:p>
+    <w:p>
+      <w:pPr>
+        <w:pStyle w:val="BodyText"/>
+        <w:rPr/>
+      </w:pPr>
+      <w:r>
+        <w:rPr/>
+        <w:t>Готово. Этот документ самодостаточен для продолжения. Удачи в новой сессии! 🎯</w:t>
+      </w:r>
+    </w:p>
+    <w:p>
+      <w:pPr>
+        <w:pStyle w:val="BodyText"/>
+        <w:spacing w:before="0" w:after="140"/>
+        <w:rPr/>
+      </w:pPr>
+      <w:r>
+        <w:rPr/>
+      </w:r>
+    </w:p>
     <w:sectPr>
       <w:type w:val="nextPage"/>
       <w:pgSz w:w="11906" w:h="16838"/>
@@ -4216,36 +6837,9 @@
         </w:tabs>
         <w:ind w:start="0" w:hanging="0"/>
       </w:pPr>
+      <w:rPr/>
     </w:lvl>
     <w:lvl w:ilvl="1">
-      <w:start w:val="1"/>
-      <w:numFmt w:val="none"/>
-      <w:pStyle w:val="Heading2"/>
-      <w:suff w:val="nothing"/>
-      <w:lvlText w:val=""/>
-      <w:lvlJc w:val="start"/>
-      <w:pPr>
-        <w:tabs>
-          <w:tab w:val="num" w:pos="0"/>
-        </w:tabs>
-        <w:ind w:start="0" w:hanging="0"/>
-      </w:pPr>
-    </w:lvl>
-    <w:lvl w:ilvl="2">
-      <w:start w:val="1"/>
-      <w:numFmt w:val="none"/>
-      <w:pStyle w:val="Heading3"/>
-      <w:suff w:val="nothing"/>
-      <w:lvlText w:val=""/>
-      <w:lvlJc w:val="start"/>
-      <w:pPr>
-        <w:tabs>
-          <w:tab w:val="num" w:pos="0"/>
-        </w:tabs>
-        <w:ind w:start="0" w:hanging="0"/>
-      </w:pPr>
-    </w:lvl>
-    <w:lvl w:ilvl="3">
       <w:start w:val="1"/>
       <w:numFmt w:val="none"/>
       <w:suff w:val="nothing"/>
@@ -4257,8 +6851,9 @@
         </w:tabs>
         <w:ind w:start="0" w:hanging="0"/>
       </w:pPr>
-    </w:lvl>
-    <w:lvl w:ilvl="4">
+      <w:rPr/>
+    </w:lvl>
+    <w:lvl w:ilvl="2">
       <w:start w:val="1"/>
       <w:numFmt w:val="none"/>
       <w:suff w:val="nothing"/>
@@ -4270,8 +6865,9 @@
         </w:tabs>
         <w:ind w:start="0" w:hanging="0"/>
       </w:pPr>
-    </w:lvl>
-    <w:lvl w:ilvl="5">
+      <w:rPr/>
+    </w:lvl>
+    <w:lvl w:ilvl="3">
       <w:start w:val="1"/>
       <w:numFmt w:val="none"/>
       <w:suff w:val="nothing"/>
@@ -4283,8 +6879,9 @@
         </w:tabs>
         <w:ind w:start="0" w:hanging="0"/>
       </w:pPr>
-    </w:lvl>
-    <w:lvl w:ilvl="6">
+      <w:rPr/>
+    </w:lvl>
+    <w:lvl w:ilvl="4">
       <w:start w:val="1"/>
       <w:numFmt w:val="none"/>
       <w:suff w:val="nothing"/>
@@ -4296,8 +6893,9 @@
         </w:tabs>
         <w:ind w:start="0" w:hanging="0"/>
       </w:pPr>
-    </w:lvl>
-    <w:lvl w:ilvl="7">
+      <w:rPr/>
+    </w:lvl>
+    <w:lvl w:ilvl="5">
       <w:start w:val="1"/>
       <w:numFmt w:val="none"/>
       <w:suff w:val="nothing"/>
@@ -4309,8 +6907,9 @@
         </w:tabs>
         <w:ind w:start="0" w:hanging="0"/>
       </w:pPr>
-    </w:lvl>
-    <w:lvl w:ilvl="8">
+      <w:rPr/>
+    </w:lvl>
+    <w:lvl w:ilvl="6">
       <w:start w:val="1"/>
       <w:numFmt w:val="none"/>
       <w:suff w:val="nothing"/>
@@ -4322,143 +6921,163 @@
         </w:tabs>
         <w:ind w:start="0" w:hanging="0"/>
       </w:pPr>
+      <w:rPr/>
+    </w:lvl>
+    <w:lvl w:ilvl="7">
+      <w:start w:val="1"/>
+      <w:numFmt w:val="none"/>
+      <w:suff w:val="nothing"/>
+      <w:lvlText w:val=""/>
+      <w:lvlJc w:val="start"/>
+      <w:pPr>
+        <w:tabs>
+          <w:tab w:val="num" w:pos="0"/>
+        </w:tabs>
+        <w:ind w:start="0" w:hanging="0"/>
+      </w:pPr>
+      <w:rPr/>
+    </w:lvl>
+    <w:lvl w:ilvl="8">
+      <w:start w:val="1"/>
+      <w:numFmt w:val="none"/>
+      <w:suff w:val="nothing"/>
+      <w:lvlText w:val=""/>
+      <w:lvlJc w:val="start"/>
+      <w:pPr>
+        <w:tabs>
+          <w:tab w:val="num" w:pos="0"/>
+        </w:tabs>
+        <w:ind w:start="0" w:hanging="0"/>
+      </w:pPr>
+      <w:rPr/>
     </w:lvl>
   </w:abstractNum>
   <w:abstractNum w:abstractNumId="2">
     <w:lvl w:ilvl="0">
       <w:start w:val="1"/>
-      <w:numFmt w:val="bullet"/>
-      <w:lvlText w:val=""/>
-      <w:lvlJc w:val="start"/>
-      <w:pPr>
-        <w:tabs>
-          <w:tab w:val="num" w:pos="709"/>
-        </w:tabs>
-        <w:ind w:start="709" w:hanging="283"/>
-      </w:pPr>
-      <w:rPr>
-        <w:rFonts w:ascii="Symbol" w:hAnsi="Symbol" w:cs="Symbol" w:hint="default"/>
-      </w:rPr>
+      <w:numFmt w:val="none"/>
+      <w:suff w:val="nothing"/>
+      <w:lvlText w:val=""/>
+      <w:lvlJc w:val="start"/>
+      <w:pPr>
+        <w:tabs>
+          <w:tab w:val="num" w:pos="0"/>
+        </w:tabs>
+        <w:ind w:start="0" w:hanging="0"/>
+      </w:pPr>
+      <w:rPr/>
     </w:lvl>
     <w:lvl w:ilvl="1">
       <w:start w:val="1"/>
-      <w:numFmt w:val="bullet"/>
-      <w:lvlText w:val=""/>
-      <w:lvlJc w:val="start"/>
-      <w:pPr>
-        <w:tabs>
-          <w:tab w:val="num" w:pos="1418"/>
-        </w:tabs>
-        <w:ind w:start="1418" w:hanging="283"/>
-      </w:pPr>
-      <w:rPr>
-        <w:rFonts w:ascii="Symbol" w:hAnsi="Symbol" w:cs="Symbol" w:hint="default"/>
-      </w:rPr>
+      <w:numFmt w:val="none"/>
+      <w:suff w:val="nothing"/>
+      <w:lvlText w:val=""/>
+      <w:lvlJc w:val="start"/>
+      <w:pPr>
+        <w:tabs>
+          <w:tab w:val="num" w:pos="0"/>
+        </w:tabs>
+        <w:ind w:start="0" w:hanging="0"/>
+      </w:pPr>
+      <w:rPr/>
     </w:lvl>
     <w:lvl w:ilvl="2">
       <w:start w:val="1"/>
-      <w:numFmt w:val="bullet"/>
-      <w:lvlText w:val=""/>
-      <w:lvlJc w:val="start"/>
-      <w:pPr>
-        <w:tabs>
-          <w:tab w:val="num" w:pos="2127"/>
-        </w:tabs>
-        <w:ind w:start="2127" w:hanging="283"/>
-      </w:pPr>
-      <w:rPr>
-        <w:rFonts w:ascii="Symbol" w:hAnsi="Symbol" w:cs="Symbol" w:hint="default"/>
-      </w:rPr>
+      <w:numFmt w:val="none"/>
+      <w:suff w:val="nothing"/>
+      <w:lvlText w:val=""/>
+      <w:lvlJc w:val="start"/>
+      <w:pPr>
+        <w:tabs>
+          <w:tab w:val="num" w:pos="0"/>
+        </w:tabs>
+        <w:ind w:start="0" w:hanging="0"/>
+      </w:pPr>
+      <w:rPr/>
     </w:lvl>
     <w:lvl w:ilvl="3">
       <w:start w:val="1"/>
-      <w:numFmt w:val="bullet"/>
-      <w:lvlText w:val=""/>
-      <w:lvlJc w:val="start"/>
-      <w:pPr>
-        <w:tabs>
-          <w:tab w:val="num" w:pos="2836"/>
-        </w:tabs>
-        <w:ind w:start="2836" w:hanging="283"/>
-      </w:pPr>
-      <w:rPr>
-        <w:rFonts w:ascii="Symbol" w:hAnsi="Symbol" w:cs="Symbol" w:hint="default"/>
-      </w:rPr>
+      <w:numFmt w:val="none"/>
+      <w:suff w:val="nothing"/>
+      <w:lvlText w:val=""/>
+      <w:lvlJc w:val="start"/>
+      <w:pPr>
+        <w:tabs>
+          <w:tab w:val="num" w:pos="0"/>
+        </w:tabs>
+        <w:ind w:start="0" w:hanging="0"/>
+      </w:pPr>
+      <w:rPr/>
     </w:lvl>
     <w:lvl w:ilvl="4">
       <w:start w:val="1"/>
-      <w:numFmt w:val="bullet"/>
-      <w:lvlText w:val=""/>
-      <w:lvlJc w:val="start"/>
-      <w:pPr>
-        <w:tabs>
-          <w:tab w:val="num" w:pos="3545"/>
-        </w:tabs>
-        <w:ind w:start="3545" w:hanging="283"/>
-      </w:pPr>
-      <w:rPr>
-        <w:rFonts w:ascii="Symbol" w:hAnsi="Symbol" w:cs="Symbol" w:hint="default"/>
-      </w:rPr>
+      <w:numFmt w:val="none"/>
+      <w:suff w:val="nothing"/>
+      <w:lvlText w:val=""/>
+      <w:lvlJc w:val="start"/>
+      <w:pPr>
+        <w:tabs>
+          <w:tab w:val="num" w:pos="0"/>
+        </w:tabs>
+        <w:ind w:start="0" w:hanging="0"/>
+      </w:pPr>
+      <w:rPr/>
     </w:lvl>
     <w:lvl w:ilvl="5">
       <w:start w:val="1"/>
-      <w:numFmt w:val="bullet"/>
-      <w:lvlText w:val=""/>
-      <w:lvlJc w:val="start"/>
-      <w:pPr>
-        <w:tabs>
-          <w:tab w:val="num" w:pos="4254"/>
-        </w:tabs>
-        <w:ind w:start="4254" w:hanging="283"/>
-      </w:pPr>
-      <w:rPr>
-        <w:rFonts w:ascii="Symbol" w:hAnsi="Symbol" w:cs="Symbol" w:hint="default"/>
-      </w:rPr>
+      <w:numFmt w:val="none"/>
+      <w:suff w:val="nothing"/>
+      <w:lvlText w:val=""/>
+      <w:lvlJc w:val="start"/>
+      <w:pPr>
+        <w:tabs>
+          <w:tab w:val="num" w:pos="0"/>
+        </w:tabs>
+        <w:ind w:start="0" w:hanging="0"/>
+      </w:pPr>
+      <w:rPr/>
     </w:lvl>
     <w:lvl w:ilvl="6">
       <w:start w:val="1"/>
-      <w:numFmt w:val="bullet"/>
-      <w:lvlText w:val=""/>
-      <w:lvlJc w:val="start"/>
-      <w:pPr>
-        <w:tabs>
-          <w:tab w:val="num" w:pos="4963"/>
-        </w:tabs>
-        <w:ind w:start="4963" w:hanging="283"/>
-      </w:pPr>
-      <w:rPr>
-        <w:rFonts w:ascii="Symbol" w:hAnsi="Symbol" w:cs="Symbol" w:hint="default"/>
-      </w:rPr>
+      <w:numFmt w:val="none"/>
+      <w:suff w:val="nothing"/>
+      <w:lvlText w:val=""/>
+      <w:lvlJc w:val="start"/>
+      <w:pPr>
+        <w:tabs>
+          <w:tab w:val="num" w:pos="0"/>
+        </w:tabs>
+        <w:ind w:start="0" w:hanging="0"/>
+      </w:pPr>
+      <w:rPr/>
     </w:lvl>
     <w:lvl w:ilvl="7">
       <w:start w:val="1"/>
-      <w:numFmt w:val="bullet"/>
-      <w:lvlText w:val=""/>
-      <w:lvlJc w:val="start"/>
-      <w:pPr>
-        <w:tabs>
-          <w:tab w:val="num" w:pos="5672"/>
-        </w:tabs>
-        <w:ind w:start="5672" w:hanging="283"/>
-      </w:pPr>
-      <w:rPr>
-        <w:rFonts w:ascii="Symbol" w:hAnsi="Symbol" w:cs="Symbol" w:hint="default"/>
-      </w:rPr>
+      <w:numFmt w:val="none"/>
+      <w:suff w:val="nothing"/>
+      <w:lvlText w:val=""/>
+      <w:lvlJc w:val="start"/>
+      <w:pPr>
+        <w:tabs>
+          <w:tab w:val="num" w:pos="0"/>
+        </w:tabs>
+        <w:ind w:start="0" w:hanging="0"/>
+      </w:pPr>
+      <w:rPr/>
     </w:lvl>
     <w:lvl w:ilvl="8">
       <w:start w:val="1"/>
-      <w:numFmt w:val="bullet"/>
-      <w:lvlText w:val=""/>
-      <w:lvlJc w:val="start"/>
-      <w:pPr>
-        <w:tabs>
-          <w:tab w:val="num" w:pos="6381"/>
-        </w:tabs>
-        <w:ind w:start="6381" w:hanging="283"/>
-      </w:pPr>
-      <w:rPr>
-        <w:rFonts w:ascii="Symbol" w:hAnsi="Symbol" w:cs="Symbol" w:hint="default"/>
-      </w:rPr>
+      <w:numFmt w:val="none"/>
+      <w:suff w:val="nothing"/>
+      <w:lvlText w:val=""/>
+      <w:lvlJc w:val="start"/>
+      <w:pPr>
+        <w:tabs>
+          <w:tab w:val="num" w:pos="0"/>
+        </w:tabs>
+        <w:ind w:start="0" w:hanging="0"/>
+      </w:pPr>
+      <w:rPr/>
     </w:lvl>
   </w:abstractNum>
   <w:abstractNum w:abstractNumId="3">
@@ -5012,6 +7631,143 @@
   <w:abstractNum w:abstractNumId="7">
     <w:lvl w:ilvl="0">
       <w:start w:val="1"/>
+      <w:numFmt w:val="bullet"/>
+      <w:lvlText w:val=""/>
+      <w:lvlJc w:val="start"/>
+      <w:pPr>
+        <w:tabs>
+          <w:tab w:val="num" w:pos="709"/>
+        </w:tabs>
+        <w:ind w:start="709" w:hanging="283"/>
+      </w:pPr>
+      <w:rPr>
+        <w:rFonts w:ascii="Symbol" w:hAnsi="Symbol" w:cs="Symbol" w:hint="default"/>
+      </w:rPr>
+    </w:lvl>
+    <w:lvl w:ilvl="1">
+      <w:start w:val="1"/>
+      <w:numFmt w:val="bullet"/>
+      <w:lvlText w:val=""/>
+      <w:lvlJc w:val="start"/>
+      <w:pPr>
+        <w:tabs>
+          <w:tab w:val="num" w:pos="1418"/>
+        </w:tabs>
+        <w:ind w:start="1418" w:hanging="283"/>
+      </w:pPr>
+      <w:rPr>
+        <w:rFonts w:ascii="Symbol" w:hAnsi="Symbol" w:cs="Symbol" w:hint="default"/>
+      </w:rPr>
+    </w:lvl>
+    <w:lvl w:ilvl="2">
+      <w:start w:val="1"/>
+      <w:numFmt w:val="bullet"/>
+      <w:lvlText w:val=""/>
+      <w:lvlJc w:val="start"/>
+      <w:pPr>
+        <w:tabs>
+          <w:tab w:val="num" w:pos="2127"/>
+        </w:tabs>
+        <w:ind w:start="2127" w:hanging="283"/>
+      </w:pPr>
+      <w:rPr>
+        <w:rFonts w:ascii="Symbol" w:hAnsi="Symbol" w:cs="Symbol" w:hint="default"/>
+      </w:rPr>
+    </w:lvl>
+    <w:lvl w:ilvl="3">
+      <w:start w:val="1"/>
+      <w:numFmt w:val="bullet"/>
+      <w:lvlText w:val=""/>
+      <w:lvlJc w:val="start"/>
+      <w:pPr>
+        <w:tabs>
+          <w:tab w:val="num" w:pos="2836"/>
+        </w:tabs>
+        <w:ind w:start="2836" w:hanging="283"/>
+      </w:pPr>
+      <w:rPr>
+        <w:rFonts w:ascii="Symbol" w:hAnsi="Symbol" w:cs="Symbol" w:hint="default"/>
+      </w:rPr>
+    </w:lvl>
+    <w:lvl w:ilvl="4">
+      <w:start w:val="1"/>
+      <w:numFmt w:val="bullet"/>
+      <w:lvlText w:val=""/>
+      <w:lvlJc w:val="start"/>
+      <w:pPr>
+        <w:tabs>
+          <w:tab w:val="num" w:pos="3545"/>
+        </w:tabs>
+        <w:ind w:start="3545" w:hanging="283"/>
+      </w:pPr>
+      <w:rPr>
+        <w:rFonts w:ascii="Symbol" w:hAnsi="Symbol" w:cs="Symbol" w:hint="default"/>
+      </w:rPr>
+    </w:lvl>
+    <w:lvl w:ilvl="5">
+      <w:start w:val="1"/>
+      <w:numFmt w:val="bullet"/>
+      <w:lvlText w:val=""/>
+      <w:lvlJc w:val="start"/>
+      <w:pPr>
+        <w:tabs>
+          <w:tab w:val="num" w:pos="4254"/>
+        </w:tabs>
+        <w:ind w:start="4254" w:hanging="283"/>
+      </w:pPr>
+      <w:rPr>
+        <w:rFonts w:ascii="Symbol" w:hAnsi="Symbol" w:cs="Symbol" w:hint="default"/>
+      </w:rPr>
+    </w:lvl>
+    <w:lvl w:ilvl="6">
+      <w:start w:val="1"/>
+      <w:numFmt w:val="bullet"/>
+      <w:lvlText w:val=""/>
+      <w:lvlJc w:val="start"/>
+      <w:pPr>
+        <w:tabs>
+          <w:tab w:val="num" w:pos="4963"/>
+        </w:tabs>
+        <w:ind w:start="4963" w:hanging="283"/>
+      </w:pPr>
+      <w:rPr>
+        <w:rFonts w:ascii="Symbol" w:hAnsi="Symbol" w:cs="Symbol" w:hint="default"/>
+      </w:rPr>
+    </w:lvl>
+    <w:lvl w:ilvl="7">
+      <w:start w:val="1"/>
+      <w:numFmt w:val="bullet"/>
+      <w:lvlText w:val=""/>
+      <w:lvlJc w:val="start"/>
+      <w:pPr>
+        <w:tabs>
+          <w:tab w:val="num" w:pos="5672"/>
+        </w:tabs>
+        <w:ind w:start="5672" w:hanging="283"/>
+      </w:pPr>
+      <w:rPr>
+        <w:rFonts w:ascii="Symbol" w:hAnsi="Symbol" w:cs="Symbol" w:hint="default"/>
+      </w:rPr>
+    </w:lvl>
+    <w:lvl w:ilvl="8">
+      <w:start w:val="1"/>
+      <w:numFmt w:val="bullet"/>
+      <w:lvlText w:val=""/>
+      <w:lvlJc w:val="start"/>
+      <w:pPr>
+        <w:tabs>
+          <w:tab w:val="num" w:pos="6381"/>
+        </w:tabs>
+        <w:ind w:start="6381" w:hanging="283"/>
+      </w:pPr>
+      <w:rPr>
+        <w:rFonts w:ascii="Symbol" w:hAnsi="Symbol" w:cs="Symbol" w:hint="default"/>
+      </w:rPr>
+    </w:lvl>
+  </w:abstractNum>
+  <w:abstractNum w:abstractNumId="8">
+    <w:lvl w:ilvl="0">
+      <w:start w:val="1"/>
       <w:numFmt w:val="decimal"/>
       <w:lvlText w:val="%1."/>
       <w:lvlJc w:val="start"/>
@@ -5142,6 +7898,1185 @@
       <w:rPr>
         <w:rFonts w:ascii="Symbol" w:hAnsi="Symbol" w:cs="Symbol" w:hint="default"/>
       </w:rPr>
+    </w:lvl>
+  </w:abstractNum>
+  <w:abstractNum w:abstractNumId="9">
+    <w:lvl w:ilvl="0">
+      <w:start w:val="1"/>
+      <w:numFmt w:val="bullet"/>
+      <w:lvlText w:val=""/>
+      <w:lvlJc w:val="start"/>
+      <w:pPr>
+        <w:tabs>
+          <w:tab w:val="num" w:pos="709"/>
+        </w:tabs>
+        <w:ind w:start="709" w:hanging="283"/>
+      </w:pPr>
+      <w:rPr>
+        <w:rFonts w:ascii="Symbol" w:hAnsi="Symbol" w:cs="Symbol" w:hint="default"/>
+      </w:rPr>
+    </w:lvl>
+    <w:lvl w:ilvl="1">
+      <w:start w:val="1"/>
+      <w:numFmt w:val="bullet"/>
+      <w:lvlText w:val=""/>
+      <w:lvlJc w:val="start"/>
+      <w:pPr>
+        <w:tabs>
+          <w:tab w:val="num" w:pos="1418"/>
+        </w:tabs>
+        <w:ind w:start="1418" w:hanging="283"/>
+      </w:pPr>
+      <w:rPr>
+        <w:rFonts w:ascii="Symbol" w:hAnsi="Symbol" w:cs="Symbol" w:hint="default"/>
+      </w:rPr>
+    </w:lvl>
+    <w:lvl w:ilvl="2">
+      <w:start w:val="1"/>
+      <w:numFmt w:val="bullet"/>
+      <w:lvlText w:val=""/>
+      <w:lvlJc w:val="start"/>
+      <w:pPr>
+        <w:tabs>
+          <w:tab w:val="num" w:pos="2127"/>
+        </w:tabs>
+        <w:ind w:start="2127" w:hanging="283"/>
+      </w:pPr>
+      <w:rPr>
+        <w:rFonts w:ascii="Symbol" w:hAnsi="Symbol" w:cs="Symbol" w:hint="default"/>
+      </w:rPr>
+    </w:lvl>
+    <w:lvl w:ilvl="3">
+      <w:start w:val="1"/>
+      <w:numFmt w:val="bullet"/>
+      <w:lvlText w:val=""/>
+      <w:lvlJc w:val="start"/>
+      <w:pPr>
+        <w:tabs>
+          <w:tab w:val="num" w:pos="2836"/>
+        </w:tabs>
+        <w:ind w:start="2836" w:hanging="283"/>
+      </w:pPr>
+      <w:rPr>
+        <w:rFonts w:ascii="Symbol" w:hAnsi="Symbol" w:cs="Symbol" w:hint="default"/>
+      </w:rPr>
+    </w:lvl>
+    <w:lvl w:ilvl="4">
+      <w:start w:val="1"/>
+      <w:numFmt w:val="bullet"/>
+      <w:lvlText w:val=""/>
+      <w:lvlJc w:val="start"/>
+      <w:pPr>
+        <w:tabs>
+          <w:tab w:val="num" w:pos="3545"/>
+        </w:tabs>
+        <w:ind w:start="3545" w:hanging="283"/>
+      </w:pPr>
+      <w:rPr>
+        <w:rFonts w:ascii="Symbol" w:hAnsi="Symbol" w:cs="Symbol" w:hint="default"/>
+      </w:rPr>
+    </w:lvl>
+    <w:lvl w:ilvl="5">
+      <w:start w:val="1"/>
+      <w:numFmt w:val="bullet"/>
+      <w:lvlText w:val=""/>
+      <w:lvlJc w:val="start"/>
+      <w:pPr>
+        <w:tabs>
+          <w:tab w:val="num" w:pos="4254"/>
+        </w:tabs>
+        <w:ind w:start="4254" w:hanging="283"/>
+      </w:pPr>
+      <w:rPr>
+        <w:rFonts w:ascii="Symbol" w:hAnsi="Symbol" w:cs="Symbol" w:hint="default"/>
+      </w:rPr>
+    </w:lvl>
+    <w:lvl w:ilvl="6">
+      <w:start w:val="1"/>
+      <w:numFmt w:val="bullet"/>
+      <w:lvlText w:val=""/>
+      <w:lvlJc w:val="start"/>
+      <w:pPr>
+        <w:tabs>
+          <w:tab w:val="num" w:pos="4963"/>
+        </w:tabs>
+        <w:ind w:start="4963" w:hanging="283"/>
+      </w:pPr>
+      <w:rPr>
+        <w:rFonts w:ascii="Symbol" w:hAnsi="Symbol" w:cs="Symbol" w:hint="default"/>
+      </w:rPr>
+    </w:lvl>
+    <w:lvl w:ilvl="7">
+      <w:start w:val="1"/>
+      <w:numFmt w:val="bullet"/>
+      <w:lvlText w:val=""/>
+      <w:lvlJc w:val="start"/>
+      <w:pPr>
+        <w:tabs>
+          <w:tab w:val="num" w:pos="5672"/>
+        </w:tabs>
+        <w:ind w:start="5672" w:hanging="283"/>
+      </w:pPr>
+      <w:rPr>
+        <w:rFonts w:ascii="Symbol" w:hAnsi="Symbol" w:cs="Symbol" w:hint="default"/>
+      </w:rPr>
+    </w:lvl>
+    <w:lvl w:ilvl="8">
+      <w:start w:val="1"/>
+      <w:numFmt w:val="bullet"/>
+      <w:lvlText w:val=""/>
+      <w:lvlJc w:val="start"/>
+      <w:pPr>
+        <w:tabs>
+          <w:tab w:val="num" w:pos="6381"/>
+        </w:tabs>
+        <w:ind w:start="6381" w:hanging="283"/>
+      </w:pPr>
+      <w:rPr>
+        <w:rFonts w:ascii="Symbol" w:hAnsi="Symbol" w:cs="Symbol" w:hint="default"/>
+      </w:rPr>
+    </w:lvl>
+  </w:abstractNum>
+  <w:abstractNum w:abstractNumId="10">
+    <w:lvl w:ilvl="0">
+      <w:start w:val="1"/>
+      <w:numFmt w:val="bullet"/>
+      <w:lvlText w:val=""/>
+      <w:lvlJc w:val="start"/>
+      <w:pPr>
+        <w:tabs>
+          <w:tab w:val="num" w:pos="709"/>
+        </w:tabs>
+        <w:ind w:start="709" w:hanging="283"/>
+      </w:pPr>
+      <w:rPr>
+        <w:rFonts w:ascii="Symbol" w:hAnsi="Symbol" w:cs="Symbol" w:hint="default"/>
+      </w:rPr>
+    </w:lvl>
+    <w:lvl w:ilvl="1">
+      <w:start w:val="1"/>
+      <w:numFmt w:val="bullet"/>
+      <w:lvlText w:val=""/>
+      <w:lvlJc w:val="start"/>
+      <w:pPr>
+        <w:tabs>
+          <w:tab w:val="num" w:pos="1418"/>
+        </w:tabs>
+        <w:ind w:start="1418" w:hanging="283"/>
+      </w:pPr>
+      <w:rPr>
+        <w:rFonts w:ascii="Symbol" w:hAnsi="Symbol" w:cs="Symbol" w:hint="default"/>
+      </w:rPr>
+    </w:lvl>
+    <w:lvl w:ilvl="2">
+      <w:start w:val="1"/>
+      <w:numFmt w:val="bullet"/>
+      <w:lvlText w:val=""/>
+      <w:lvlJc w:val="start"/>
+      <w:pPr>
+        <w:tabs>
+          <w:tab w:val="num" w:pos="2127"/>
+        </w:tabs>
+        <w:ind w:start="2127" w:hanging="283"/>
+      </w:pPr>
+      <w:rPr>
+        <w:rFonts w:ascii="Symbol" w:hAnsi="Symbol" w:cs="Symbol" w:hint="default"/>
+      </w:rPr>
+    </w:lvl>
+    <w:lvl w:ilvl="3">
+      <w:start w:val="1"/>
+      <w:numFmt w:val="bullet"/>
+      <w:lvlText w:val=""/>
+      <w:lvlJc w:val="start"/>
+      <w:pPr>
+        <w:tabs>
+          <w:tab w:val="num" w:pos="2836"/>
+        </w:tabs>
+        <w:ind w:start="2836" w:hanging="283"/>
+      </w:pPr>
+      <w:rPr>
+        <w:rFonts w:ascii="Symbol" w:hAnsi="Symbol" w:cs="Symbol" w:hint="default"/>
+      </w:rPr>
+    </w:lvl>
+    <w:lvl w:ilvl="4">
+      <w:start w:val="1"/>
+      <w:numFmt w:val="bullet"/>
+      <w:lvlText w:val=""/>
+      <w:lvlJc w:val="start"/>
+      <w:pPr>
+        <w:tabs>
+          <w:tab w:val="num" w:pos="3545"/>
+        </w:tabs>
+        <w:ind w:start="3545" w:hanging="283"/>
+      </w:pPr>
+      <w:rPr>
+        <w:rFonts w:ascii="Symbol" w:hAnsi="Symbol" w:cs="Symbol" w:hint="default"/>
+      </w:rPr>
+    </w:lvl>
+    <w:lvl w:ilvl="5">
+      <w:start w:val="1"/>
+      <w:numFmt w:val="bullet"/>
+      <w:lvlText w:val=""/>
+      <w:lvlJc w:val="start"/>
+      <w:pPr>
+        <w:tabs>
+          <w:tab w:val="num" w:pos="4254"/>
+        </w:tabs>
+        <w:ind w:start="4254" w:hanging="283"/>
+      </w:pPr>
+      <w:rPr>
+        <w:rFonts w:ascii="Symbol" w:hAnsi="Symbol" w:cs="Symbol" w:hint="default"/>
+      </w:rPr>
+    </w:lvl>
+    <w:lvl w:ilvl="6">
+      <w:start w:val="1"/>
+      <w:numFmt w:val="bullet"/>
+      <w:lvlText w:val=""/>
+      <w:lvlJc w:val="start"/>
+      <w:pPr>
+        <w:tabs>
+          <w:tab w:val="num" w:pos="4963"/>
+        </w:tabs>
+        <w:ind w:start="4963" w:hanging="283"/>
+      </w:pPr>
+      <w:rPr>
+        <w:rFonts w:ascii="Symbol" w:hAnsi="Symbol" w:cs="Symbol" w:hint="default"/>
+      </w:rPr>
+    </w:lvl>
+    <w:lvl w:ilvl="7">
+      <w:start w:val="1"/>
+      <w:numFmt w:val="bullet"/>
+      <w:lvlText w:val=""/>
+      <w:lvlJc w:val="start"/>
+      <w:pPr>
+        <w:tabs>
+          <w:tab w:val="num" w:pos="5672"/>
+        </w:tabs>
+        <w:ind w:start="5672" w:hanging="283"/>
+      </w:pPr>
+      <w:rPr>
+        <w:rFonts w:ascii="Symbol" w:hAnsi="Symbol" w:cs="Symbol" w:hint="default"/>
+      </w:rPr>
+    </w:lvl>
+    <w:lvl w:ilvl="8">
+      <w:start w:val="1"/>
+      <w:numFmt w:val="bullet"/>
+      <w:lvlText w:val=""/>
+      <w:lvlJc w:val="start"/>
+      <w:pPr>
+        <w:tabs>
+          <w:tab w:val="num" w:pos="6381"/>
+        </w:tabs>
+        <w:ind w:start="6381" w:hanging="283"/>
+      </w:pPr>
+      <w:rPr>
+        <w:rFonts w:ascii="Symbol" w:hAnsi="Symbol" w:cs="Symbol" w:hint="default"/>
+      </w:rPr>
+    </w:lvl>
+  </w:abstractNum>
+  <w:abstractNum w:abstractNumId="11">
+    <w:lvl w:ilvl="0">
+      <w:start w:val="1"/>
+      <w:numFmt w:val="bullet"/>
+      <w:lvlText w:val=""/>
+      <w:lvlJc w:val="start"/>
+      <w:pPr>
+        <w:tabs>
+          <w:tab w:val="num" w:pos="709"/>
+        </w:tabs>
+        <w:ind w:start="709" w:hanging="283"/>
+      </w:pPr>
+      <w:rPr>
+        <w:rFonts w:ascii="Symbol" w:hAnsi="Symbol" w:cs="Symbol" w:hint="default"/>
+      </w:rPr>
+    </w:lvl>
+    <w:lvl w:ilvl="1">
+      <w:start w:val="1"/>
+      <w:numFmt w:val="bullet"/>
+      <w:lvlText w:val=""/>
+      <w:lvlJc w:val="start"/>
+      <w:pPr>
+        <w:tabs>
+          <w:tab w:val="num" w:pos="1418"/>
+        </w:tabs>
+        <w:ind w:start="1418" w:hanging="283"/>
+      </w:pPr>
+      <w:rPr>
+        <w:rFonts w:ascii="Symbol" w:hAnsi="Symbol" w:cs="Symbol" w:hint="default"/>
+      </w:rPr>
+    </w:lvl>
+    <w:lvl w:ilvl="2">
+      <w:start w:val="1"/>
+      <w:numFmt w:val="bullet"/>
+      <w:lvlText w:val=""/>
+      <w:lvlJc w:val="start"/>
+      <w:pPr>
+        <w:tabs>
+          <w:tab w:val="num" w:pos="2127"/>
+        </w:tabs>
+        <w:ind w:start="2127" w:hanging="283"/>
+      </w:pPr>
+      <w:rPr>
+        <w:rFonts w:ascii="Symbol" w:hAnsi="Symbol" w:cs="Symbol" w:hint="default"/>
+      </w:rPr>
+    </w:lvl>
+    <w:lvl w:ilvl="3">
+      <w:start w:val="1"/>
+      <w:numFmt w:val="bullet"/>
+      <w:lvlText w:val=""/>
+      <w:lvlJc w:val="start"/>
+      <w:pPr>
+        <w:tabs>
+          <w:tab w:val="num" w:pos="2836"/>
+        </w:tabs>
+        <w:ind w:start="2836" w:hanging="283"/>
+      </w:pPr>
+      <w:rPr>
+        <w:rFonts w:ascii="Symbol" w:hAnsi="Symbol" w:cs="Symbol" w:hint="default"/>
+      </w:rPr>
+    </w:lvl>
+    <w:lvl w:ilvl="4">
+      <w:start w:val="1"/>
+      <w:numFmt w:val="bullet"/>
+      <w:lvlText w:val=""/>
+      <w:lvlJc w:val="start"/>
+      <w:pPr>
+        <w:tabs>
+          <w:tab w:val="num" w:pos="3545"/>
+        </w:tabs>
+        <w:ind w:start="3545" w:hanging="283"/>
+      </w:pPr>
+      <w:rPr>
+        <w:rFonts w:ascii="Symbol" w:hAnsi="Symbol" w:cs="Symbol" w:hint="default"/>
+      </w:rPr>
+    </w:lvl>
+    <w:lvl w:ilvl="5">
+      <w:start w:val="1"/>
+      <w:numFmt w:val="bullet"/>
+      <w:lvlText w:val=""/>
+      <w:lvlJc w:val="start"/>
+      <w:pPr>
+        <w:tabs>
+          <w:tab w:val="num" w:pos="4254"/>
+        </w:tabs>
+        <w:ind w:start="4254" w:hanging="283"/>
+      </w:pPr>
+      <w:rPr>
+        <w:rFonts w:ascii="Symbol" w:hAnsi="Symbol" w:cs="Symbol" w:hint="default"/>
+      </w:rPr>
+    </w:lvl>
+    <w:lvl w:ilvl="6">
+      <w:start w:val="1"/>
+      <w:numFmt w:val="bullet"/>
+      <w:lvlText w:val=""/>
+      <w:lvlJc w:val="start"/>
+      <w:pPr>
+        <w:tabs>
+          <w:tab w:val="num" w:pos="4963"/>
+        </w:tabs>
+        <w:ind w:start="4963" w:hanging="283"/>
+      </w:pPr>
+      <w:rPr>
+        <w:rFonts w:ascii="Symbol" w:hAnsi="Symbol" w:cs="Symbol" w:hint="default"/>
+      </w:rPr>
+    </w:lvl>
+    <w:lvl w:ilvl="7">
+      <w:start w:val="1"/>
+      <w:numFmt w:val="bullet"/>
+      <w:lvlText w:val=""/>
+      <w:lvlJc w:val="start"/>
+      <w:pPr>
+        <w:tabs>
+          <w:tab w:val="num" w:pos="5672"/>
+        </w:tabs>
+        <w:ind w:start="5672" w:hanging="283"/>
+      </w:pPr>
+      <w:rPr>
+        <w:rFonts w:ascii="Symbol" w:hAnsi="Symbol" w:cs="Symbol" w:hint="default"/>
+      </w:rPr>
+    </w:lvl>
+    <w:lvl w:ilvl="8">
+      <w:start w:val="1"/>
+      <w:numFmt w:val="bullet"/>
+      <w:lvlText w:val=""/>
+      <w:lvlJc w:val="start"/>
+      <w:pPr>
+        <w:tabs>
+          <w:tab w:val="num" w:pos="6381"/>
+        </w:tabs>
+        <w:ind w:start="6381" w:hanging="283"/>
+      </w:pPr>
+      <w:rPr>
+        <w:rFonts w:ascii="Symbol" w:hAnsi="Symbol" w:cs="Symbol" w:hint="default"/>
+      </w:rPr>
+    </w:lvl>
+  </w:abstractNum>
+  <w:abstractNum w:abstractNumId="12">
+    <w:lvl w:ilvl="0">
+      <w:start w:val="1"/>
+      <w:numFmt w:val="bullet"/>
+      <w:lvlText w:val=""/>
+      <w:lvlJc w:val="start"/>
+      <w:pPr>
+        <w:tabs>
+          <w:tab w:val="num" w:pos="709"/>
+        </w:tabs>
+        <w:ind w:start="709" w:hanging="283"/>
+      </w:pPr>
+      <w:rPr>
+        <w:rFonts w:ascii="Symbol" w:hAnsi="Symbol" w:cs="Symbol" w:hint="default"/>
+      </w:rPr>
+    </w:lvl>
+    <w:lvl w:ilvl="1">
+      <w:start w:val="1"/>
+      <w:numFmt w:val="bullet"/>
+      <w:lvlText w:val=""/>
+      <w:lvlJc w:val="start"/>
+      <w:pPr>
+        <w:tabs>
+          <w:tab w:val="num" w:pos="1418"/>
+        </w:tabs>
+        <w:ind w:start="1418" w:hanging="283"/>
+      </w:pPr>
+      <w:rPr>
+        <w:rFonts w:ascii="Symbol" w:hAnsi="Symbol" w:cs="Symbol" w:hint="default"/>
+      </w:rPr>
+    </w:lvl>
+    <w:lvl w:ilvl="2">
+      <w:start w:val="1"/>
+      <w:numFmt w:val="bullet"/>
+      <w:lvlText w:val=""/>
+      <w:lvlJc w:val="start"/>
+      <w:pPr>
+        <w:tabs>
+          <w:tab w:val="num" w:pos="2127"/>
+        </w:tabs>
+        <w:ind w:start="2127" w:hanging="283"/>
+      </w:pPr>
+      <w:rPr>
+        <w:rFonts w:ascii="Symbol" w:hAnsi="Symbol" w:cs="Symbol" w:hint="default"/>
+      </w:rPr>
+    </w:lvl>
+    <w:lvl w:ilvl="3">
+      <w:start w:val="1"/>
+      <w:numFmt w:val="bullet"/>
+      <w:lvlText w:val=""/>
+      <w:lvlJc w:val="start"/>
+      <w:pPr>
+        <w:tabs>
+          <w:tab w:val="num" w:pos="2836"/>
+        </w:tabs>
+        <w:ind w:start="2836" w:hanging="283"/>
+      </w:pPr>
+      <w:rPr>
+        <w:rFonts w:ascii="Symbol" w:hAnsi="Symbol" w:cs="Symbol" w:hint="default"/>
+      </w:rPr>
+    </w:lvl>
+    <w:lvl w:ilvl="4">
+      <w:start w:val="1"/>
+      <w:numFmt w:val="bullet"/>
+      <w:lvlText w:val=""/>
+      <w:lvlJc w:val="start"/>
+      <w:pPr>
+        <w:tabs>
+          <w:tab w:val="num" w:pos="3545"/>
+        </w:tabs>
+        <w:ind w:start="3545" w:hanging="283"/>
+      </w:pPr>
+      <w:rPr>
+        <w:rFonts w:ascii="Symbol" w:hAnsi="Symbol" w:cs="Symbol" w:hint="default"/>
+      </w:rPr>
+    </w:lvl>
+    <w:lvl w:ilvl="5">
+      <w:start w:val="1"/>
+      <w:numFmt w:val="bullet"/>
+      <w:lvlText w:val=""/>
+      <w:lvlJc w:val="start"/>
+      <w:pPr>
+        <w:tabs>
+          <w:tab w:val="num" w:pos="4254"/>
+        </w:tabs>
+        <w:ind w:start="4254" w:hanging="283"/>
+      </w:pPr>
+      <w:rPr>
+        <w:rFonts w:ascii="Symbol" w:hAnsi="Symbol" w:cs="Symbol" w:hint="default"/>
+      </w:rPr>
+    </w:lvl>
+    <w:lvl w:ilvl="6">
+      <w:start w:val="1"/>
+      <w:numFmt w:val="bullet"/>
+      <w:lvlText w:val=""/>
+      <w:lvlJc w:val="start"/>
+      <w:pPr>
+        <w:tabs>
+          <w:tab w:val="num" w:pos="4963"/>
+        </w:tabs>
+        <w:ind w:start="4963" w:hanging="283"/>
+      </w:pPr>
+      <w:rPr>
+        <w:rFonts w:ascii="Symbol" w:hAnsi="Symbol" w:cs="Symbol" w:hint="default"/>
+      </w:rPr>
+    </w:lvl>
+    <w:lvl w:ilvl="7">
+      <w:start w:val="1"/>
+      <w:numFmt w:val="bullet"/>
+      <w:lvlText w:val=""/>
+      <w:lvlJc w:val="start"/>
+      <w:pPr>
+        <w:tabs>
+          <w:tab w:val="num" w:pos="5672"/>
+        </w:tabs>
+        <w:ind w:start="5672" w:hanging="283"/>
+      </w:pPr>
+      <w:rPr>
+        <w:rFonts w:ascii="Symbol" w:hAnsi="Symbol" w:cs="Symbol" w:hint="default"/>
+      </w:rPr>
+    </w:lvl>
+    <w:lvl w:ilvl="8">
+      <w:start w:val="1"/>
+      <w:numFmt w:val="bullet"/>
+      <w:lvlText w:val=""/>
+      <w:lvlJc w:val="start"/>
+      <w:pPr>
+        <w:tabs>
+          <w:tab w:val="num" w:pos="6381"/>
+        </w:tabs>
+        <w:ind w:start="6381" w:hanging="283"/>
+      </w:pPr>
+      <w:rPr>
+        <w:rFonts w:ascii="Symbol" w:hAnsi="Symbol" w:cs="Symbol" w:hint="default"/>
+      </w:rPr>
+    </w:lvl>
+  </w:abstractNum>
+  <w:abstractNum w:abstractNumId="13">
+    <w:lvl w:ilvl="0">
+      <w:start w:val="1"/>
+      <w:numFmt w:val="decimal"/>
+      <w:lvlText w:val="%1."/>
+      <w:lvlJc w:val="start"/>
+      <w:pPr>
+        <w:tabs>
+          <w:tab w:val="num" w:pos="709"/>
+        </w:tabs>
+        <w:ind w:start="709" w:hanging="283"/>
+      </w:pPr>
+      <w:rPr/>
+    </w:lvl>
+    <w:lvl w:ilvl="1">
+      <w:start w:val="1"/>
+      <w:numFmt w:val="decimal"/>
+      <w:lvlText w:val="%2."/>
+      <w:lvlJc w:val="start"/>
+      <w:pPr>
+        <w:tabs>
+          <w:tab w:val="num" w:pos="1418"/>
+        </w:tabs>
+        <w:ind w:start="1418" w:hanging="283"/>
+      </w:pPr>
+      <w:rPr/>
+    </w:lvl>
+    <w:lvl w:ilvl="2">
+      <w:start w:val="1"/>
+      <w:numFmt w:val="decimal"/>
+      <w:lvlText w:val="%3."/>
+      <w:lvlJc w:val="start"/>
+      <w:pPr>
+        <w:tabs>
+          <w:tab w:val="num" w:pos="2127"/>
+        </w:tabs>
+        <w:ind w:start="2127" w:hanging="283"/>
+      </w:pPr>
+      <w:rPr/>
+    </w:lvl>
+    <w:lvl w:ilvl="3">
+      <w:start w:val="1"/>
+      <w:numFmt w:val="decimal"/>
+      <w:lvlText w:val="%4."/>
+      <w:lvlJc w:val="start"/>
+      <w:pPr>
+        <w:tabs>
+          <w:tab w:val="num" w:pos="2836"/>
+        </w:tabs>
+        <w:ind w:start="2836" w:hanging="283"/>
+      </w:pPr>
+      <w:rPr/>
+    </w:lvl>
+    <w:lvl w:ilvl="4">
+      <w:start w:val="1"/>
+      <w:numFmt w:val="decimal"/>
+      <w:lvlText w:val="%5."/>
+      <w:lvlJc w:val="start"/>
+      <w:pPr>
+        <w:tabs>
+          <w:tab w:val="num" w:pos="3545"/>
+        </w:tabs>
+        <w:ind w:start="3545" w:hanging="283"/>
+      </w:pPr>
+      <w:rPr/>
+    </w:lvl>
+    <w:lvl w:ilvl="5">
+      <w:start w:val="1"/>
+      <w:numFmt w:val="decimal"/>
+      <w:lvlText w:val="%6."/>
+      <w:lvlJc w:val="start"/>
+      <w:pPr>
+        <w:tabs>
+          <w:tab w:val="num" w:pos="4254"/>
+        </w:tabs>
+        <w:ind w:start="4254" w:hanging="283"/>
+      </w:pPr>
+      <w:rPr/>
+    </w:lvl>
+    <w:lvl w:ilvl="6">
+      <w:start w:val="1"/>
+      <w:numFmt w:val="decimal"/>
+      <w:lvlText w:val="%7."/>
+      <w:lvlJc w:val="start"/>
+      <w:pPr>
+        <w:tabs>
+          <w:tab w:val="num" w:pos="4963"/>
+        </w:tabs>
+        <w:ind w:start="4963" w:hanging="283"/>
+      </w:pPr>
+      <w:rPr/>
+    </w:lvl>
+    <w:lvl w:ilvl="7">
+      <w:start w:val="1"/>
+      <w:numFmt w:val="decimal"/>
+      <w:lvlText w:val="%8."/>
+      <w:lvlJc w:val="start"/>
+      <w:pPr>
+        <w:tabs>
+          <w:tab w:val="num" w:pos="5672"/>
+        </w:tabs>
+        <w:ind w:start="5672" w:hanging="283"/>
+      </w:pPr>
+      <w:rPr/>
+    </w:lvl>
+    <w:lvl w:ilvl="8">
+      <w:start w:val="1"/>
+      <w:numFmt w:val="decimal"/>
+      <w:lvlText w:val="%9."/>
+      <w:lvlJc w:val="start"/>
+      <w:pPr>
+        <w:tabs>
+          <w:tab w:val="num" w:pos="6381"/>
+        </w:tabs>
+        <w:ind w:start="6381" w:hanging="283"/>
+      </w:pPr>
+      <w:rPr/>
+    </w:lvl>
+  </w:abstractNum>
+  <w:abstractNum w:abstractNumId="14">
+    <w:lvl w:ilvl="0">
+      <w:start w:val="1"/>
+      <w:numFmt w:val="decimal"/>
+      <w:lvlText w:val="%1."/>
+      <w:lvlJc w:val="start"/>
+      <w:pPr>
+        <w:tabs>
+          <w:tab w:val="num" w:pos="709"/>
+        </w:tabs>
+        <w:ind w:start="709" w:hanging="283"/>
+      </w:pPr>
+      <w:rPr/>
+    </w:lvl>
+    <w:lvl w:ilvl="1">
+      <w:start w:val="1"/>
+      <w:numFmt w:val="decimal"/>
+      <w:lvlText w:val="%2."/>
+      <w:lvlJc w:val="start"/>
+      <w:pPr>
+        <w:tabs>
+          <w:tab w:val="num" w:pos="1418"/>
+        </w:tabs>
+        <w:ind w:start="1418" w:hanging="283"/>
+      </w:pPr>
+      <w:rPr/>
+    </w:lvl>
+    <w:lvl w:ilvl="2">
+      <w:start w:val="1"/>
+      <w:numFmt w:val="decimal"/>
+      <w:lvlText w:val="%3."/>
+      <w:lvlJc w:val="start"/>
+      <w:pPr>
+        <w:tabs>
+          <w:tab w:val="num" w:pos="2127"/>
+        </w:tabs>
+        <w:ind w:start="2127" w:hanging="283"/>
+      </w:pPr>
+      <w:rPr/>
+    </w:lvl>
+    <w:lvl w:ilvl="3">
+      <w:start w:val="1"/>
+      <w:numFmt w:val="decimal"/>
+      <w:lvlText w:val="%4."/>
+      <w:lvlJc w:val="start"/>
+      <w:pPr>
+        <w:tabs>
+          <w:tab w:val="num" w:pos="2836"/>
+        </w:tabs>
+        <w:ind w:start="2836" w:hanging="283"/>
+      </w:pPr>
+      <w:rPr/>
+    </w:lvl>
+    <w:lvl w:ilvl="4">
+      <w:start w:val="1"/>
+      <w:numFmt w:val="decimal"/>
+      <w:lvlText w:val="%5."/>
+      <w:lvlJc w:val="start"/>
+      <w:pPr>
+        <w:tabs>
+          <w:tab w:val="num" w:pos="3545"/>
+        </w:tabs>
+        <w:ind w:start="3545" w:hanging="283"/>
+      </w:pPr>
+      <w:rPr/>
+    </w:lvl>
+    <w:lvl w:ilvl="5">
+      <w:start w:val="1"/>
+      <w:numFmt w:val="decimal"/>
+      <w:lvlText w:val="%6."/>
+      <w:lvlJc w:val="start"/>
+      <w:pPr>
+        <w:tabs>
+          <w:tab w:val="num" w:pos="4254"/>
+        </w:tabs>
+        <w:ind w:start="4254" w:hanging="283"/>
+      </w:pPr>
+      <w:rPr/>
+    </w:lvl>
+    <w:lvl w:ilvl="6">
+      <w:start w:val="1"/>
+      <w:numFmt w:val="decimal"/>
+      <w:lvlText w:val="%7."/>
+      <w:lvlJc w:val="start"/>
+      <w:pPr>
+        <w:tabs>
+          <w:tab w:val="num" w:pos="4963"/>
+        </w:tabs>
+        <w:ind w:start="4963" w:hanging="283"/>
+      </w:pPr>
+      <w:rPr/>
+    </w:lvl>
+    <w:lvl w:ilvl="7">
+      <w:start w:val="1"/>
+      <w:numFmt w:val="decimal"/>
+      <w:lvlText w:val="%8."/>
+      <w:lvlJc w:val="start"/>
+      <w:pPr>
+        <w:tabs>
+          <w:tab w:val="num" w:pos="5672"/>
+        </w:tabs>
+        <w:ind w:start="5672" w:hanging="283"/>
+      </w:pPr>
+      <w:rPr/>
+    </w:lvl>
+    <w:lvl w:ilvl="8">
+      <w:start w:val="1"/>
+      <w:numFmt w:val="decimal"/>
+      <w:lvlText w:val="%9."/>
+      <w:lvlJc w:val="start"/>
+      <w:pPr>
+        <w:tabs>
+          <w:tab w:val="num" w:pos="6381"/>
+        </w:tabs>
+        <w:ind w:start="6381" w:hanging="283"/>
+      </w:pPr>
+      <w:rPr/>
+    </w:lvl>
+  </w:abstractNum>
+  <w:abstractNum w:abstractNumId="15">
+    <w:lvl w:ilvl="0">
+      <w:start w:val="1"/>
+      <w:numFmt w:val="bullet"/>
+      <w:lvlText w:val=""/>
+      <w:lvlJc w:val="start"/>
+      <w:pPr>
+        <w:tabs>
+          <w:tab w:val="num" w:pos="709"/>
+        </w:tabs>
+        <w:ind w:start="709" w:hanging="283"/>
+      </w:pPr>
+      <w:rPr>
+        <w:rFonts w:ascii="Symbol" w:hAnsi="Symbol" w:cs="Symbol" w:hint="default"/>
+      </w:rPr>
+    </w:lvl>
+    <w:lvl w:ilvl="1">
+      <w:start w:val="1"/>
+      <w:numFmt w:val="bullet"/>
+      <w:lvlText w:val=""/>
+      <w:lvlJc w:val="start"/>
+      <w:pPr>
+        <w:tabs>
+          <w:tab w:val="num" w:pos="1418"/>
+        </w:tabs>
+        <w:ind w:start="1418" w:hanging="283"/>
+      </w:pPr>
+      <w:rPr>
+        <w:rFonts w:ascii="Symbol" w:hAnsi="Symbol" w:cs="Symbol" w:hint="default"/>
+      </w:rPr>
+    </w:lvl>
+    <w:lvl w:ilvl="2">
+      <w:start w:val="1"/>
+      <w:numFmt w:val="bullet"/>
+      <w:lvlText w:val=""/>
+      <w:lvlJc w:val="start"/>
+      <w:pPr>
+        <w:tabs>
+          <w:tab w:val="num" w:pos="2127"/>
+        </w:tabs>
+        <w:ind w:start="2127" w:hanging="283"/>
+      </w:pPr>
+      <w:rPr>
+        <w:rFonts w:ascii="Symbol" w:hAnsi="Symbol" w:cs="Symbol" w:hint="default"/>
+      </w:rPr>
+    </w:lvl>
+    <w:lvl w:ilvl="3">
+      <w:start w:val="1"/>
+      <w:numFmt w:val="bullet"/>
+      <w:lvlText w:val=""/>
+      <w:lvlJc w:val="start"/>
+      <w:pPr>
+        <w:tabs>
+          <w:tab w:val="num" w:pos="2836"/>
+        </w:tabs>
+        <w:ind w:start="2836" w:hanging="283"/>
+      </w:pPr>
+      <w:rPr>
+        <w:rFonts w:ascii="Symbol" w:hAnsi="Symbol" w:cs="Symbol" w:hint="default"/>
+      </w:rPr>
+    </w:lvl>
+    <w:lvl w:ilvl="4">
+      <w:start w:val="1"/>
+      <w:numFmt w:val="bullet"/>
+      <w:lvlText w:val=""/>
+      <w:lvlJc w:val="start"/>
+      <w:pPr>
+        <w:tabs>
+          <w:tab w:val="num" w:pos="3545"/>
+        </w:tabs>
+        <w:ind w:start="3545" w:hanging="283"/>
+      </w:pPr>
+      <w:rPr>
+        <w:rFonts w:ascii="Symbol" w:hAnsi="Symbol" w:cs="Symbol" w:hint="default"/>
+      </w:rPr>
+    </w:lvl>
+    <w:lvl w:ilvl="5">
+      <w:start w:val="1"/>
+      <w:numFmt w:val="bullet"/>
+      <w:lvlText w:val=""/>
+      <w:lvlJc w:val="start"/>
+      <w:pPr>
+        <w:tabs>
+          <w:tab w:val="num" w:pos="4254"/>
+        </w:tabs>
+        <w:ind w:start="4254" w:hanging="283"/>
+      </w:pPr>
+      <w:rPr>
+        <w:rFonts w:ascii="Symbol" w:hAnsi="Symbol" w:cs="Symbol" w:hint="default"/>
+      </w:rPr>
+    </w:lvl>
+    <w:lvl w:ilvl="6">
+      <w:start w:val="1"/>
+      <w:numFmt w:val="bullet"/>
+      <w:lvlText w:val=""/>
+      <w:lvlJc w:val="start"/>
+      <w:pPr>
+        <w:tabs>
+          <w:tab w:val="num" w:pos="4963"/>
+        </w:tabs>
+        <w:ind w:start="4963" w:hanging="283"/>
+      </w:pPr>
+      <w:rPr>
+        <w:rFonts w:ascii="Symbol" w:hAnsi="Symbol" w:cs="Symbol" w:hint="default"/>
+      </w:rPr>
+    </w:lvl>
+    <w:lvl w:ilvl="7">
+      <w:start w:val="1"/>
+      <w:numFmt w:val="bullet"/>
+      <w:lvlText w:val=""/>
+      <w:lvlJc w:val="start"/>
+      <w:pPr>
+        <w:tabs>
+          <w:tab w:val="num" w:pos="5672"/>
+        </w:tabs>
+        <w:ind w:start="5672" w:hanging="283"/>
+      </w:pPr>
+      <w:rPr>
+        <w:rFonts w:ascii="Symbol" w:hAnsi="Symbol" w:cs="Symbol" w:hint="default"/>
+      </w:rPr>
+    </w:lvl>
+    <w:lvl w:ilvl="8">
+      <w:start w:val="1"/>
+      <w:numFmt w:val="bullet"/>
+      <w:lvlText w:val=""/>
+      <w:lvlJc w:val="start"/>
+      <w:pPr>
+        <w:tabs>
+          <w:tab w:val="num" w:pos="6381"/>
+        </w:tabs>
+        <w:ind w:start="6381" w:hanging="283"/>
+      </w:pPr>
+      <w:rPr>
+        <w:rFonts w:ascii="Symbol" w:hAnsi="Symbol" w:cs="Symbol" w:hint="default"/>
+      </w:rPr>
+    </w:lvl>
+  </w:abstractNum>
+  <w:abstractNum w:abstractNumId="16">
+    <w:lvl w:ilvl="0">
+      <w:start w:val="1"/>
+      <w:numFmt w:val="bullet"/>
+      <w:lvlText w:val=""/>
+      <w:lvlJc w:val="start"/>
+      <w:pPr>
+        <w:tabs>
+          <w:tab w:val="num" w:pos="709"/>
+        </w:tabs>
+        <w:ind w:start="709" w:hanging="283"/>
+      </w:pPr>
+      <w:rPr>
+        <w:rFonts w:ascii="Symbol" w:hAnsi="Symbol" w:cs="Symbol" w:hint="default"/>
+      </w:rPr>
+    </w:lvl>
+    <w:lvl w:ilvl="1">
+      <w:start w:val="1"/>
+      <w:numFmt w:val="bullet"/>
+      <w:lvlText w:val=""/>
+      <w:lvlJc w:val="start"/>
+      <w:pPr>
+        <w:tabs>
+          <w:tab w:val="num" w:pos="1418"/>
+        </w:tabs>
+        <w:ind w:start="1418" w:hanging="283"/>
+      </w:pPr>
+      <w:rPr>
+        <w:rFonts w:ascii="Symbol" w:hAnsi="Symbol" w:cs="Symbol" w:hint="default"/>
+      </w:rPr>
+    </w:lvl>
+    <w:lvl w:ilvl="2">
+      <w:start w:val="1"/>
+      <w:numFmt w:val="bullet"/>
+      <w:lvlText w:val=""/>
+      <w:lvlJc w:val="start"/>
+      <w:pPr>
+        <w:tabs>
+          <w:tab w:val="num" w:pos="2127"/>
+        </w:tabs>
+        <w:ind w:start="2127" w:hanging="283"/>
+      </w:pPr>
+      <w:rPr>
+        <w:rFonts w:ascii="Symbol" w:hAnsi="Symbol" w:cs="Symbol" w:hint="default"/>
+      </w:rPr>
+    </w:lvl>
+    <w:lvl w:ilvl="3">
+      <w:start w:val="1"/>
+      <w:numFmt w:val="bullet"/>
+      <w:lvlText w:val=""/>
+      <w:lvlJc w:val="start"/>
+      <w:pPr>
+        <w:tabs>
+          <w:tab w:val="num" w:pos="2836"/>
+        </w:tabs>
+        <w:ind w:start="2836" w:hanging="283"/>
+      </w:pPr>
+      <w:rPr>
+        <w:rFonts w:ascii="Symbol" w:hAnsi="Symbol" w:cs="Symbol" w:hint="default"/>
+      </w:rPr>
+    </w:lvl>
+    <w:lvl w:ilvl="4">
+      <w:start w:val="1"/>
+      <w:numFmt w:val="bullet"/>
+      <w:lvlText w:val=""/>
+      <w:lvlJc w:val="start"/>
+      <w:pPr>
+        <w:tabs>
+          <w:tab w:val="num" w:pos="3545"/>
+        </w:tabs>
+        <w:ind w:start="3545" w:hanging="283"/>
+      </w:pPr>
+      <w:rPr>
+        <w:rFonts w:ascii="Symbol" w:hAnsi="Symbol" w:cs="Symbol" w:hint="default"/>
+      </w:rPr>
+    </w:lvl>
+    <w:lvl w:ilvl="5">
+      <w:start w:val="1"/>
+      <w:numFmt w:val="bullet"/>
+      <w:lvlText w:val=""/>
+      <w:lvlJc w:val="start"/>
+      <w:pPr>
+        <w:tabs>
+          <w:tab w:val="num" w:pos="4254"/>
+        </w:tabs>
+        <w:ind w:start="4254" w:hanging="283"/>
+      </w:pPr>
+      <w:rPr>
+        <w:rFonts w:ascii="Symbol" w:hAnsi="Symbol" w:cs="Symbol" w:hint="default"/>
+      </w:rPr>
+    </w:lvl>
+    <w:lvl w:ilvl="6">
+      <w:start w:val="1"/>
+      <w:numFmt w:val="bullet"/>
+      <w:lvlText w:val=""/>
+      <w:lvlJc w:val="start"/>
+      <w:pPr>
+        <w:tabs>
+          <w:tab w:val="num" w:pos="4963"/>
+        </w:tabs>
+        <w:ind w:start="4963" w:hanging="283"/>
+      </w:pPr>
+      <w:rPr>
+        <w:rFonts w:ascii="Symbol" w:hAnsi="Symbol" w:cs="Symbol" w:hint="default"/>
+      </w:rPr>
+    </w:lvl>
+    <w:lvl w:ilvl="7">
+      <w:start w:val="1"/>
+      <w:numFmt w:val="bullet"/>
+      <w:lvlText w:val=""/>
+      <w:lvlJc w:val="start"/>
+      <w:pPr>
+        <w:tabs>
+          <w:tab w:val="num" w:pos="5672"/>
+        </w:tabs>
+        <w:ind w:start="5672" w:hanging="283"/>
+      </w:pPr>
+      <w:rPr>
+        <w:rFonts w:ascii="Symbol" w:hAnsi="Symbol" w:cs="Symbol" w:hint="default"/>
+      </w:rPr>
+    </w:lvl>
+    <w:lvl w:ilvl="8">
+      <w:start w:val="1"/>
+      <w:numFmt w:val="bullet"/>
+      <w:lvlText w:val=""/>
+      <w:lvlJc w:val="start"/>
+      <w:pPr>
+        <w:tabs>
+          <w:tab w:val="num" w:pos="6381"/>
+        </w:tabs>
+        <w:ind w:start="6381" w:hanging="283"/>
+      </w:pPr>
+      <w:rPr>
+        <w:rFonts w:ascii="Symbol" w:hAnsi="Symbol" w:cs="Symbol" w:hint="default"/>
+      </w:rPr>
+    </w:lvl>
+  </w:abstractNum>
+  <w:abstractNum w:abstractNumId="17">
+    <w:lvl w:ilvl="0">
+      <w:start w:val="1"/>
+      <w:numFmt w:val="none"/>
+      <w:suff w:val="nothing"/>
+      <w:lvlText w:val=""/>
+      <w:lvlJc w:val="start"/>
+      <w:pPr>
+        <w:tabs>
+          <w:tab w:val="num" w:pos="0"/>
+        </w:tabs>
+        <w:ind w:start="0" w:hanging="0"/>
+      </w:pPr>
+    </w:lvl>
+    <w:lvl w:ilvl="1">
+      <w:start w:val="1"/>
+      <w:numFmt w:val="none"/>
+      <w:suff w:val="nothing"/>
+      <w:lvlText w:val=""/>
+      <w:lvlJc w:val="start"/>
+      <w:pPr>
+        <w:tabs>
+          <w:tab w:val="num" w:pos="0"/>
+        </w:tabs>
+        <w:ind w:start="0" w:hanging="0"/>
+      </w:pPr>
+    </w:lvl>
+    <w:lvl w:ilvl="2">
+      <w:start w:val="1"/>
+      <w:numFmt w:val="none"/>
+      <w:suff w:val="nothing"/>
+      <w:lvlText w:val=""/>
+      <w:lvlJc w:val="start"/>
+      <w:pPr>
+        <w:tabs>
+          <w:tab w:val="num" w:pos="0"/>
+        </w:tabs>
+        <w:ind w:start="0" w:hanging="0"/>
+      </w:pPr>
+    </w:lvl>
+    <w:lvl w:ilvl="3">
+      <w:start w:val="1"/>
+      <w:numFmt w:val="none"/>
+      <w:suff w:val="nothing"/>
+      <w:lvlText w:val=""/>
+      <w:lvlJc w:val="start"/>
+      <w:pPr>
+        <w:tabs>
+          <w:tab w:val="num" w:pos="0"/>
+        </w:tabs>
+        <w:ind w:start="0" w:hanging="0"/>
+      </w:pPr>
+    </w:lvl>
+    <w:lvl w:ilvl="4">
+      <w:start w:val="1"/>
+      <w:numFmt w:val="none"/>
+      <w:suff w:val="nothing"/>
+      <w:lvlText w:val=""/>
+      <w:lvlJc w:val="start"/>
+      <w:pPr>
+        <w:tabs>
+          <w:tab w:val="num" w:pos="0"/>
+        </w:tabs>
+        <w:ind w:start="0" w:hanging="0"/>
+      </w:pPr>
+    </w:lvl>
+    <w:lvl w:ilvl="5">
+      <w:start w:val="1"/>
+      <w:numFmt w:val="none"/>
+      <w:suff w:val="nothing"/>
+      <w:lvlText w:val=""/>
+      <w:lvlJc w:val="start"/>
+      <w:pPr>
+        <w:tabs>
+          <w:tab w:val="num" w:pos="0"/>
+        </w:tabs>
+        <w:ind w:start="0" w:hanging="0"/>
+      </w:pPr>
+    </w:lvl>
+    <w:lvl w:ilvl="6">
+      <w:start w:val="1"/>
+      <w:numFmt w:val="none"/>
+      <w:suff w:val="nothing"/>
+      <w:lvlText w:val=""/>
+      <w:lvlJc w:val="start"/>
+      <w:pPr>
+        <w:tabs>
+          <w:tab w:val="num" w:pos="0"/>
+        </w:tabs>
+        <w:ind w:start="0" w:hanging="0"/>
+      </w:pPr>
+    </w:lvl>
+    <w:lvl w:ilvl="7">
+      <w:start w:val="1"/>
+      <w:numFmt w:val="none"/>
+      <w:suff w:val="nothing"/>
+      <w:lvlText w:val=""/>
+      <w:lvlJc w:val="start"/>
+      <w:pPr>
+        <w:tabs>
+          <w:tab w:val="num" w:pos="0"/>
+        </w:tabs>
+        <w:ind w:start="0" w:hanging="0"/>
+      </w:pPr>
+    </w:lvl>
+    <w:lvl w:ilvl="8">
+      <w:start w:val="1"/>
+      <w:numFmt w:val="none"/>
+      <w:suff w:val="nothing"/>
+      <w:lvlText w:val=""/>
+      <w:lvlJc w:val="start"/>
+      <w:pPr>
+        <w:tabs>
+          <w:tab w:val="num" w:pos="0"/>
+        </w:tabs>
+        <w:ind w:start="0" w:hanging="0"/>
+      </w:pPr>
     </w:lvl>
   </w:abstractNum>
   <w:num w:numId="1">
@@ -5165,6 +9100,36 @@
   <w:num w:numId="7">
     <w:abstractNumId w:val="7"/>
   </w:num>
+  <w:num w:numId="8">
+    <w:abstractNumId w:val="8"/>
+  </w:num>
+  <w:num w:numId="9">
+    <w:abstractNumId w:val="9"/>
+  </w:num>
+  <w:num w:numId="10">
+    <w:abstractNumId w:val="10"/>
+  </w:num>
+  <w:num w:numId="11">
+    <w:abstractNumId w:val="11"/>
+  </w:num>
+  <w:num w:numId="12">
+    <w:abstractNumId w:val="12"/>
+  </w:num>
+  <w:num w:numId="13">
+    <w:abstractNumId w:val="13"/>
+  </w:num>
+  <w:num w:numId="14">
+    <w:abstractNumId w:val="14"/>
+  </w:num>
+  <w:num w:numId="15">
+    <w:abstractNumId w:val="15"/>
+  </w:num>
+  <w:num w:numId="16">
+    <w:abstractNumId w:val="16"/>
+  </w:num>
+  <w:num w:numId="17">
+    <w:abstractNumId w:val="17"/>
+  </w:num>
 </w:numbering>
 </file>
 
@@ -5205,15 +9170,35 @@
       <w:lang w:val="ru-RU" w:eastAsia="zh-CN" w:bidi="hi-IN"/>
     </w:rPr>
   </w:style>
+  <w:style w:type="paragraph" w:styleId="Heading1">
+    <w:name w:val="heading 1"/>
+    <w:basedOn w:val="user2"/>
+    <w:next w:val="BodyText"/>
+    <w:qFormat/>
+    <w:pPr>
+      <w:numPr>
+        <w:ilvl w:val="0"/>
+        <w:numId w:val="1"/>
+      </w:numPr>
+      <w:spacing w:before="240" w:after="120"/>
+      <w:outlineLvl w:val="0"/>
+    </w:pPr>
+    <w:rPr>
+      <w:b/>
+      <w:bCs/>
+      <w:sz w:val="36"/>
+      <w:szCs w:val="36"/>
+    </w:rPr>
+  </w:style>
   <w:style w:type="paragraph" w:styleId="Heading2">
     <w:name w:val="heading 2"/>
-    <w:basedOn w:val="Style14"/>
+    <w:basedOn w:val="Style13"/>
     <w:next w:val="BodyText"/>
     <w:qFormat/>
     <w:pPr>
       <w:numPr>
         <w:ilvl w:val="1"/>
-        <w:numId w:val="1"/>
+        <w:numId w:val="2"/>
       </w:numPr>
       <w:spacing w:before="200" w:after="120"/>
       <w:outlineLvl w:val="1"/>
@@ -5227,13 +9212,13 @@
   </w:style>
   <w:style w:type="paragraph" w:styleId="Heading3">
     <w:name w:val="heading 3"/>
-    <w:basedOn w:val="Style14"/>
+    <w:basedOn w:val="Style13"/>
     <w:next w:val="BodyText"/>
     <w:qFormat/>
     <w:pPr>
       <w:numPr>
         <w:ilvl w:val="2"/>
-        <w:numId w:val="1"/>
+        <w:numId w:val="2"/>
       </w:numPr>
       <w:spacing w:before="140" w:after="120"/>
       <w:outlineLvl w:val="2"/>
@@ -5245,19 +9230,39 @@
       <w:szCs w:val="28"/>
     </w:rPr>
   </w:style>
-  <w:style w:type="character" w:styleId="Style12">
+  <w:style w:type="character" w:styleId="Style11">
     <w:name w:val="Маркеры"/>
     <w:qFormat/>
     <w:rPr>
       <w:rFonts w:ascii="OpenSymbol" w:hAnsi="OpenSymbol" w:eastAsia="OpenSymbol" w:cs="OpenSymbol"/>
     </w:rPr>
   </w:style>
-  <w:style w:type="character" w:styleId="Style13">
+  <w:style w:type="character" w:styleId="Style12">
     <w:name w:val="Символ нумерации"/>
     <w:qFormat/>
     <w:rPr/>
   </w:style>
-  <w:style w:type="paragraph" w:styleId="Style14">
+  <w:style w:type="character" w:styleId="user">
+    <w:name w:val="Маркеры (user)"/>
+    <w:qFormat/>
+    <w:rPr>
+      <w:rFonts w:ascii="OpenSymbol" w:hAnsi="OpenSymbol" w:eastAsia="OpenSymbol" w:cs="OpenSymbol"/>
+    </w:rPr>
+  </w:style>
+  <w:style w:type="character" w:styleId="user1">
+    <w:name w:val="Символ нумерации (user)"/>
+    <w:qFormat/>
+    <w:rPr/>
+  </w:style>
+  <w:style w:type="character" w:styleId="Strong">
+    <w:name w:val="Strong"/>
+    <w:qFormat/>
+    <w:rPr>
+      <w:b/>
+      <w:bCs/>
+    </w:rPr>
+  </w:style>
+  <w:style w:type="paragraph" w:styleId="Style13">
     <w:name w:val="Заголовок"/>
     <w:basedOn w:val="Normal"/>
     <w:next w:val="BodyText"/>
@@ -5304,7 +9309,7 @@
       <w:szCs w:val="24"/>
     </w:rPr>
   </w:style>
-  <w:style w:type="paragraph" w:styleId="Style15">
+  <w:style w:type="paragraph" w:styleId="Style14">
     <w:name w:val="Указатель"/>
     <w:basedOn w:val="Normal"/>
     <w:qFormat/>
@@ -5315,7 +9320,7 @@
       <w:rFonts w:cs="Arial"/>
     </w:rPr>
   </w:style>
-  <w:style w:type="paragraph" w:styleId="user">
+  <w:style w:type="paragraph" w:styleId="user2">
     <w:name w:val="Заголовок (user)"/>
     <w:basedOn w:val="Normal"/>
     <w:next w:val="BodyText"/>
@@ -5330,7 +9335,7 @@
       <w:szCs w:val="28"/>
     </w:rPr>
   </w:style>
-  <w:style w:type="paragraph" w:styleId="user1">
+  <w:style w:type="paragraph" w:styleId="user3">
     <w:name w:val="Указатель (user)"/>
     <w:basedOn w:val="Normal"/>
     <w:qFormat/>
@@ -5341,7 +9346,7 @@
       <w:rFonts w:cs="Arial"/>
     </w:rPr>
   </w:style>
-  <w:style w:type="paragraph" w:styleId="Style16">
+  <w:style w:type="paragraph" w:styleId="Style15">
     <w:name w:val="Горизонтальная линия"/>
     <w:basedOn w:val="Normal"/>
     <w:next w:val="BodyText"/>
@@ -5358,7 +9363,7 @@
       <w:szCs w:val="12"/>
     </w:rPr>
   </w:style>
-  <w:style w:type="paragraph" w:styleId="Style17">
+  <w:style w:type="paragraph" w:styleId="Style16">
     <w:name w:val="Содержимое таблицы"/>
     <w:basedOn w:val="Normal"/>
     <w:qFormat/>
@@ -5368,9 +9373,9 @@
     </w:pPr>
     <w:rPr/>
   </w:style>
-  <w:style w:type="paragraph" w:styleId="Style18">
+  <w:style w:type="paragraph" w:styleId="Style17">
     <w:name w:val="Заголовок таблицы"/>
-    <w:basedOn w:val="Style17"/>
+    <w:basedOn w:val="Style16"/>
     <w:qFormat/>
     <w:pPr>
       <w:suppressLineNumbers/>
@@ -5381,8 +9386,38 @@
       <w:bCs/>
     </w:rPr>
   </w:style>
-  <w:style w:type="paragraph" w:styleId="Style19">
+  <w:style w:type="paragraph" w:styleId="Style18">
     <w:name w:val="Текст в заданном формате"/>
+    <w:basedOn w:val="Normal"/>
+    <w:qFormat/>
+    <w:pPr>
+      <w:spacing w:before="0" w:after="0"/>
+    </w:pPr>
+    <w:rPr>
+      <w:rFonts w:ascii="Liberation Mono" w:hAnsi="Liberation Mono" w:eastAsia="NSimSun" w:cs="Liberation Mono"/>
+      <w:sz w:val="20"/>
+      <w:szCs w:val="20"/>
+    </w:rPr>
+  </w:style>
+  <w:style w:type="paragraph" w:styleId="user4">
+    <w:name w:val="Горизонтальная линия (user)"/>
+    <w:basedOn w:val="Normal"/>
+    <w:next w:val="BodyText"/>
+    <w:qFormat/>
+    <w:pPr>
+      <w:suppressLineNumbers/>
+      <w:pBdr>
+        <w:bottom w:val="double" w:sz="2" w:space="0" w:color="808080"/>
+      </w:pBdr>
+      <w:spacing w:before="0" w:after="283"/>
+    </w:pPr>
+    <w:rPr>
+      <w:sz w:val="12"/>
+      <w:szCs w:val="12"/>
+    </w:rPr>
+  </w:style>
+  <w:style w:type="paragraph" w:styleId="user5">
+    <w:name w:val="Текст в заданном формате (user)"/>
     <w:basedOn w:val="Normal"/>
     <w:qFormat/>
     <w:pPr>
